--- a/theory.docx
+++ b/theory.docx
@@ -189,7 +189,6 @@
         </w:rPr>
         <w:t>系</w:t>
       </w:r>
-      <w:proofErr w:type="gramStart"/>
       <w:r>
         <w:rPr>
           <w:b/>
@@ -197,7 +196,6 @@
         </w:rPr>
         <w:br/>
       </w:r>
-      <w:proofErr w:type="gramEnd"/>
       <w:r>
         <w:rPr>
           <w:rFonts w:hAnsi="標楷體"/>
@@ -355,7 +353,6 @@
               </w:rPr>
             </w:pPr>
             <w:bookmarkStart w:id="3" w:name="_Hlk219137306"/>
-            <w:proofErr w:type="gramStart"/>
             <w:r>
               <w:rPr>
                 <w:rFonts w:hint="eastAsia"/>
@@ -364,7 +361,6 @@
               </w:rPr>
               <w:t>研</w:t>
             </w:r>
-            <w:proofErr w:type="gramEnd"/>
             <w:r>
               <w:rPr>
                 <w:rFonts w:hint="eastAsia"/>
@@ -433,7 +429,6 @@
                 <w:sz w:val="36"/>
               </w:rPr>
             </w:pPr>
-            <w:proofErr w:type="gramStart"/>
             <w:r>
               <w:rPr>
                 <w:rFonts w:hint="eastAsia"/>
@@ -442,7 +437,6 @@
               </w:rPr>
               <w:t>陳泓任</w:t>
             </w:r>
-            <w:proofErr w:type="gramEnd"/>
           </w:p>
         </w:tc>
         <w:tc>
@@ -802,14 +796,6 @@
       <w:pPr>
         <w:widowControl/>
       </w:pPr>
-      <w:proofErr w:type="spellStart"/>
-      <w:r>
-        <w:rPr>
-          <w:rFonts w:hint="eastAsia"/>
-        </w:rPr>
-        <w:t>gjioregjiorejgiorjeoigj</w:t>
-      </w:r>
-      <w:proofErr w:type="spellEnd"/>
     </w:p>
     <w:p>
       <w:pPr>
@@ -864,20 +850,12 @@
         </w:numPr>
       </w:pPr>
       <w:bookmarkStart w:id="17" w:name="_Toc227851165"/>
-      <w:proofErr w:type="gramStart"/>
       <w:r>
         <w:rPr>
           <w:rFonts w:hint="eastAsia"/>
         </w:rPr>
         <w:lastRenderedPageBreak/>
-        <w:t>誌</w:t>
-      </w:r>
-      <w:proofErr w:type="gramEnd"/>
-      <w:r>
-        <w:rPr>
-          <w:rFonts w:hint="eastAsia"/>
-        </w:rPr>
-        <w:t>謝</w:t>
+        <w:t>誌謝</w:t>
       </w:r>
       <w:bookmarkEnd w:id="17"/>
     </w:p>
@@ -2734,29 +2712,13 @@
         <w:jc w:val="both"/>
       </w:pPr>
       <w:r>
-        <w:t>磁制動，又稱</w:t>
-      </w:r>
-      <w:proofErr w:type="gramStart"/>
-      <w:r>
-        <w:t>渦</w:t>
-      </w:r>
-      <w:proofErr w:type="gramEnd"/>
-      <w:r>
-        <w:t>電流制動，若在運作時引入一套調節制動性能之機制，則為可調節磁制動</w:t>
+        <w:t>磁制動，又稱渦電流制動，若在運作時引入一套調節制動性能之機制，則為可調節磁制動</w:t>
       </w:r>
       <w:r>
         <w:t>(Regulating magnetic brake)</w:t>
       </w:r>
       <w:r>
-        <w:t>。這種制動方式不僅可以通過控制磁場大小來實現，亦或利用機構在運作時，對設計參數或機構進行調節以實現性能的調節。當調節功能建立在無須任何電力控制系統之下，僅單靠</w:t>
-      </w:r>
-      <w:proofErr w:type="gramStart"/>
-      <w:r>
-        <w:t>機構作動來</w:t>
-      </w:r>
-      <w:proofErr w:type="gramEnd"/>
-      <w:r>
-        <w:t>達成機制時，則稱之為自調節磁制動</w:t>
+        <w:t>。這種制動方式不僅可以通過控制磁場大小來實現，亦或利用機構在運作時，對設計參數或機構進行調節以實現性能的調節。當調節功能建立在無須任何電力控制系統之下，僅單靠機構作動來達成機制時，則稱之為自調節磁制動</w:t>
       </w:r>
       <w:r>
         <w:t>(Self-regulating magnetic brake</w:t>
@@ -2777,6 +2739,18 @@
         <w:jc w:val="both"/>
       </w:pPr>
       <w:bookmarkStart w:id="19" w:name="_Toc227851167"/>
+      <w:r>
+        <w:rPr>
+          <w:rFonts w:hint="eastAsia"/>
+        </w:rPr>
+        <w:t>小型風機</w:t>
+      </w:r>
+    </w:p>
+    <w:p>
+      <w:pPr>
+        <w:pStyle w:val="2"/>
+        <w:jc w:val="both"/>
+      </w:pPr>
       <w:r>
         <w:rPr>
           <w:rFonts w:hint="eastAsia"/>
@@ -2809,40 +2783,19 @@
         <w:t>(Faraday's law)</w:t>
       </w:r>
       <w:r>
-        <w:t>，在導體</w:t>
-      </w:r>
-      <w:proofErr w:type="gramStart"/>
-      <w:r>
-        <w:t>內部產</w:t>
-      </w:r>
-      <w:proofErr w:type="gramEnd"/>
+        <w:t>，在導體內部產</w:t>
+      </w:r>
       <w:r>
         <w:t xml:space="preserve"> </w:t>
       </w:r>
       <w:r>
-        <w:t>生內循環環狀電流，即渦電流。</w:t>
-      </w:r>
-      <w:proofErr w:type="gramStart"/>
-      <w:r>
-        <w:t>渦</w:t>
-      </w:r>
-      <w:proofErr w:type="gramEnd"/>
-      <w:r>
-        <w:t>電流產生之磁場抵抗原有的磁場，產生與旋轉方向</w:t>
+        <w:t>生內循環環狀電流，即渦電流。渦電流產生之磁場抵抗原有的磁場，產生與旋轉方向</w:t>
       </w:r>
       <w:r>
         <w:t xml:space="preserve"> </w:t>
       </w:r>
       <w:r>
-        <w:t>相反之</w:t>
-      </w:r>
-      <w:proofErr w:type="gramStart"/>
-      <w:r>
-        <w:t>切向力</w:t>
-      </w:r>
-      <w:proofErr w:type="gramEnd"/>
-      <w:r>
-        <w:t>，進而制動在磁場中運動之導體。</w:t>
+        <w:t>相反之切向力，進而制動在磁場中運動之導體。</w:t>
       </w:r>
     </w:p>
     <w:p>
@@ -2865,26 +2818,13 @@
         <w:jc w:val="both"/>
       </w:pPr>
       <w:r>
-        <w:t>在可調節的技術層面，利用電磁鐵來控制磁場大小</w:t>
-      </w:r>
-      <w:proofErr w:type="gramStart"/>
-      <w:r>
-        <w:t>或磁流變液</w:t>
-      </w:r>
-      <w:proofErr w:type="gramEnd"/>
+        <w:t>在可調節的技術層面，利用電磁鐵來控制磁場大小或磁流變液</w:t>
+      </w:r>
       <w:r>
         <w:t>(Magneto rheological fluid, MRF)</w:t>
       </w:r>
       <w:r>
-        <w:t>之黏滯係數，或是利用馬達控制機構改變</w:t>
-      </w:r>
-      <w:proofErr w:type="gramStart"/>
-      <w:r>
-        <w:t>氣隙或</w:t>
-      </w:r>
-      <w:proofErr w:type="gramEnd"/>
-      <w:r>
-        <w:t>感應面積的幾</w:t>
+        <w:t>之黏滯係數，或是利用馬達控制機構改變氣隙或感應面積的幾</w:t>
       </w:r>
       <w:r>
         <w:t xml:space="preserve"> </w:t>
@@ -3004,6 +2944,7 @@
         <w:jc w:val="both"/>
       </w:pPr>
       <w:r>
+        <w:lastRenderedPageBreak/>
         <w:t>在問題定義階段，本研究將設計變數區分為「主動設計參數」（如磁鐵尺寸</w:t>
       </w:r>
       <w:r>
@@ -3033,10 +2974,10 @@
             <v:path o:extrusionok="f" gradientshapeok="t" o:connecttype="rect"/>
             <o:lock v:ext="edit" aspectratio="t"/>
           </v:shapetype>
-          <v:shape id="_x0000_i1025" type="#_x0000_t75" style="width:11.9pt;height:18.15pt" o:ole="">
+          <v:shape id="_x0000_i1025" type="#_x0000_t75" style="width:12pt;height:18pt" o:ole="">
             <v:imagedata r:id="rId15" o:title=""/>
           </v:shape>
-          <o:OLEObject Type="Embed" ProgID="Equation.DSMT4" ShapeID="_x0000_i1025" DrawAspect="Content" ObjectID="_1838756439" r:id="rId16"/>
+          <o:OLEObject Type="Embed" ProgID="Equation.DSMT4" ShapeID="_x0000_i1025" DrawAspect="Content" ObjectID="_1844883278" r:id="rId16"/>
         </w:object>
       </w:r>
       <w:r>
@@ -3050,10 +2991,10 @@
           <w:position w:val="-12"/>
         </w:rPr>
         <w:object w:dxaOrig="279" w:dyaOrig="360" w14:anchorId="0133F332">
-          <v:shape id="_x0000_i1026" type="#_x0000_t75" style="width:14.4pt;height:18.15pt" o:ole="">
+          <v:shape id="_x0000_i1026" type="#_x0000_t75" style="width:14.25pt;height:18pt" o:ole="">
             <v:imagedata r:id="rId17" o:title=""/>
           </v:shape>
-          <o:OLEObject Type="Embed" ProgID="Equation.DSMT4" ShapeID="_x0000_i1026" DrawAspect="Content" ObjectID="_1838756440" r:id="rId18"/>
+          <o:OLEObject Type="Embed" ProgID="Equation.DSMT4" ShapeID="_x0000_i1026" DrawAspect="Content" ObjectID="_1844883279" r:id="rId18"/>
         </w:object>
       </w:r>
       <w:r>
@@ -3064,10 +3005,10 @@
           <w:position w:val="-10"/>
         </w:rPr>
         <w:object w:dxaOrig="240" w:dyaOrig="260" w14:anchorId="165525E8">
-          <v:shape id="_x0000_i1027" type="#_x0000_t75" style="width:11.9pt;height:12.5pt" o:ole="">
+          <v:shape id="_x0000_i1027" type="#_x0000_t75" style="width:12pt;height:12pt" o:ole="">
             <v:imagedata r:id="rId19" o:title=""/>
           </v:shape>
-          <o:OLEObject Type="Embed" ProgID="Equation.DSMT4" ShapeID="_x0000_i1027" DrawAspect="Content" ObjectID="_1838756441" r:id="rId20"/>
+          <o:OLEObject Type="Embed" ProgID="Equation.DSMT4" ShapeID="_x0000_i1027" DrawAspect="Content" ObjectID="_1844883280" r:id="rId20"/>
         </w:object>
       </w:r>
       <w:r>
@@ -3077,11 +3018,7 @@
         <w:t>）。</w:t>
       </w:r>
       <w:r>
-        <w:t>研究範疇</w:t>
-      </w:r>
-      <w:r>
-        <w:lastRenderedPageBreak/>
-        <w:t>聚焦於</w:t>
+        <w:t>研究範疇聚焦於</w:t>
       </w:r>
       <w:r>
         <w:rPr>
@@ -3094,10 +3031,10 @@
           <w:position w:val="-6"/>
         </w:rPr>
         <w:object w:dxaOrig="240" w:dyaOrig="220" w14:anchorId="33BBA4BA">
-          <v:shape id="_x0000_i1028" type="#_x0000_t75" style="width:11.9pt;height:10.65pt" o:ole="">
+          <v:shape id="_x0000_i1028" type="#_x0000_t75" style="width:12pt;height:10.5pt" o:ole="">
             <v:imagedata r:id="rId21" o:title=""/>
           </v:shape>
-          <o:OLEObject Type="Embed" ProgID="Equation.DSMT4" ShapeID="_x0000_i1028" DrawAspect="Content" ObjectID="_1838756442" r:id="rId22"/>
+          <o:OLEObject Type="Embed" ProgID="Equation.DSMT4" ShapeID="_x0000_i1028" DrawAspect="Content" ObjectID="_1844883281" r:id="rId22"/>
         </w:object>
       </w:r>
       <w:r>
@@ -3111,10 +3048,10 @@
           <w:position w:val="-10"/>
         </w:rPr>
         <w:object w:dxaOrig="220" w:dyaOrig="260" w14:anchorId="40AB4252">
-          <v:shape id="_x0000_i1029" type="#_x0000_t75" style="width:10.65pt;height:12.5pt" o:ole="">
+          <v:shape id="_x0000_i1029" type="#_x0000_t75" style="width:10.5pt;height:12pt" o:ole="">
             <v:imagedata r:id="rId23" o:title=""/>
           </v:shape>
-          <o:OLEObject Type="Embed" ProgID="Equation.DSMT4" ShapeID="_x0000_i1029" DrawAspect="Content" ObjectID="_1838756443" r:id="rId24"/>
+          <o:OLEObject Type="Embed" ProgID="Equation.DSMT4" ShapeID="_x0000_i1029" DrawAspect="Content" ObjectID="_1844883282" r:id="rId24"/>
         </w:object>
       </w:r>
       <w:r>
@@ -3178,13 +3115,6 @@
         <w:t>論文架構</w:t>
       </w:r>
       <w:bookmarkEnd w:id="24"/>
-    </w:p>
-    <w:p>
-      <w:pPr>
-        <w:widowControl/>
-        <w:ind w:firstLineChars="200" w:firstLine="480"/>
-        <w:jc w:val="both"/>
-      </w:pPr>
     </w:p>
     <w:p>
       <w:pPr>
@@ -3227,21 +3157,7 @@
         <w:rPr>
           <w:rFonts w:hint="eastAsia"/>
         </w:rPr>
-        <w:t>為了進行後續分析，首先需要決定自調節機構</w:t>
-      </w:r>
-      <w:proofErr w:type="gramStart"/>
-      <w:r>
-        <w:rPr>
-          <w:rFonts w:hint="eastAsia"/>
-        </w:rPr>
-        <w:t>構</w:t>
-      </w:r>
-      <w:proofErr w:type="gramEnd"/>
-      <w:r>
-        <w:rPr>
-          <w:rFonts w:hint="eastAsia"/>
-        </w:rPr>
-        <w:t>型，並建立動態自調節機構理論模型。</w:t>
+        <w:t>為了進行後續分析，首先需要決定自調節機構構型，並建立動態自調節機構理論模型。</w:t>
       </w:r>
     </w:p>
     <w:p>
@@ -3250,7 +3166,6 @@
         <w:jc w:val="both"/>
       </w:pPr>
       <w:bookmarkStart w:id="26" w:name="_Toc227851174"/>
-      <w:proofErr w:type="gramStart"/>
       <w:r>
         <w:rPr>
           <w:rFonts w:hint="eastAsia"/>
@@ -3261,14 +3176,7 @@
         <w:rPr>
           <w:rFonts w:hint="eastAsia"/>
         </w:rPr>
-        <w:t>特徵</w:t>
-      </w:r>
-      <w:proofErr w:type="gramEnd"/>
-      <w:r>
-        <w:rPr>
-          <w:rFonts w:hint="eastAsia"/>
-        </w:rPr>
-        <w:t>與研究範圍界定</w:t>
+        <w:t>特徵與研究範圍界定</w:t>
       </w:r>
       <w:bookmarkEnd w:id="26"/>
     </w:p>
@@ -3470,10 +3378,10 @@
           <w:lang w:val="en-CA"/>
         </w:rPr>
         <w:object w:dxaOrig="5200" w:dyaOrig="700" w14:anchorId="227FD791">
-          <v:shape id="_x0000_i1030" type="#_x0000_t75" style="width:259.2pt;height:35.05pt" o:ole="">
+          <v:shape id="_x0000_i1030" type="#_x0000_t75" style="width:258.75pt;height:35.25pt" o:ole="">
             <v:imagedata r:id="rId26" o:title=""/>
           </v:shape>
-          <o:OLEObject Type="Embed" ProgID="Equation.DSMT4" ShapeID="_x0000_i1030" DrawAspect="Content" ObjectID="_1838756444" r:id="rId27"/>
+          <o:OLEObject Type="Embed" ProgID="Equation.DSMT4" ShapeID="_x0000_i1030" DrawAspect="Content" ObjectID="_1844883283" r:id="rId27"/>
         </w:object>
       </w:r>
     </w:p>
@@ -3491,10 +3399,10 @@
           <w:lang w:val="en-CA"/>
         </w:rPr>
         <w:object w:dxaOrig="2920" w:dyaOrig="380" w14:anchorId="1D7D8C9A">
-          <v:shape id="_x0000_i1031" type="#_x0000_t75" style="width:145.25pt;height:20.05pt" o:ole="">
+          <v:shape id="_x0000_i1031" type="#_x0000_t75" style="width:145.5pt;height:20.25pt" o:ole="">
             <v:imagedata r:id="rId28" o:title=""/>
           </v:shape>
-          <o:OLEObject Type="Embed" ProgID="Equation.DSMT4" ShapeID="_x0000_i1031" DrawAspect="Content" ObjectID="_1838756445" r:id="rId29"/>
+          <o:OLEObject Type="Embed" ProgID="Equation.DSMT4" ShapeID="_x0000_i1031" DrawAspect="Content" ObjectID="_1844883284" r:id="rId29"/>
         </w:object>
       </w:r>
     </w:p>
@@ -3590,53 +3498,28 @@
           <w:rFonts w:hint="eastAsia"/>
           <w:lang w:val="en-CA"/>
         </w:rPr>
-        <w:t>其原理為透過旋轉運動產生的離心力，帶動機構中的滾子向外</w:t>
-      </w:r>
-      <w:proofErr w:type="gramStart"/>
+        <w:t>其原理為透過旋轉運動產生的離心力，帶動機構中的滾子向外側甩出，搭配</w:t>
+      </w:r>
       <w:r>
         <w:rPr>
           <w:rFonts w:hint="eastAsia"/>
           <w:lang w:val="en-CA"/>
         </w:rPr>
-        <w:t>側甩出</w:t>
-      </w:r>
-      <w:proofErr w:type="gramEnd"/>
+        <w:t>V</w:t>
+      </w:r>
       <w:r>
         <w:rPr>
           <w:rFonts w:hint="eastAsia"/>
           <w:lang w:val="en-CA"/>
         </w:rPr>
-        <w:t>，搭配</w:t>
+        <w:t>型</w:t>
       </w:r>
       <w:r>
         <w:rPr>
           <w:rFonts w:hint="eastAsia"/>
           <w:lang w:val="en-CA"/>
         </w:rPr>
-        <w:t>V</w:t>
-      </w:r>
-      <w:r>
-        <w:rPr>
-          <w:rFonts w:hint="eastAsia"/>
-          <w:lang w:val="en-CA"/>
-        </w:rPr>
-        <w:t>型</w:t>
-      </w:r>
-      <w:proofErr w:type="gramStart"/>
-      <w:r>
-        <w:rPr>
-          <w:rFonts w:hint="eastAsia"/>
-          <w:lang w:val="en-CA"/>
-        </w:rPr>
-        <w:t>楔形面</w:t>
-      </w:r>
-      <w:proofErr w:type="gramEnd"/>
-      <w:r>
-        <w:rPr>
-          <w:rFonts w:hint="eastAsia"/>
-          <w:lang w:val="en-CA"/>
-        </w:rPr>
-        <w:t>推動導體盤</w:t>
+        <w:t>楔形面推動導體盤</w:t>
       </w:r>
       <w:r>
         <w:rPr>
@@ -4192,7 +4075,6 @@
               </w:rPr>
               <w:t>、</w:t>
             </w:r>
-            <w:proofErr w:type="gramStart"/>
             <w:r>
               <w:rPr>
                 <w:rFonts w:hint="eastAsia"/>
@@ -4209,7 +4091,6 @@
               </w:rPr>
               <w:t>形示意圖</w:t>
             </w:r>
-            <w:proofErr w:type="gramEnd"/>
           </w:p>
         </w:tc>
       </w:tr>
@@ -4277,10 +4158,10 @@
           <w:position w:val="-14"/>
         </w:rPr>
         <w:object w:dxaOrig="1100" w:dyaOrig="380" w14:anchorId="4CBE8E8E">
-          <v:shape id="_x0000_i1032" type="#_x0000_t75" style="width:55.7pt;height:18.8pt" o:ole="">
+          <v:shape id="_x0000_i1032" type="#_x0000_t75" style="width:56.25pt;height:18.75pt" o:ole="">
             <v:imagedata r:id="rId34" o:title=""/>
           </v:shape>
-          <o:OLEObject Type="Embed" ProgID="Equation.DSMT4" ShapeID="_x0000_i1032" DrawAspect="Content" ObjectID="_1838756446" r:id="rId35"/>
+          <o:OLEObject Type="Embed" ProgID="Equation.DSMT4" ShapeID="_x0000_i1032" DrawAspect="Content" ObjectID="_1844883285" r:id="rId35"/>
         </w:object>
       </w:r>
       <w:r>
@@ -4289,48 +4170,39 @@
         </w:rPr>
         <w:t>的轉速</w:t>
       </w:r>
-      <w:proofErr w:type="gramStart"/>
       <w:r>
         <w:rPr>
           <w:rFonts w:hint="eastAsia"/>
           <w:lang w:val="en-CA"/>
         </w:rPr>
-        <w:t>—</w:t>
-      </w:r>
-      <w:proofErr w:type="gramEnd"/>
+        <w:t>—扭矩</w:t>
+      </w:r>
       <w:r>
         <w:rPr>
           <w:rFonts w:hint="eastAsia"/>
           <w:lang w:val="en-CA"/>
         </w:rPr>
-        <w:t>扭矩</w:t>
+        <w:t>示意</w:t>
       </w:r>
       <w:r>
         <w:rPr>
           <w:rFonts w:hint="eastAsia"/>
           <w:lang w:val="en-CA"/>
         </w:rPr>
-        <w:t>示意</w:t>
+        <w:t>圖</w:t>
       </w:r>
       <w:r>
         <w:rPr>
           <w:rFonts w:hint="eastAsia"/>
           <w:lang w:val="en-CA"/>
         </w:rPr>
-        <w:t>圖</w:t>
+        <w:t>，當轉速到達</w:t>
       </w:r>
       <w:r>
         <w:rPr>
           <w:rFonts w:hint="eastAsia"/>
           <w:lang w:val="en-CA"/>
         </w:rPr>
-        <w:t>，當轉速到達</w:t>
-      </w:r>
-      <w:r>
-        <w:rPr>
-          <w:rFonts w:hint="eastAsia"/>
-          <w:lang w:val="en-CA"/>
-        </w:rPr>
         <w:t xml:space="preserve"> </w:t>
       </w:r>
       <w:r>
@@ -4338,10 +4210,10 @@
           <w:position w:val="-12"/>
         </w:rPr>
         <w:object w:dxaOrig="380" w:dyaOrig="360" w14:anchorId="2248DB2A">
-          <v:shape id="_x0000_i1033" type="#_x0000_t75" style="width:18.8pt;height:18.15pt" o:ole="">
+          <v:shape id="_x0000_i1033" type="#_x0000_t75" style="width:18.75pt;height:18pt" o:ole="">
             <v:imagedata r:id="rId36" o:title=""/>
           </v:shape>
-          <o:OLEObject Type="Embed" ProgID="Equation.DSMT4" ShapeID="_x0000_i1033" DrawAspect="Content" ObjectID="_1838756447" r:id="rId37"/>
+          <o:OLEObject Type="Embed" ProgID="Equation.DSMT4" ShapeID="_x0000_i1033" DrawAspect="Content" ObjectID="_1844883286" r:id="rId37"/>
         </w:object>
       </w:r>
       <w:r>
@@ -4368,61 +4240,36 @@
           <w:rFonts w:hint="eastAsia"/>
           <w:lang w:val="en-CA"/>
         </w:rPr>
-        <w:t>點處），自調節機構</w:t>
-      </w:r>
-      <w:proofErr w:type="gramStart"/>
+        <w:t>點處），自調節機構開始作動，沿著曲線</w:t>
+      </w:r>
       <w:r>
         <w:rPr>
           <w:rFonts w:hint="eastAsia"/>
           <w:lang w:val="en-CA"/>
         </w:rPr>
-        <w:t>開始作動</w:t>
-      </w:r>
-      <w:proofErr w:type="gramEnd"/>
+        <w:t>3</w:t>
+      </w:r>
       <w:r>
         <w:rPr>
           <w:rFonts w:hint="eastAsia"/>
           <w:lang w:val="en-CA"/>
         </w:rPr>
-        <w:t>，沿著曲線</w:t>
+        <w:t>上升至</w:t>
       </w:r>
       <w:r>
         <w:rPr>
           <w:rFonts w:hint="eastAsia"/>
           <w:lang w:val="en-CA"/>
         </w:rPr>
-        <w:t>3</w:t>
+        <w:t>B</w:t>
       </w:r>
       <w:r>
         <w:rPr>
           <w:rFonts w:hint="eastAsia"/>
           <w:lang w:val="en-CA"/>
         </w:rPr>
-        <w:t>上升至</w:t>
-      </w:r>
-      <w:r>
-        <w:rPr>
-          <w:rFonts w:hint="eastAsia"/>
-          <w:lang w:val="en-CA"/>
-        </w:rPr>
-        <w:t>B</w:t>
-      </w:r>
-      <w:r>
-        <w:rPr>
-          <w:rFonts w:hint="eastAsia"/>
-          <w:lang w:val="en-CA"/>
-        </w:rPr>
-        <w:t>點，機構方</w:t>
-      </w:r>
-      <w:proofErr w:type="gramStart"/>
-      <w:r>
-        <w:rPr>
-          <w:rFonts w:hint="eastAsia"/>
-          <w:lang w:val="en-CA"/>
-        </w:rPr>
-        <w:t>結束作動</w:t>
-      </w:r>
-      <w:proofErr w:type="gramEnd"/>
+        <w:t>點，機構方結束作動</w:t>
+      </w:r>
       <w:r>
         <w:rPr>
           <w:rFonts w:hint="eastAsia"/>
@@ -4440,10 +4287,10 @@
           <w:position w:val="-12"/>
         </w:rPr>
         <w:object w:dxaOrig="320" w:dyaOrig="360" w14:anchorId="78335201">
-          <v:shape id="_x0000_i1034" type="#_x0000_t75" style="width:15.65pt;height:18.15pt" o:ole="">
+          <v:shape id="_x0000_i1034" type="#_x0000_t75" style="width:15.75pt;height:18pt" o:ole="">
             <v:imagedata r:id="rId38" o:title=""/>
           </v:shape>
-          <o:OLEObject Type="Embed" ProgID="Equation.DSMT4" ShapeID="_x0000_i1034" DrawAspect="Content" ObjectID="_1838756448" r:id="rId39"/>
+          <o:OLEObject Type="Embed" ProgID="Equation.DSMT4" ShapeID="_x0000_i1034" DrawAspect="Content" ObjectID="_1844883287" r:id="rId39"/>
         </w:object>
       </w:r>
       <w:r>
@@ -4475,10 +4322,10 @@
           <w:position w:val="-12"/>
         </w:rPr>
         <w:object w:dxaOrig="320" w:dyaOrig="360" w14:anchorId="1E9BF9C5">
-          <v:shape id="_x0000_i1035" type="#_x0000_t75" style="width:15.65pt;height:18.15pt" o:ole="">
+          <v:shape id="_x0000_i1035" type="#_x0000_t75" style="width:15.75pt;height:18pt" o:ole="">
             <v:imagedata r:id="rId40" o:title=""/>
           </v:shape>
-          <o:OLEObject Type="Embed" ProgID="Equation.DSMT4" ShapeID="_x0000_i1035" DrawAspect="Content" ObjectID="_1838756449" r:id="rId41"/>
+          <o:OLEObject Type="Embed" ProgID="Equation.DSMT4" ShapeID="_x0000_i1035" DrawAspect="Content" ObjectID="_1844883288" r:id="rId41"/>
         </w:object>
       </w:r>
       <w:r>
@@ -4492,10 +4339,10 @@
           <w:position w:val="-14"/>
         </w:rPr>
         <w:object w:dxaOrig="520" w:dyaOrig="380" w14:anchorId="4AD08BBC">
-          <v:shape id="_x0000_i1036" type="#_x0000_t75" style="width:26.3pt;height:18.8pt" o:ole="">
+          <v:shape id="_x0000_i1036" type="#_x0000_t75" style="width:26.25pt;height:18.75pt" o:ole="">
             <v:imagedata r:id="rId42" o:title=""/>
           </v:shape>
-          <o:OLEObject Type="Embed" ProgID="Equation.DSMT4" ShapeID="_x0000_i1036" DrawAspect="Content" ObjectID="_1838756450" r:id="rId43"/>
+          <o:OLEObject Type="Embed" ProgID="Equation.DSMT4" ShapeID="_x0000_i1036" DrawAspect="Content" ObjectID="_1844883289" r:id="rId43"/>
         </w:object>
       </w:r>
       <w:r>
@@ -4509,10 +4356,10 @@
           <w:position w:val="-14"/>
         </w:rPr>
         <w:object w:dxaOrig="360" w:dyaOrig="380" w14:anchorId="7356077E">
-          <v:shape id="_x0000_i1037" type="#_x0000_t75" style="width:18.15pt;height:18.8pt" o:ole="">
+          <v:shape id="_x0000_i1037" type="#_x0000_t75" style="width:18pt;height:18.75pt" o:ole="">
             <v:imagedata r:id="rId44" o:title=""/>
           </v:shape>
-          <o:OLEObject Type="Embed" ProgID="Equation.DSMT4" ShapeID="_x0000_i1037" DrawAspect="Content" ObjectID="_1838756451" r:id="rId45"/>
+          <o:OLEObject Type="Embed" ProgID="Equation.DSMT4" ShapeID="_x0000_i1037" DrawAspect="Content" ObjectID="_1844883290" r:id="rId45"/>
         </w:object>
       </w:r>
       <w:r>
@@ -4613,10 +4460,10 @@
                 <w:position w:val="-32"/>
               </w:rPr>
               <w:object w:dxaOrig="1660" w:dyaOrig="740" w14:anchorId="381ABF7B">
-                <v:shape id="_x0000_i1038" type="#_x0000_t75" style="width:83.25pt;height:36.95pt" o:ole="">
+                <v:shape id="_x0000_i1038" type="#_x0000_t75" style="width:83.25pt;height:36.75pt" o:ole="">
                   <v:imagedata r:id="rId46" o:title=""/>
                 </v:shape>
-                <o:OLEObject Type="Embed" ProgID="Equation.DSMT4" ShapeID="_x0000_i1038" DrawAspect="Content" ObjectID="_1838756452" r:id="rId47"/>
+                <o:OLEObject Type="Embed" ProgID="Equation.DSMT4" ShapeID="_x0000_i1038" DrawAspect="Content" ObjectID="_1844883291" r:id="rId47"/>
               </w:object>
             </w:r>
           </w:p>
@@ -4864,9 +4711,8 @@
                 <w:szCs w:val="24"/>
                 <w:lang w:val="en-CA"/>
               </w:rPr>
-              <w:t>、轉速</w:t>
-            </w:r>
-            <w:proofErr w:type="gramStart"/>
+              <w:t>、轉速—扭矩</w:t>
+            </w:r>
             <w:r>
               <w:rPr>
                 <w:rFonts w:hint="eastAsia"/>
@@ -4874,9 +4720,8 @@
                 <w:szCs w:val="24"/>
                 <w:lang w:val="en-CA"/>
               </w:rPr>
-              <w:t>—</w:t>
-            </w:r>
-            <w:proofErr w:type="gramEnd"/>
+              <w:t>示意</w:t>
+            </w:r>
             <w:r>
               <w:rPr>
                 <w:rFonts w:hint="eastAsia"/>
@@ -4884,24 +4729,6 @@
                 <w:szCs w:val="24"/>
                 <w:lang w:val="en-CA"/>
               </w:rPr>
-              <w:t>扭矩</w:t>
-            </w:r>
-            <w:r>
-              <w:rPr>
-                <w:rFonts w:hint="eastAsia"/>
-                <w:sz w:val="24"/>
-                <w:szCs w:val="24"/>
-                <w:lang w:val="en-CA"/>
-              </w:rPr>
-              <w:t>示意</w:t>
-            </w:r>
-            <w:r>
-              <w:rPr>
-                <w:rFonts w:hint="eastAsia"/>
-                <w:sz w:val="24"/>
-                <w:szCs w:val="24"/>
-                <w:lang w:val="en-CA"/>
-              </w:rPr>
               <w:t>圖</w:t>
             </w:r>
             <w:bookmarkEnd w:id="32"/>
@@ -4968,10 +4795,10 @@
           <w:position w:val="-14"/>
         </w:rPr>
         <w:object w:dxaOrig="1100" w:dyaOrig="380" w14:anchorId="2024C4D6">
-          <v:shape id="_x0000_i1039" type="#_x0000_t75" style="width:55.7pt;height:18.8pt" o:ole="">
+          <v:shape id="_x0000_i1039" type="#_x0000_t75" style="width:56.25pt;height:18.75pt" o:ole="">
             <v:imagedata r:id="rId34" o:title=""/>
           </v:shape>
-          <o:OLEObject Type="Embed" ProgID="Equation.DSMT4" ShapeID="_x0000_i1039" DrawAspect="Content" ObjectID="_1838756453" r:id="rId49"/>
+          <o:OLEObject Type="Embed" ProgID="Equation.DSMT4" ShapeID="_x0000_i1039" DrawAspect="Content" ObjectID="_1844883292" r:id="rId49"/>
         </w:object>
       </w:r>
       <w:r>
@@ -4985,10 +4812,10 @@
           <w:position w:val="-14"/>
         </w:rPr>
         <w:object w:dxaOrig="3340" w:dyaOrig="380" w14:anchorId="45DB1B24">
-          <v:shape id="_x0000_i1040" type="#_x0000_t75" style="width:167.15pt;height:18.8pt" o:ole="">
+          <v:shape id="_x0000_i1040" type="#_x0000_t75" style="width:167.25pt;height:18.75pt" o:ole="">
             <v:imagedata r:id="rId50" o:title=""/>
           </v:shape>
-          <o:OLEObject Type="Embed" ProgID="Equation.DSMT4" ShapeID="_x0000_i1040" DrawAspect="Content" ObjectID="_1838756454" r:id="rId51"/>
+          <o:OLEObject Type="Embed" ProgID="Equation.DSMT4" ShapeID="_x0000_i1040" DrawAspect="Content" ObjectID="_1844883293" r:id="rId51"/>
         </w:object>
       </w:r>
       <w:r>
@@ -5011,10 +4838,10 @@
           <w:position w:val="-6"/>
         </w:rPr>
         <w:object w:dxaOrig="240" w:dyaOrig="220" w14:anchorId="3E081A67">
-          <v:shape id="_x0000_i1041" type="#_x0000_t75" style="width:11.9pt;height:10.65pt" o:ole="">
+          <v:shape id="_x0000_i1041" type="#_x0000_t75" style="width:12pt;height:10.5pt" o:ole="">
             <v:imagedata r:id="rId21" o:title=""/>
           </v:shape>
-          <o:OLEObject Type="Embed" ProgID="Equation.DSMT4" ShapeID="_x0000_i1041" DrawAspect="Content" ObjectID="_1838756455" r:id="rId52"/>
+          <o:OLEObject Type="Embed" ProgID="Equation.DSMT4" ShapeID="_x0000_i1041" DrawAspect="Content" ObjectID="_1844883294" r:id="rId52"/>
         </w:object>
       </w:r>
       <w:r>
@@ -5028,10 +4855,10 @@
           <w:position w:val="-10"/>
         </w:rPr>
         <w:object w:dxaOrig="220" w:dyaOrig="260" w14:anchorId="018E8CB5">
-          <v:shape id="_x0000_i1042" type="#_x0000_t75" style="width:10.65pt;height:12.5pt" o:ole="">
+          <v:shape id="_x0000_i1042" type="#_x0000_t75" style="width:10.5pt;height:12pt" o:ole="">
             <v:imagedata r:id="rId23" o:title=""/>
           </v:shape>
-          <o:OLEObject Type="Embed" ProgID="Equation.DSMT4" ShapeID="_x0000_i1042" DrawAspect="Content" ObjectID="_1838756456" r:id="rId53"/>
+          <o:OLEObject Type="Embed" ProgID="Equation.DSMT4" ShapeID="_x0000_i1042" DrawAspect="Content" ObjectID="_1844883295" r:id="rId53"/>
         </w:object>
       </w:r>
       <w:r>
@@ -5633,16 +5460,8 @@
         <w:rPr>
           <w:rFonts w:hint="eastAsia"/>
         </w:rPr>
-        <w:t>磁石端固定，導體端旋轉的</w:t>
-      </w:r>
-      <w:proofErr w:type="gramStart"/>
-      <w:r>
-        <w:rPr>
-          <w:rFonts w:hint="eastAsia"/>
-        </w:rPr>
-        <w:t>軸向磁制動器</w:t>
-      </w:r>
-      <w:proofErr w:type="gramEnd"/>
+        <w:t>磁石端固定，導體端旋轉的軸向磁制動器</w:t>
+      </w:r>
     </w:p>
     <w:p>
       <w:pPr>
@@ -5667,19 +5486,11 @@
         <w:pStyle w:val="a"/>
         <w:ind w:left="960" w:hanging="480"/>
       </w:pPr>
-      <w:proofErr w:type="gramStart"/>
-      <w:r>
-        <w:rPr>
-          <w:rFonts w:hint="eastAsia"/>
-        </w:rPr>
-        <w:t>背鐵無磁</w:t>
-      </w:r>
-      <w:proofErr w:type="gramEnd"/>
-      <w:r>
-        <w:rPr>
-          <w:rFonts w:hint="eastAsia"/>
-        </w:rPr>
-        <w:t>飽和</w:t>
+      <w:r>
+        <w:rPr>
+          <w:rFonts w:hint="eastAsia"/>
+        </w:rPr>
+        <w:t>背鐵無磁飽和</w:t>
       </w:r>
     </w:p>
     <w:p>
@@ -5711,10 +5522,10 @@
           <w:lang w:val="en-CA"/>
         </w:rPr>
         <w:object w:dxaOrig="1100" w:dyaOrig="279" w14:anchorId="0AD38B19">
-          <v:shape id="_x0000_i1043" type="#_x0000_t75" style="width:54.45pt;height:14.4pt" o:ole="">
+          <v:shape id="_x0000_i1043" type="#_x0000_t75" style="width:54pt;height:14.25pt" o:ole="">
             <v:imagedata r:id="rId54" o:title=""/>
           </v:shape>
-          <o:OLEObject Type="Embed" ProgID="Equation.DSMT4" ShapeID="_x0000_i1043" DrawAspect="Content" ObjectID="_1838756457" r:id="rId55"/>
+          <o:OLEObject Type="Embed" ProgID="Equation.DSMT4" ShapeID="_x0000_i1043" DrawAspect="Content" ObjectID="_1844883296" r:id="rId55"/>
         </w:object>
       </w:r>
     </w:p>
@@ -6104,7 +5915,6 @@
                 <w:lang w:val="en-CA"/>
               </w:rPr>
             </w:pPr>
-            <w:proofErr w:type="gramStart"/>
             <w:r>
               <w:rPr>
                 <w:rFonts w:hint="eastAsia"/>
@@ -6112,7 +5922,6 @@
               </w:rPr>
               <w:t>背鐵</w:t>
             </w:r>
-            <w:proofErr w:type="gramEnd"/>
           </w:p>
         </w:tc>
         <w:tc>
@@ -7902,7 +7711,6 @@
                 <w:lang w:val="en-CA"/>
               </w:rPr>
             </w:pPr>
-            <w:proofErr w:type="gramStart"/>
             <w:r>
               <w:rPr>
                 <w:rFonts w:hint="eastAsia"/>
@@ -7910,7 +7718,6 @@
               </w:rPr>
               <w:t>極數</w:t>
             </w:r>
-            <w:proofErr w:type="gramEnd"/>
           </w:p>
         </w:tc>
         <w:tc>
@@ -8384,7 +8191,6 @@
                 <w:lang w:val="en-CA"/>
               </w:rPr>
             </w:pPr>
-            <w:proofErr w:type="gramStart"/>
             <w:r>
               <w:rPr>
                 <w:rFonts w:hint="eastAsia"/>
@@ -8392,7 +8198,6 @@
               </w:rPr>
               <w:t>楔形面</w:t>
             </w:r>
-            <w:proofErr w:type="gramEnd"/>
           </w:p>
         </w:tc>
         <w:tc>
@@ -9293,8 +9098,8 @@
         <w:tblLook w:val="04A0" w:firstRow="1" w:lastRow="0" w:firstColumn="1" w:lastColumn="0" w:noHBand="0" w:noVBand="1"/>
       </w:tblPr>
       <w:tblGrid>
-        <w:gridCol w:w="3960"/>
-        <w:gridCol w:w="4336"/>
+        <w:gridCol w:w="3952"/>
+        <w:gridCol w:w="4344"/>
       </w:tblGrid>
       <w:tr>
         <w:tc>
@@ -9347,33 +9152,8 @@
                 <w:rFonts w:hint="eastAsia"/>
                 <w:lang w:val="en-CA"/>
               </w:rPr>
-              <w:t>初</w:t>
-            </w:r>
-            <w:proofErr w:type="gramStart"/>
-            <w:r>
-              <w:rPr>
-                <w:rFonts w:hint="eastAsia"/>
-                <w:lang w:val="en-CA"/>
-              </w:rPr>
-              <w:t>始氣隙</w:t>
-            </w:r>
-            <w:proofErr w:type="gramEnd"/>
-            <w:r>
-              <w:rPr>
-                <w:rFonts w:hint="eastAsia"/>
-                <w:lang w:val="en-CA"/>
-              </w:rPr>
-              <w:t>大於</w:t>
-            </w:r>
-            <w:proofErr w:type="gramStart"/>
-            <w:r>
-              <w:rPr>
-                <w:rFonts w:hint="eastAsia"/>
-                <w:lang w:val="en-CA"/>
-              </w:rPr>
-              <w:t>最終氣隙</w:t>
-            </w:r>
-            <w:proofErr w:type="gramEnd"/>
+              <w:t>初始氣隙大於最終氣隙</w:t>
+            </w:r>
           </w:p>
         </w:tc>
         <w:tc>
@@ -9390,10 +9170,10 @@
                 <w:position w:val="-14"/>
               </w:rPr>
               <w:object w:dxaOrig="1060" w:dyaOrig="380" w14:anchorId="1534179E">
-                <v:shape id="_x0000_i1044" type="#_x0000_t75" style="width:53.2pt;height:18.8pt" o:ole="">
+                <v:shape id="_x0000_i1044" type="#_x0000_t75" style="width:53.25pt;height:18.75pt" o:ole="">
                   <v:imagedata r:id="rId56" o:title=""/>
                 </v:shape>
-                <o:OLEObject Type="Embed" ProgID="Equation.DSMT4" ShapeID="_x0000_i1044" DrawAspect="Content" ObjectID="_1838756458" r:id="rId57"/>
+                <o:OLEObject Type="Embed" ProgID="Equation.DSMT4" ShapeID="_x0000_i1044" DrawAspect="Content" ObjectID="_1844883297" r:id="rId57"/>
               </w:object>
             </w:r>
           </w:p>
@@ -9432,10 +9212,10 @@
                 <w:position w:val="-14"/>
               </w:rPr>
               <w:object w:dxaOrig="740" w:dyaOrig="380" w14:anchorId="0A7AD222">
-                <v:shape id="_x0000_i1045" type="#_x0000_t75" style="width:36.95pt;height:18.8pt" o:ole="">
+                <v:shape id="_x0000_i1045" type="#_x0000_t75" style="width:36.75pt;height:18.75pt" o:ole="">
                   <v:imagedata r:id="rId58" o:title=""/>
                 </v:shape>
-                <o:OLEObject Type="Embed" ProgID="Equation.DSMT4" ShapeID="_x0000_i1045" DrawAspect="Content" ObjectID="_1838756459" r:id="rId59"/>
+                <o:OLEObject Type="Embed" ProgID="Equation.DSMT4" ShapeID="_x0000_i1045" DrawAspect="Content" ObjectID="_1844883298" r:id="rId59"/>
               </w:object>
             </w:r>
           </w:p>
@@ -9458,16 +9238,8 @@
               <w:rPr>
                 <w:rFonts w:hint="eastAsia"/>
               </w:rPr>
-              <w:t>機構下降段</w:t>
-            </w:r>
-            <w:proofErr w:type="gramStart"/>
-            <w:r>
-              <w:rPr>
-                <w:rFonts w:hint="eastAsia"/>
-              </w:rPr>
-              <w:t>活動不卡死</w:t>
-            </w:r>
-            <w:proofErr w:type="gramEnd"/>
+              <w:t>機構下降段活動不卡死</w:t>
+            </w:r>
           </w:p>
         </w:tc>
         <w:tc>
@@ -9488,10 +9260,10 @@
                 <w:lang w:val="en-CA"/>
               </w:rPr>
               <w:object w:dxaOrig="960" w:dyaOrig="760" w14:anchorId="24DC0BA4">
-                <v:shape id="_x0000_i1046" type="#_x0000_t75" style="width:48.2pt;height:38.2pt" o:ole="">
+                <v:shape id="_x0000_i1046" type="#_x0000_t75" style="width:48pt;height:38.25pt" o:ole="">
                   <v:imagedata r:id="rId60" o:title=""/>
                 </v:shape>
-                <o:OLEObject Type="Embed" ProgID="Equation.DSMT4" ShapeID="_x0000_i1046" DrawAspect="Content" ObjectID="_1838756460" r:id="rId61"/>
+                <o:OLEObject Type="Embed" ProgID="Equation.DSMT4" ShapeID="_x0000_i1046" DrawAspect="Content" ObjectID="_1844883299" r:id="rId61"/>
               </w:object>
             </w:r>
           </w:p>
@@ -9548,10 +9320,10 @@
                 <w:lang w:val="en-CA"/>
               </w:rPr>
               <w:object w:dxaOrig="2659" w:dyaOrig="1420" w14:anchorId="28B74947">
-                <v:shape id="_x0000_i1047" type="#_x0000_t75" style="width:132.75pt;height:71.35pt" o:ole="">
+                <v:shape id="_x0000_i1047" type="#_x0000_t75" style="width:132.75pt;height:71.25pt" o:ole="">
                   <v:imagedata r:id="rId62" o:title=""/>
                 </v:shape>
-                <o:OLEObject Type="Embed" ProgID="Equation.DSMT4" ShapeID="_x0000_i1047" DrawAspect="Content" ObjectID="_1838756461" r:id="rId63"/>
+                <o:OLEObject Type="Embed" ProgID="Equation.DSMT4" ShapeID="_x0000_i1047" DrawAspect="Content" ObjectID="_1844883300" r:id="rId63"/>
               </w:object>
             </w:r>
           </w:p>
@@ -9596,10 +9368,10 @@
                 <w:position w:val="-124"/>
               </w:rPr>
               <w:object w:dxaOrig="4140" w:dyaOrig="2600" w14:anchorId="3DB9CF55">
-                <v:shape id="_x0000_i1048" type="#_x0000_t75" style="width:206pt;height:129.6pt" o:ole="">
+                <v:shape id="_x0000_i1048" type="#_x0000_t75" style="width:206.25pt;height:129.75pt" o:ole="">
                   <v:imagedata r:id="rId64" o:title=""/>
                 </v:shape>
-                <o:OLEObject Type="Embed" ProgID="Equation.DSMT4" ShapeID="_x0000_i1048" DrawAspect="Content" ObjectID="_1838756462" r:id="rId65"/>
+                <o:OLEObject Type="Embed" ProgID="Equation.DSMT4" ShapeID="_x0000_i1048" DrawAspect="Content" ObjectID="_1844883301" r:id="rId65"/>
               </w:object>
             </w:r>
           </w:p>
@@ -9620,10 +9392,10 @@
           <w:position w:val="-16"/>
         </w:rPr>
         <w:object w:dxaOrig="2780" w:dyaOrig="440" w14:anchorId="5C2001B6">
-          <v:shape id="_x0000_i1049" type="#_x0000_t75" style="width:137.75pt;height:21.9pt" o:ole="">
+          <v:shape id="_x0000_i1049" type="#_x0000_t75" style="width:138pt;height:21.75pt" o:ole="">
             <v:imagedata r:id="rId66" o:title=""/>
           </v:shape>
-          <o:OLEObject Type="Embed" ProgID="Equation.DSMT4" ShapeID="_x0000_i1049" DrawAspect="Content" ObjectID="_1838756463" r:id="rId67"/>
+          <o:OLEObject Type="Embed" ProgID="Equation.DSMT4" ShapeID="_x0000_i1049" DrawAspect="Content" ObjectID="_1844883302" r:id="rId67"/>
         </w:object>
       </w:r>
     </w:p>
@@ -11210,10 +10982,10 @@
                 <w:position w:val="-12"/>
               </w:rPr>
               <w:object w:dxaOrig="220" w:dyaOrig="360" w14:anchorId="1A82F333">
-                <v:shape id="_x0000_i1050" type="#_x0000_t75" style="width:11.25pt;height:18.15pt" o:ole="">
+                <v:shape id="_x0000_i1050" type="#_x0000_t75" style="width:11.25pt;height:18pt" o:ole="">
                   <v:imagedata r:id="rId70" o:title=""/>
                 </v:shape>
-                <o:OLEObject Type="Embed" ProgID="Equation.DSMT4" ShapeID="_x0000_i1050" DrawAspect="Content" ObjectID="_1838756464" r:id="rId71"/>
+                <o:OLEObject Type="Embed" ProgID="Equation.DSMT4" ShapeID="_x0000_i1050" DrawAspect="Content" ObjectID="_1844883303" r:id="rId71"/>
               </w:object>
             </w:r>
           </w:p>
@@ -11253,10 +11025,10 @@
                 <w:position w:val="-10"/>
               </w:rPr>
               <w:object w:dxaOrig="1140" w:dyaOrig="320" w14:anchorId="2CB8AD2B">
-                <v:shape id="_x0000_i1051" type="#_x0000_t75" style="width:57.6pt;height:15.65pt" o:ole="">
+                <v:shape id="_x0000_i1051" type="#_x0000_t75" style="width:57.75pt;height:15.75pt" o:ole="">
                   <v:imagedata r:id="rId72" o:title=""/>
                 </v:shape>
-                <o:OLEObject Type="Embed" ProgID="Equation.DSMT4" ShapeID="_x0000_i1051" DrawAspect="Content" ObjectID="_1838756465" r:id="rId73"/>
+                <o:OLEObject Type="Embed" ProgID="Equation.DSMT4" ShapeID="_x0000_i1051" DrawAspect="Content" ObjectID="_1844883304" r:id="rId73"/>
               </w:object>
             </w:r>
           </w:p>
@@ -11318,10 +11090,10 @@
                 <w:position w:val="-6"/>
               </w:rPr>
               <w:object w:dxaOrig="200" w:dyaOrig="279" w14:anchorId="057115D2">
-                <v:shape id="_x0000_i1052" type="#_x0000_t75" style="width:10.65pt;height:14.4pt" o:ole="">
+                <v:shape id="_x0000_i1052" type="#_x0000_t75" style="width:10.5pt;height:14.25pt" o:ole="">
                   <v:imagedata r:id="rId74" o:title=""/>
                 </v:shape>
-                <o:OLEObject Type="Embed" ProgID="Equation.DSMT4" ShapeID="_x0000_i1052" DrawAspect="Content" ObjectID="_1838756466" r:id="rId75"/>
+                <o:OLEObject Type="Embed" ProgID="Equation.DSMT4" ShapeID="_x0000_i1052" DrawAspect="Content" ObjectID="_1844883305" r:id="rId75"/>
               </w:object>
             </w:r>
           </w:p>
@@ -11874,10 +11646,10 @@
           <w:position w:val="-12"/>
         </w:rPr>
         <w:object w:dxaOrig="279" w:dyaOrig="360" w14:anchorId="43D80298">
-          <v:shape id="_x0000_i1053" type="#_x0000_t75" style="width:13.75pt;height:18.15pt" o:ole="">
+          <v:shape id="_x0000_i1053" type="#_x0000_t75" style="width:13.5pt;height:18pt" o:ole="">
             <v:imagedata r:id="rId76" o:title=""/>
           </v:shape>
-          <o:OLEObject Type="Embed" ProgID="Equation.DSMT4" ShapeID="_x0000_i1053" DrawAspect="Content" ObjectID="_1838756467" r:id="rId77"/>
+          <o:OLEObject Type="Embed" ProgID="Equation.DSMT4" ShapeID="_x0000_i1053" DrawAspect="Content" ObjectID="_1844883306" r:id="rId77"/>
         </w:object>
       </w:r>
       <w:r>
@@ -11894,10 +11666,10 @@
           <w:position w:val="-14"/>
         </w:rPr>
         <w:object w:dxaOrig="580" w:dyaOrig="380" w14:anchorId="50E84EFE">
-          <v:shape id="_x0000_i1054" type="#_x0000_t75" style="width:28.8pt;height:18.8pt" o:ole="">
+          <v:shape id="_x0000_i1054" type="#_x0000_t75" style="width:29.25pt;height:18.75pt" o:ole="">
             <v:imagedata r:id="rId78" o:title=""/>
           </v:shape>
-          <o:OLEObject Type="Embed" ProgID="Equation.DSMT4" ShapeID="_x0000_i1054" DrawAspect="Content" ObjectID="_1838756468" r:id="rId79"/>
+          <o:OLEObject Type="Embed" ProgID="Equation.DSMT4" ShapeID="_x0000_i1054" DrawAspect="Content" ObjectID="_1844883307" r:id="rId79"/>
         </w:object>
       </w:r>
     </w:p>
@@ -12019,21 +11791,7 @@
         <w:rPr>
           <w:rFonts w:hint="eastAsia"/>
         </w:rPr>
-        <w:t>所示，以自由變更成</w:t>
-      </w:r>
-      <w:proofErr w:type="gramStart"/>
-      <w:r>
-        <w:rPr>
-          <w:rFonts w:hint="eastAsia"/>
-        </w:rPr>
-        <w:t>凹</w:t>
-      </w:r>
-      <w:proofErr w:type="gramEnd"/>
-      <w:r>
-        <w:rPr>
-          <w:rFonts w:hint="eastAsia"/>
-        </w:rPr>
-        <w:t>、凸函數。</w:t>
+        <w:t>所示，以自由變更成凹、凸函數。</w:t>
       </w:r>
     </w:p>
     <w:tbl>
@@ -12940,42 +12698,12 @@
         </w:numPr>
         <w:jc w:val="both"/>
       </w:pPr>
-      <w:proofErr w:type="gramStart"/>
-      <w:r>
-        <w:rPr>
-          <w:rFonts w:hint="eastAsia"/>
-        </w:rPr>
-        <w:t>氣隙、</w:t>
-      </w:r>
-      <w:proofErr w:type="gramEnd"/>
-      <w:r>
-        <w:rPr>
-          <w:rFonts w:hint="eastAsia"/>
-        </w:rPr>
-        <w:t>磁石與銅盤的</w:t>
-      </w:r>
-      <w:proofErr w:type="gramStart"/>
-      <w:r>
-        <w:rPr>
-          <w:rFonts w:hint="eastAsia"/>
-        </w:rPr>
-        <w:t>磁導率</w:t>
-      </w:r>
-      <w:proofErr w:type="gramEnd"/>
-      <w:r>
-        <w:rPr>
-          <w:rFonts w:hint="eastAsia"/>
-        </w:rPr>
-        <w:t>皆視為真空</w:t>
-      </w:r>
-      <w:proofErr w:type="gramStart"/>
-      <w:r>
-        <w:rPr>
-          <w:rFonts w:hint="eastAsia"/>
-        </w:rPr>
-        <w:t>磁導率</w:t>
-      </w:r>
-      <w:proofErr w:type="gramEnd"/>
+      <w:r>
+        <w:rPr>
+          <w:rFonts w:hint="eastAsia"/>
+        </w:rPr>
+        <w:t>氣隙、磁石與銅盤的磁導率皆視為真空磁導率</w:t>
+      </w:r>
       <m:oMath>
         <m:r>
           <w:rPr>
@@ -13020,19 +12748,11 @@
         <w:rPr>
           <w:rFonts w:hint="eastAsia"/>
         </w:rPr>
-        <w:t>，導體</w:t>
-      </w:r>
-      <w:proofErr w:type="gramStart"/>
-      <w:r>
-        <w:rPr>
-          <w:rFonts w:hint="eastAsia"/>
-        </w:rPr>
-        <w:t>盤</w:t>
+        <w:t>，導體盤</w:t>
       </w:r>
       <w:r>
         <w:t>電導率</w:t>
       </w:r>
-      <w:proofErr w:type="gramEnd"/>
       <m:oMath>
         <m:sSub>
           <m:sSubPr>
@@ -13087,14 +12807,7 @@
         <w:rPr>
           <w:rFonts w:hint="eastAsia"/>
         </w:rPr>
-        <w:t>整體系統</w:t>
-      </w:r>
-      <w:proofErr w:type="gramStart"/>
-      <w:r>
-        <w:rPr>
-          <w:rFonts w:hint="eastAsia"/>
-        </w:rPr>
-        <w:t>處於</w:t>
+        <w:t>整體系統處於</w:t>
       </w:r>
       <w:r>
         <w:rPr>
@@ -13102,7 +12815,6 @@
         </w:rPr>
         <w:t>穩態條件</w:t>
       </w:r>
-      <w:proofErr w:type="gramEnd"/>
       <w:r>
         <w:rPr>
           <w:rFonts w:hint="eastAsia"/>
@@ -13140,19 +12852,11 @@
           <w:lang w:val="en-CA"/>
         </w:rPr>
       </w:pPr>
-      <w:proofErr w:type="gramStart"/>
-      <w:r>
-        <w:rPr>
-          <w:rFonts w:hint="eastAsia"/>
-        </w:rPr>
-        <w:t>導體盤最外</w:t>
-      </w:r>
-      <w:proofErr w:type="gramEnd"/>
-      <w:r>
-        <w:rPr>
-          <w:rFonts w:hint="eastAsia"/>
-        </w:rPr>
-        <w:t>側視為絕緣，避免渦電流在外部產生→導體盤徑向寬度</w:t>
+      <w:r>
+        <w:rPr>
+          <w:rFonts w:hint="eastAsia"/>
+        </w:rPr>
+        <w:t>導體盤最外側視為絕緣，避免渦電流在外部產生→導體盤徑向寬度</w:t>
       </w:r>
       <w:r>
         <w:rPr>
@@ -13165,10 +12869,10 @@
           <w:position w:val="-14"/>
         </w:rPr>
         <w:object w:dxaOrig="1140" w:dyaOrig="380" w14:anchorId="0200A3F1">
-          <v:shape id="_x0000_i1055" type="#_x0000_t75" style="width:56.95pt;height:18.8pt" o:ole="">
+          <v:shape id="_x0000_i1055" type="#_x0000_t75" style="width:57pt;height:18.75pt" o:ole="">
             <v:imagedata r:id="rId80" o:title=""/>
           </v:shape>
-          <o:OLEObject Type="Embed" ProgID="Equation.DSMT4" ShapeID="_x0000_i1055" DrawAspect="Content" ObjectID="_1838756469" r:id="rId81"/>
+          <o:OLEObject Type="Embed" ProgID="Equation.DSMT4" ShapeID="_x0000_i1055" DrawAspect="Content" ObjectID="_1844883308" r:id="rId81"/>
         </w:object>
       </w:r>
       <w:r>
@@ -13190,19 +12894,11 @@
         <w:jc w:val="both"/>
       </w:pPr>
       <w:bookmarkStart w:id="40" w:name="_Toc227851180"/>
-      <w:proofErr w:type="gramStart"/>
-      <w:r>
-        <w:rPr>
-          <w:rFonts w:hint="eastAsia"/>
-        </w:rPr>
-        <w:t>渦</w:t>
-      </w:r>
-      <w:proofErr w:type="gramEnd"/>
-      <w:r>
-        <w:rPr>
-          <w:rFonts w:hint="eastAsia"/>
-        </w:rPr>
-        <w:t>電流</w:t>
+      <w:r>
+        <w:rPr>
+          <w:rFonts w:hint="eastAsia"/>
+        </w:rPr>
+        <w:t>渦電流</w:t>
       </w:r>
       <w:r>
         <w:rPr>
@@ -13239,14 +12935,12 @@
         </w:rPr>
         <w:t>材料理想化：</w:t>
       </w:r>
-      <w:proofErr w:type="gramStart"/>
       <w:r>
         <w:t>背鐵</w:t>
       </w:r>
       <w:r>
         <w:t>導磁率</w:t>
       </w:r>
-      <w:proofErr w:type="gramEnd"/>
       <w:r>
         <w:rPr>
           <w:rFonts w:hint="eastAsia"/>
@@ -13293,25 +12987,17 @@
         <w:rPr>
           <w:rFonts w:hint="eastAsia"/>
         </w:rPr>
-        <w:t>，</w:t>
-      </w:r>
-      <w:proofErr w:type="gramStart"/>
-      <w:r>
-        <w:rPr>
-          <w:rFonts w:hint="eastAsia"/>
-        </w:rPr>
-        <w:t>電導率</w:t>
-      </w:r>
-      <w:proofErr w:type="gramEnd"/>
+        <w:t>，電導率</w:t>
+      </w:r>
       <w:r>
         <w:rPr>
           <w:position w:val="-12"/>
         </w:rPr>
         <w:object w:dxaOrig="300" w:dyaOrig="360" w14:anchorId="0E4308F4">
-          <v:shape id="_x0000_i1056" type="#_x0000_t75" style="width:15.05pt;height:18.15pt" o:ole="">
+          <v:shape id="_x0000_i1056" type="#_x0000_t75" style="width:15pt;height:18pt" o:ole="">
             <v:imagedata r:id="rId82" o:title=""/>
           </v:shape>
-          <o:OLEObject Type="Embed" ProgID="Equation.DSMT4" ShapeID="_x0000_i1056" DrawAspect="Content" ObjectID="_1838756470" r:id="rId83"/>
+          <o:OLEObject Type="Embed" ProgID="Equation.DSMT4" ShapeID="_x0000_i1056" DrawAspect="Content" ObjectID="_1844883309" r:id="rId83"/>
         </w:object>
       </w:r>
       <w:r>
@@ -13379,21 +13065,12 @@
           <w:lang w:val="en-CA"/>
         </w:rPr>
       </w:pPr>
-      <w:proofErr w:type="gramStart"/>
       <w:r>
         <w:rPr>
           <w:rFonts w:hint="eastAsia"/>
           <w:lang w:val="en-CA"/>
         </w:rPr>
-        <w:t>計算貝索函數</w:t>
-      </w:r>
-      <w:proofErr w:type="gramEnd"/>
-      <w:r>
-        <w:rPr>
-          <w:rFonts w:hint="eastAsia"/>
-          <w:lang w:val="en-CA"/>
-        </w:rPr>
-        <w:t>的根</w:t>
+        <w:t>計算貝索函數的根</w:t>
       </w:r>
       <w:r>
         <w:rPr>
@@ -13401,10 +13078,10 @@
           <w:lang w:val="en-CA"/>
         </w:rPr>
         <w:object w:dxaOrig="300" w:dyaOrig="360" w14:anchorId="5B1A89B0">
-          <v:shape id="_x0000_i1057" type="#_x0000_t75" style="width:15.05pt;height:18.15pt" o:ole="">
+          <v:shape id="_x0000_i1057" type="#_x0000_t75" style="width:15pt;height:18pt" o:ole="">
             <v:imagedata r:id="rId84" o:title=""/>
           </v:shape>
-          <o:OLEObject Type="Embed" ProgID="Equation.DSMT4" ShapeID="_x0000_i1057" DrawAspect="Content" ObjectID="_1838756471" r:id="rId85"/>
+          <o:OLEObject Type="Embed" ProgID="Equation.DSMT4" ShapeID="_x0000_i1057" DrawAspect="Content" ObjectID="_1844883310" r:id="rId85"/>
         </w:object>
       </w:r>
       <w:r>
@@ -13425,25 +13102,17 @@
         </w:rPr>
       </w:pPr>
       <w:r>
-        <w:t>第一</w:t>
-      </w:r>
-      <w:proofErr w:type="gramStart"/>
-      <w:r>
-        <w:t>類貝索</w:t>
-      </w:r>
-      <w:proofErr w:type="gramEnd"/>
-      <w:r>
-        <w:t>函數</w:t>
+        <w:t>第一類貝索函數</w:t>
       </w:r>
       <w:r>
         <w:rPr>
           <w:position w:val="-14"/>
         </w:rPr>
         <w:object w:dxaOrig="720" w:dyaOrig="400" w14:anchorId="0197B666">
-          <v:shape id="_x0000_i1058" type="#_x0000_t75" style="width:36.3pt;height:20.05pt" o:ole="">
+          <v:shape id="_x0000_i1058" type="#_x0000_t75" style="width:36.75pt;height:20.25pt" o:ole="">
             <v:imagedata r:id="rId86" o:title=""/>
           </v:shape>
-          <o:OLEObject Type="Embed" ProgID="Equation.DSMT4" ShapeID="_x0000_i1058" DrawAspect="Content" ObjectID="_1838756472" r:id="rId87"/>
+          <o:OLEObject Type="Embed" ProgID="Equation.DSMT4" ShapeID="_x0000_i1058" DrawAspect="Content" ObjectID="_1844883311" r:id="rId87"/>
         </w:object>
       </w:r>
       <w:r>
@@ -13467,7 +13136,7 @@
             <v:imagedata r:id="rId88" o:title=""/>
             <w10:wrap type="square" side="left"/>
           </v:shape>
-          <o:OLEObject Type="Embed" ProgID="Equation.DSMT4" ShapeID="_x0000_s2076" DrawAspect="Content" ObjectID="_1838756500" r:id="rId89"/>
+          <o:OLEObject Type="Embed" ProgID="Equation.DSMT4" ShapeID="_x0000_s2076" DrawAspect="Content" ObjectID="_1844883339" r:id="rId89"/>
         </w:object>
       </w:r>
       <w:r>
@@ -13496,10 +13165,10 @@
           <w:position w:val="-12"/>
         </w:rPr>
         <w:object w:dxaOrig="300" w:dyaOrig="360" w14:anchorId="02AB2D16">
-          <v:shape id="_x0000_i1060" type="#_x0000_t75" style="width:15.05pt;height:18.15pt" o:ole="">
+          <v:shape id="_x0000_i1060" type="#_x0000_t75" style="width:15pt;height:18pt" o:ole="">
             <v:imagedata r:id="rId90" o:title=""/>
           </v:shape>
-          <o:OLEObject Type="Embed" ProgID="Equation.DSMT4" ShapeID="_x0000_i1060" DrawAspect="Content" ObjectID="_1838756473" r:id="rId91"/>
+          <o:OLEObject Type="Embed" ProgID="Equation.DSMT4" ShapeID="_x0000_i1060" DrawAspect="Content" ObjectID="_1844883312" r:id="rId91"/>
         </w:object>
       </w:r>
       <w:r>
@@ -13524,10 +13193,10 @@
           <w:lang w:val="en-CA" w:eastAsia="ja-JP"/>
         </w:rPr>
         <w:object w:dxaOrig="1420" w:dyaOrig="400" w14:anchorId="51E203EF">
-          <v:shape id="_x0000_i1061" type="#_x0000_t75" style="width:71.35pt;height:20.05pt" o:ole="">
+          <v:shape id="_x0000_i1061" type="#_x0000_t75" style="width:71.25pt;height:20.25pt" o:ole="">
             <v:imagedata r:id="rId92" o:title=""/>
           </v:shape>
-          <o:OLEObject Type="Embed" ProgID="Equation.DSMT4" ShapeID="_x0000_i1061" DrawAspect="Content" ObjectID="_1838756474" r:id="rId93"/>
+          <o:OLEObject Type="Embed" ProgID="Equation.DSMT4" ShapeID="_x0000_i1061" DrawAspect="Content" ObjectID="_1844883313" r:id="rId93"/>
         </w:object>
       </w:r>
     </w:p>
@@ -13558,10 +13227,10 @@
           <w:position w:val="-12"/>
         </w:rPr>
         <w:object w:dxaOrig="460" w:dyaOrig="360" w14:anchorId="6937A4A1">
-          <v:shape id="_x0000_i1062" type="#_x0000_t75" style="width:23.15pt;height:18.15pt" o:ole="">
+          <v:shape id="_x0000_i1062" type="#_x0000_t75" style="width:24pt;height:18pt" o:ole="">
             <v:imagedata r:id="rId94" o:title=""/>
           </v:shape>
-          <o:OLEObject Type="Embed" ProgID="Equation.DSMT4" ShapeID="_x0000_i1062" DrawAspect="Content" ObjectID="_1838756475" r:id="rId95"/>
+          <o:OLEObject Type="Embed" ProgID="Equation.DSMT4" ShapeID="_x0000_i1062" DrawAspect="Content" ObjectID="_1844883314" r:id="rId95"/>
         </w:object>
       </w:r>
     </w:p>
@@ -13574,10 +13243,10 @@
           <w:position w:val="-32"/>
         </w:rPr>
         <w:object w:dxaOrig="5240" w:dyaOrig="720" w14:anchorId="7E9A67C7">
-          <v:shape id="_x0000_i1063" type="#_x0000_t75" style="width:263.6pt;height:36.3pt" o:ole="">
+          <v:shape id="_x0000_i1063" type="#_x0000_t75" style="width:264pt;height:36.75pt" o:ole="">
             <v:imagedata r:id="rId96" o:title=""/>
           </v:shape>
-          <o:OLEObject Type="Embed" ProgID="Equation.DSMT4" ShapeID="_x0000_i1063" DrawAspect="Content" ObjectID="_1838756476" r:id="rId97"/>
+          <o:OLEObject Type="Embed" ProgID="Equation.DSMT4" ShapeID="_x0000_i1063" DrawAspect="Content" ObjectID="_1844883315" r:id="rId97"/>
         </w:object>
       </w:r>
     </w:p>
@@ -13602,10 +13271,10 @@
           <w:position w:val="-12"/>
         </w:rPr>
         <w:object w:dxaOrig="279" w:dyaOrig="360" w14:anchorId="45108477">
-          <v:shape id="_x0000_i1064" type="#_x0000_t75" style="width:14.4pt;height:18.15pt" o:ole="">
+          <v:shape id="_x0000_i1064" type="#_x0000_t75" style="width:14.25pt;height:18pt" o:ole="">
             <v:imagedata r:id="rId98" o:title=""/>
           </v:shape>
-          <o:OLEObject Type="Embed" ProgID="Equation.DSMT4" ShapeID="_x0000_i1064" DrawAspect="Content" ObjectID="_1838756477" r:id="rId99"/>
+          <o:OLEObject Type="Embed" ProgID="Equation.DSMT4" ShapeID="_x0000_i1064" DrawAspect="Content" ObjectID="_1844883316" r:id="rId99"/>
         </w:object>
       </w:r>
     </w:p>
@@ -13674,10 +13343,10 @@
           <w:position w:val="-4"/>
         </w:rPr>
         <w:object w:dxaOrig="180" w:dyaOrig="320" w14:anchorId="63BA0373">
-          <v:shape id="_x0000_i1065" type="#_x0000_t75" style="width:8.75pt;height:15.65pt" o:ole="">
+          <v:shape id="_x0000_i1065" type="#_x0000_t75" style="width:9pt;height:15.75pt" o:ole="">
             <v:imagedata r:id="rId101" o:title=""/>
           </v:shape>
-          <o:OLEObject Type="Embed" ProgID="Equation.DSMT4" ShapeID="_x0000_i1065" DrawAspect="Content" ObjectID="_1838756478" r:id="rId102"/>
+          <o:OLEObject Type="Embed" ProgID="Equation.DSMT4" ShapeID="_x0000_i1065" DrawAspect="Content" ObjectID="_1844883317" r:id="rId102"/>
         </w:object>
       </w:r>
     </w:p>
@@ -13739,23 +13408,21 @@
         </w:numPr>
         <w:jc w:val="both"/>
       </w:pPr>
-      <w:proofErr w:type="gramStart"/>
       <w:r>
         <w:rPr>
           <w:rFonts w:hint="eastAsia"/>
         </w:rPr>
         <w:t>加總求扭矩</w:t>
       </w:r>
-      <w:proofErr w:type="gramEnd"/>
       <w:r>
         <w:rPr>
           <w:position w:val="-4"/>
         </w:rPr>
         <w:object w:dxaOrig="220" w:dyaOrig="260" w14:anchorId="100CF53C">
-          <v:shape id="_x0000_i1066" type="#_x0000_t75" style="width:11.25pt;height:12.5pt" o:ole="">
+          <v:shape id="_x0000_i1066" type="#_x0000_t75" style="width:11.25pt;height:12pt" o:ole="">
             <v:imagedata r:id="rId104" o:title=""/>
           </v:shape>
-          <o:OLEObject Type="Embed" ProgID="Equation.DSMT4" ShapeID="_x0000_i1066" DrawAspect="Content" ObjectID="_1838756479" r:id="rId105"/>
+          <o:OLEObject Type="Embed" ProgID="Equation.DSMT4" ShapeID="_x0000_i1066" DrawAspect="Content" ObjectID="_1844883318" r:id="rId105"/>
         </w:object>
       </w:r>
     </w:p>
@@ -13858,32 +13525,25 @@
         </w:rPr>
         <w:t>材料理想化：</w:t>
       </w:r>
-      <w:proofErr w:type="gramStart"/>
       <w:r>
         <w:t>背鐵磁導率</w:t>
       </w:r>
-      <w:proofErr w:type="gramEnd"/>
       <w:r>
         <w:rPr>
           <w:position w:val="-12"/>
         </w:rPr>
         <w:object w:dxaOrig="740" w:dyaOrig="360" w14:anchorId="575AC8C9">
-          <v:shape id="_x0000_i1067" type="#_x0000_t75" style="width:36.95pt;height:18.15pt" o:ole="">
+          <v:shape id="_x0000_i1067" type="#_x0000_t75" style="width:36.75pt;height:18pt" o:ole="">
             <v:imagedata r:id="rId107" o:title=""/>
           </v:shape>
-          <o:OLEObject Type="Embed" ProgID="Equation.DSMT4" ShapeID="_x0000_i1067" DrawAspect="Content" ObjectID="_1838756480" r:id="rId108"/>
+          <o:OLEObject Type="Embed" ProgID="Equation.DSMT4" ShapeID="_x0000_i1067" DrawAspect="Content" ObjectID="_1844883319" r:id="rId108"/>
         </w:object>
       </w:r>
       <w:r>
         <w:t>，且</w:t>
       </w:r>
-      <w:proofErr w:type="gramStart"/>
-      <w:r>
-        <w:t>忽略背鐵中的</w:t>
-      </w:r>
-      <w:proofErr w:type="gramEnd"/>
-      <w:r>
-        <w:t>感應渦電流</w:t>
+      <w:r>
+        <w:t>忽略背鐵中的感應渦電流</w:t>
       </w:r>
       <w:r>
         <w:t>（</w:t>
@@ -13896,10 +13556,10 @@
           <w:position w:val="-12"/>
         </w:rPr>
         <w:object w:dxaOrig="680" w:dyaOrig="360" w14:anchorId="216618D3">
-          <v:shape id="_x0000_i1068" type="#_x0000_t75" style="width:33.8pt;height:18.15pt" o:ole="">
+          <v:shape id="_x0000_i1068" type="#_x0000_t75" style="width:33.75pt;height:18pt" o:ole="">
             <v:imagedata r:id="rId109" o:title=""/>
           </v:shape>
-          <o:OLEObject Type="Embed" ProgID="Equation.DSMT4" ShapeID="_x0000_i1068" DrawAspect="Content" ObjectID="_1838756481" r:id="rId110"/>
+          <o:OLEObject Type="Embed" ProgID="Equation.DSMT4" ShapeID="_x0000_i1068" DrawAspect="Content" ObjectID="_1844883320" r:id="rId110"/>
         </w:object>
       </w:r>
       <w:r>
@@ -13935,21 +13595,7 @@
         <w:rPr>
           <w:lang w:val="en-CA"/>
         </w:rPr>
-        <w:t>將原本的圓柱幾何結構沿著平均半徑展開，</w:t>
-      </w:r>
-      <w:proofErr w:type="gramStart"/>
-      <w:r>
-        <w:rPr>
-          <w:lang w:val="en-CA"/>
-        </w:rPr>
-        <w:t>等效為</w:t>
-      </w:r>
-      <w:proofErr w:type="gramEnd"/>
-      <w:r>
-        <w:rPr>
-          <w:lang w:val="en-CA"/>
-        </w:rPr>
-        <w:t>卡</w:t>
+        <w:t>將原本的圓柱幾何結構沿著平均半徑展開，等效為卡</w:t>
       </w:r>
       <w:r>
         <w:rPr>
@@ -14021,10 +13667,10 @@
           <w:lang w:val="en-CA"/>
         </w:rPr>
         <w:object w:dxaOrig="380" w:dyaOrig="360" w14:anchorId="45596AD0">
-          <v:shape id="_x0000_i1069" type="#_x0000_t75" style="width:18.8pt;height:18.15pt" o:ole="">
+          <v:shape id="_x0000_i1069" type="#_x0000_t75" style="width:18.75pt;height:18pt" o:ole="">
             <v:imagedata r:id="rId111" o:title=""/>
           </v:shape>
-          <o:OLEObject Type="Embed" ProgID="Equation.DSMT4" ShapeID="_x0000_i1069" DrawAspect="Content" ObjectID="_1838756482" r:id="rId112"/>
+          <o:OLEObject Type="Embed" ProgID="Equation.DSMT4" ShapeID="_x0000_i1069" DrawAspect="Content" ObjectID="_1844883321" r:id="rId112"/>
         </w:object>
       </w:r>
       <w:r>
@@ -14039,10 +13685,10 @@
           <w:position w:val="-12"/>
         </w:rPr>
         <w:object w:dxaOrig="340" w:dyaOrig="360" w14:anchorId="5C4B5AFE">
-          <v:shape id="_x0000_i1070" type="#_x0000_t75" style="width:17.55pt;height:18.15pt" o:ole="">
+          <v:shape id="_x0000_i1070" type="#_x0000_t75" style="width:18pt;height:18pt" o:ole="">
             <v:imagedata r:id="rId113" o:title=""/>
           </v:shape>
-          <o:OLEObject Type="Embed" ProgID="Equation.DSMT4" ShapeID="_x0000_i1070" DrawAspect="Content" ObjectID="_1838756483" r:id="rId114"/>
+          <o:OLEObject Type="Embed" ProgID="Equation.DSMT4" ShapeID="_x0000_i1070" DrawAspect="Content" ObjectID="_1844883322" r:id="rId114"/>
         </w:object>
       </w:r>
     </w:p>
@@ -14155,10 +13801,10 @@
           <w:position w:val="-12"/>
         </w:rPr>
         <w:object w:dxaOrig="960" w:dyaOrig="360" w14:anchorId="15A4D1D6">
-          <v:shape id="_x0000_i1071" type="#_x0000_t75" style="width:48.2pt;height:18.15pt" o:ole="">
+          <v:shape id="_x0000_i1071" type="#_x0000_t75" style="width:48pt;height:18pt" o:ole="">
             <v:imagedata r:id="rId117" o:title=""/>
           </v:shape>
-          <o:OLEObject Type="Embed" ProgID="Equation.DSMT4" ShapeID="_x0000_i1071" DrawAspect="Content" ObjectID="_1838756484" r:id="rId118"/>
+          <o:OLEObject Type="Embed" ProgID="Equation.DSMT4" ShapeID="_x0000_i1071" DrawAspect="Content" ObjectID="_1844883323" r:id="rId118"/>
         </w:object>
       </w:r>
       <w:r>
@@ -14172,10 +13818,10 @@
           <w:position w:val="-14"/>
         </w:rPr>
         <w:object w:dxaOrig="1180" w:dyaOrig="380" w14:anchorId="62AB8581">
-          <v:shape id="_x0000_i1072" type="#_x0000_t75" style="width:58.85pt;height:18.8pt" o:ole="">
+          <v:shape id="_x0000_i1072" type="#_x0000_t75" style="width:59.25pt;height:18.75pt" o:ole="">
             <v:imagedata r:id="rId119" o:title=""/>
           </v:shape>
-          <o:OLEObject Type="Embed" ProgID="Equation.DSMT4" ShapeID="_x0000_i1072" DrawAspect="Content" ObjectID="_1838756485" r:id="rId120"/>
+          <o:OLEObject Type="Embed" ProgID="Equation.DSMT4" ShapeID="_x0000_i1072" DrawAspect="Content" ObjectID="_1844883324" r:id="rId120"/>
         </w:object>
       </w:r>
       <w:r>
@@ -14407,21 +14053,8 @@
           <w:numId w:val="14"/>
         </w:numPr>
       </w:pPr>
-      <w:proofErr w:type="gramStart"/>
-      <w:r>
-        <w:t>迴圈加</w:t>
-      </w:r>
-      <w:proofErr w:type="gramEnd"/>
-      <w:r>
-        <w:t>總，求得</w:t>
-      </w:r>
-      <w:proofErr w:type="gramStart"/>
-      <w:r>
-        <w:t>最終軸</w:t>
-      </w:r>
-      <w:proofErr w:type="gramEnd"/>
-      <w:r>
-        <w:t>向力</w:t>
+      <w:r>
+        <w:t>迴圈加總，求得最終軸向力</w:t>
       </w:r>
     </w:p>
     <w:p>
@@ -14477,11 +14110,11 @@
     <w:p>
       <w:pPr>
         <w:jc w:val="center"/>
-        <w:rPr>
-          <w:rFonts w:hint="eastAsia"/>
-        </w:rPr>
-      </w:pPr>
-      <w:r>
+      </w:pPr>
+      <w:r>
+        <w:rPr>
+          <w:noProof/>
+        </w:rPr>
         <w:drawing>
           <wp:inline distT="0" distB="0" distL="0" distR="0" wp14:anchorId="10AE87C7" wp14:editId="129B975E">
             <wp:extent cx="3258005" cy="2781688"/>
@@ -14551,29 +14184,26 @@
           <w:rFonts w:hint="eastAsia"/>
           <w:lang w:val="en-CA"/>
         </w:rPr>
-        <w:t>，透過觀察導體盤的</w:t>
-      </w:r>
-      <w:proofErr w:type="gramStart"/>
-      <w:r>
-        <w:rPr>
-          <w:rFonts w:hint="eastAsia"/>
+        <w:t>，透過觀察導體盤的自由體圖，如</w:t>
+      </w:r>
+      <w:r>
+        <w:rPr>
           <w:lang w:val="en-CA"/>
         </w:rPr>
-        <w:t>自由體圖</w:t>
-      </w:r>
-      <w:proofErr w:type="gramEnd"/>
-      <w:r>
-        <w:rPr>
-          <w:rFonts w:hint="eastAsia"/>
+        <w:fldChar w:fldCharType="begin"/>
+      </w:r>
+      <w:r>
+        <w:rPr>
           <w:lang w:val="en-CA"/>
         </w:rPr>
-        <w:t>，如</w:t>
-      </w:r>
-      <w:r>
-        <w:rPr>
+        <w:instrText xml:space="preserve"> </w:instrText>
+      </w:r>
+      <w:r>
+        <w:rPr>
+          <w:rFonts w:hint="eastAsia"/>
           <w:lang w:val="en-CA"/>
         </w:rPr>
-        <w:fldChar w:fldCharType="begin"/>
+        <w:instrText>REF _Ref228138494 \h</w:instrText>
       </w:r>
       <w:r>
         <w:rPr>
@@ -14583,68 +14213,39 @@
       </w:r>
       <w:r>
         <w:rPr>
-          <w:rFonts w:hint="eastAsia"/>
           <w:lang w:val="en-CA"/>
         </w:rPr>
-        <w:instrText>REF _Ref228138494 \h</w:instrText>
       </w:r>
       <w:r>
         <w:rPr>
           <w:lang w:val="en-CA"/>
         </w:rPr>
-        <w:instrText xml:space="preserve"> </w:instrText>
+        <w:fldChar w:fldCharType="separate"/>
+      </w:r>
+      <w:r>
+        <w:rPr>
+          <w:rFonts w:hint="eastAsia"/>
+        </w:rPr>
+        <w:t>圖</w:t>
+      </w:r>
+      <w:r>
+        <w:rPr>
+          <w:noProof/>
+        </w:rPr>
+        <w:t>6</w:t>
       </w:r>
       <w:r>
         <w:rPr>
           <w:lang w:val="en-CA"/>
         </w:rPr>
-      </w:r>
-      <w:r>
-        <w:rPr>
+        <w:fldChar w:fldCharType="end"/>
+      </w:r>
+      <w:r>
+        <w:rPr>
+          <w:rFonts w:hint="eastAsia"/>
           <w:lang w:val="en-CA"/>
         </w:rPr>
-        <w:fldChar w:fldCharType="separate"/>
-      </w:r>
-      <w:r>
-        <w:rPr>
-          <w:rFonts w:hint="eastAsia"/>
-        </w:rPr>
-        <w:t>圖</w:t>
-      </w:r>
-      <w:r>
-        <w:rPr>
-          <w:noProof/>
-        </w:rPr>
-        <w:t>6</w:t>
-      </w:r>
-      <w:r>
-        <w:rPr>
-          <w:lang w:val="en-CA"/>
-        </w:rPr>
-        <w:fldChar w:fldCharType="end"/>
-      </w:r>
-      <w:r>
-        <w:rPr>
-          <w:rFonts w:hint="eastAsia"/>
-          <w:lang w:val="en-CA"/>
-        </w:rPr>
-        <w:t>所示，</w:t>
-      </w:r>
-      <w:proofErr w:type="gramStart"/>
-      <w:r>
-        <w:rPr>
-          <w:rFonts w:hint="eastAsia"/>
-          <w:lang w:val="en-CA"/>
-        </w:rPr>
-        <w:t>可以將軸向</w:t>
-      </w:r>
-      <w:proofErr w:type="gramEnd"/>
-      <w:r>
-        <w:rPr>
-          <w:rFonts w:hint="eastAsia"/>
-          <w:lang w:val="en-CA"/>
-        </w:rPr>
-        <w:t>的力平衡式整理成式</w:t>
+        <w:t>所示，可以將軸向的力平衡式整理成式</w:t>
       </w:r>
       <w:r>
         <w:rPr>
@@ -14748,10 +14349,10 @@
                 <w:position w:val="-14"/>
               </w:rPr>
               <w:object w:dxaOrig="2260" w:dyaOrig="380" w14:anchorId="5C51C19D">
-                <v:shape id="_x0000_i1073" type="#_x0000_t75" style="width:112.05pt;height:18.8pt" o:ole="">
+                <v:shape id="_x0000_i1073" type="#_x0000_t75" style="width:112.5pt;height:18.75pt" o:ole="">
                   <v:imagedata r:id="rId126" o:title=""/>
                 </v:shape>
-                <o:OLEObject Type="Embed" ProgID="Equation.DSMT4" ShapeID="_x0000_i1073" DrawAspect="Content" ObjectID="_1838756486" r:id="rId127"/>
+                <o:OLEObject Type="Embed" ProgID="Equation.DSMT4" ShapeID="_x0000_i1073" DrawAspect="Content" ObjectID="_1844883325" r:id="rId127"/>
               </w:object>
             </w:r>
           </w:p>
@@ -14826,10 +14427,10 @@
           <w:position w:val="-12"/>
         </w:rPr>
         <w:object w:dxaOrig="279" w:dyaOrig="360" w14:anchorId="013E093B">
-          <v:shape id="_x0000_i1074" type="#_x0000_t75" style="width:13.75pt;height:18.15pt" o:ole="">
+          <v:shape id="_x0000_i1074" type="#_x0000_t75" style="width:13.5pt;height:18pt" o:ole="">
             <v:imagedata r:id="rId128" o:title=""/>
           </v:shape>
-          <o:OLEObject Type="Embed" ProgID="Equation.DSMT4" ShapeID="_x0000_i1074" DrawAspect="Content" ObjectID="_1838756487" r:id="rId129"/>
+          <o:OLEObject Type="Embed" ProgID="Equation.DSMT4" ShapeID="_x0000_i1074" DrawAspect="Content" ObjectID="_1844883326" r:id="rId129"/>
         </w:object>
       </w:r>
       <w:r>
@@ -14843,10 +14444,10 @@
           <w:position w:val="-14"/>
         </w:rPr>
         <w:object w:dxaOrig="580" w:dyaOrig="380" w14:anchorId="560685A7">
-          <v:shape id="_x0000_i1075" type="#_x0000_t75" style="width:28.8pt;height:18.8pt" o:ole="">
+          <v:shape id="_x0000_i1075" type="#_x0000_t75" style="width:29.25pt;height:18.75pt" o:ole="">
             <v:imagedata r:id="rId130" o:title=""/>
           </v:shape>
-          <o:OLEObject Type="Embed" ProgID="Equation.DSMT4" ShapeID="_x0000_i1075" DrawAspect="Content" ObjectID="_1838756488" r:id="rId131"/>
+          <o:OLEObject Type="Embed" ProgID="Equation.DSMT4" ShapeID="_x0000_i1075" DrawAspect="Content" ObjectID="_1844883327" r:id="rId131"/>
         </w:object>
       </w:r>
       <w:r>
@@ -14860,10 +14461,10 @@
           <w:position w:val="-14"/>
         </w:rPr>
         <w:object w:dxaOrig="720" w:dyaOrig="380" w14:anchorId="4FA12021">
-          <v:shape id="_x0000_i1076" type="#_x0000_t75" style="width:36.3pt;height:18.8pt" o:ole="">
+          <v:shape id="_x0000_i1076" type="#_x0000_t75" style="width:36.75pt;height:18.75pt" o:ole="">
             <v:imagedata r:id="rId132" o:title=""/>
           </v:shape>
-          <o:OLEObject Type="Embed" ProgID="Equation.DSMT4" ShapeID="_x0000_i1076" DrawAspect="Content" ObjectID="_1838756489" r:id="rId133"/>
+          <o:OLEObject Type="Embed" ProgID="Equation.DSMT4" ShapeID="_x0000_i1076" DrawAspect="Content" ObjectID="_1844883328" r:id="rId133"/>
         </w:object>
       </w:r>
       <w:r>
@@ -15055,18 +14656,8 @@
                 <w:sz w:val="24"/>
                 <w:szCs w:val="24"/>
               </w:rPr>
-              <w:t>、導體盤</w:t>
-            </w:r>
-            <w:proofErr w:type="gramStart"/>
-            <w:r>
-              <w:rPr>
-                <w:rFonts w:hint="eastAsia"/>
-                <w:sz w:val="24"/>
-                <w:szCs w:val="24"/>
-              </w:rPr>
-              <w:t>自由體圖</w:t>
-            </w:r>
-            <w:proofErr w:type="gramEnd"/>
+              <w:t>、導體盤自由體圖</w:t>
+            </w:r>
           </w:p>
         </w:tc>
       </w:tr>
@@ -15091,39 +14682,7 @@
           <w:rFonts w:hint="eastAsia"/>
           <w:lang w:val="en-CA"/>
         </w:rPr>
-        <w:t>其中在</w:t>
-      </w:r>
-      <w:proofErr w:type="gramStart"/>
-      <w:r>
-        <w:rPr>
-          <w:rFonts w:hint="eastAsia"/>
-          <w:lang w:val="en-CA"/>
-        </w:rPr>
-        <w:t>楔形面</w:t>
-      </w:r>
-      <w:proofErr w:type="gramEnd"/>
-      <w:r>
-        <w:rPr>
-          <w:rFonts w:hint="eastAsia"/>
-          <w:lang w:val="en-CA"/>
-        </w:rPr>
-        <w:t>推力上，繪製出滾子的</w:t>
-      </w:r>
-      <w:proofErr w:type="gramStart"/>
-      <w:r>
-        <w:rPr>
-          <w:rFonts w:hint="eastAsia"/>
-          <w:lang w:val="en-CA"/>
-        </w:rPr>
-        <w:t>自由體圖</w:t>
-      </w:r>
-      <w:proofErr w:type="gramEnd"/>
-      <w:r>
-        <w:rPr>
-          <w:rFonts w:hint="eastAsia"/>
-          <w:lang w:val="en-CA"/>
-        </w:rPr>
-        <w:t>，如</w:t>
+        <w:t>其中在楔形面推力上，繪製出滾子的自由體圖，如</w:t>
       </w:r>
       <w:r>
         <w:rPr>
@@ -15383,10 +14942,10 @@
                 <w:position w:val="-12"/>
               </w:rPr>
               <w:object w:dxaOrig="3460" w:dyaOrig="360" w14:anchorId="40C5A2C7">
-                <v:shape id="_x0000_i1077" type="#_x0000_t75" style="width:172.8pt;height:18.15pt" o:ole="">
+                <v:shape id="_x0000_i1077" type="#_x0000_t75" style="width:173.25pt;height:18pt" o:ole="">
                   <v:imagedata r:id="rId135" o:title=""/>
                 </v:shape>
-                <o:OLEObject Type="Embed" ProgID="Equation.DSMT4" ShapeID="_x0000_i1077" DrawAspect="Content" ObjectID="_1838756490" r:id="rId136"/>
+                <o:OLEObject Type="Embed" ProgID="Equation.DSMT4" ShapeID="_x0000_i1077" DrawAspect="Content" ObjectID="_1844883329" r:id="rId136"/>
               </w:object>
             </w:r>
           </w:p>
@@ -15457,10 +15016,10 @@
                 <w:position w:val="-12"/>
               </w:rPr>
               <w:object w:dxaOrig="4540" w:dyaOrig="380" w14:anchorId="6FD1E4C6">
-                <v:shape id="_x0000_i1078" type="#_x0000_t75" style="width:227.25pt;height:18.8pt" o:ole="">
+                <v:shape id="_x0000_i1078" type="#_x0000_t75" style="width:227.25pt;height:18.75pt" o:ole="">
                   <v:imagedata r:id="rId137" o:title=""/>
                 </v:shape>
-                <o:OLEObject Type="Embed" ProgID="Equation.DSMT4" ShapeID="_x0000_i1078" DrawAspect="Content" ObjectID="_1838756491" r:id="rId138"/>
+                <o:OLEObject Type="Embed" ProgID="Equation.DSMT4" ShapeID="_x0000_i1078" DrawAspect="Content" ObjectID="_1844883330" r:id="rId138"/>
               </w:object>
             </w:r>
           </w:p>
@@ -15657,23 +15216,7 @@
           <w:rFonts w:hint="eastAsia"/>
           <w:lang w:val="en-US"/>
         </w:rPr>
-        <w:t>克拉</w:t>
-      </w:r>
-      <w:proofErr w:type="gramStart"/>
-      <w:r>
-        <w:rPr>
-          <w:rFonts w:hint="eastAsia"/>
-          <w:lang w:val="en-US"/>
-        </w:rPr>
-        <w:t>瑪</w:t>
-      </w:r>
-      <w:proofErr w:type="gramEnd"/>
-      <w:r>
-        <w:rPr>
-          <w:rFonts w:hint="eastAsia"/>
-          <w:lang w:val="en-US"/>
-        </w:rPr>
-        <w:t>方程式，如</w:t>
+        <w:t>克拉瑪方程式，如</w:t>
       </w:r>
       <w:r>
         <w:rPr>
@@ -15784,10 +15327,10 @@
                 <w:position w:val="-32"/>
               </w:rPr>
               <w:object w:dxaOrig="4980" w:dyaOrig="760" w14:anchorId="7AFD0E2E">
-                <v:shape id="_x0000_i1079" type="#_x0000_t75" style="width:249.2pt;height:38.2pt" o:ole="">
+                <v:shape id="_x0000_i1079" type="#_x0000_t75" style="width:249pt;height:38.25pt" o:ole="">
                   <v:imagedata r:id="rId139" o:title=""/>
                 </v:shape>
-                <o:OLEObject Type="Embed" ProgID="Equation.DSMT4" ShapeID="_x0000_i1079" DrawAspect="Content" ObjectID="_1838756492" r:id="rId140"/>
+                <o:OLEObject Type="Embed" ProgID="Equation.DSMT4" ShapeID="_x0000_i1079" DrawAspect="Content" ObjectID="_1844883331" r:id="rId140"/>
               </w:object>
             </w:r>
           </w:p>
@@ -15848,25 +15391,17 @@
         <w:rPr>
           <w:rFonts w:hint="eastAsia"/>
         </w:rPr>
-        <w:t>藉由公式運算即可獲得導體盤給予單一滾子的</w:t>
-      </w:r>
-      <w:proofErr w:type="gramStart"/>
-      <w:r>
-        <w:rPr>
-          <w:rFonts w:hint="eastAsia"/>
-        </w:rPr>
-        <w:t>正向力</w:t>
-      </w:r>
-      <w:proofErr w:type="gramEnd"/>
+        <w:t>藉由公式運算即可獲得導體盤給予單一滾子的正向力</w:t>
+      </w:r>
       <w:r>
         <w:rPr>
           <w:position w:val="-12"/>
         </w:rPr>
         <w:object w:dxaOrig="360" w:dyaOrig="360" w14:anchorId="5207E33A">
-          <v:shape id="_x0000_i1080" type="#_x0000_t75" style="width:18.15pt;height:18.15pt" o:ole="">
+          <v:shape id="_x0000_i1080" type="#_x0000_t75" style="width:18pt;height:18pt" o:ole="">
             <v:imagedata r:id="rId141" o:title=""/>
           </v:shape>
-          <o:OLEObject Type="Embed" ProgID="Equation.DSMT4" ShapeID="_x0000_i1080" DrawAspect="Content" ObjectID="_1838756493" r:id="rId142"/>
+          <o:OLEObject Type="Embed" ProgID="Equation.DSMT4" ShapeID="_x0000_i1080" DrawAspect="Content" ObjectID="_1844883332" r:id="rId142"/>
         </w:object>
       </w:r>
       <w:r>
@@ -15886,10 +15421,10 @@
           <w:position w:val="-14"/>
         </w:rPr>
         <w:object w:dxaOrig="580" w:dyaOrig="380" w14:anchorId="52980EA0">
-          <v:shape id="_x0000_i1081" type="#_x0000_t75" style="width:28.8pt;height:18.8pt" o:ole="">
+          <v:shape id="_x0000_i1081" type="#_x0000_t75" style="width:29.25pt;height:18.75pt" o:ole="">
             <v:imagedata r:id="rId130" o:title=""/>
           </v:shape>
-          <o:OLEObject Type="Embed" ProgID="Equation.DSMT4" ShapeID="_x0000_i1081" DrawAspect="Content" ObjectID="_1838756494" r:id="rId143"/>
+          <o:OLEObject Type="Embed" ProgID="Equation.DSMT4" ShapeID="_x0000_i1081" DrawAspect="Content" ObjectID="_1844883333" r:id="rId143"/>
         </w:object>
       </w:r>
       <w:r>
@@ -15903,43 +15438,27 @@
           <w:position w:val="-12"/>
         </w:rPr>
         <w:object w:dxaOrig="300" w:dyaOrig="360" w14:anchorId="290404AF">
-          <v:shape id="_x0000_i1082" type="#_x0000_t75" style="width:15.05pt;height:18.15pt" o:ole="">
+          <v:shape id="_x0000_i1082" type="#_x0000_t75" style="width:15pt;height:18pt" o:ole="">
             <v:imagedata r:id="rId144" o:title=""/>
           </v:shape>
-          <o:OLEObject Type="Embed" ProgID="Equation.DSMT4" ShapeID="_x0000_i1082" DrawAspect="Content" ObjectID="_1838756495" r:id="rId145"/>
+          <o:OLEObject Type="Embed" ProgID="Equation.DSMT4" ShapeID="_x0000_i1082" DrawAspect="Content" ObjectID="_1844883334" r:id="rId145"/>
         </w:object>
       </w:r>
-      <w:proofErr w:type="gramStart"/>
-      <w:r>
-        <w:rPr>
-          <w:rFonts w:hint="eastAsia"/>
-        </w:rPr>
-        <w:t>個</w:t>
-      </w:r>
-      <w:proofErr w:type="gramEnd"/>
-      <w:r>
-        <w:rPr>
-          <w:rFonts w:hint="eastAsia"/>
-        </w:rPr>
-        <w:t>滾子所受到的</w:t>
-      </w:r>
-      <w:proofErr w:type="gramStart"/>
-      <w:r>
-        <w:rPr>
-          <w:rFonts w:hint="eastAsia"/>
-        </w:rPr>
-        <w:t>正向力</w:t>
-      </w:r>
-      <w:proofErr w:type="gramEnd"/>
+      <w:r>
+        <w:rPr>
+          <w:rFonts w:hint="eastAsia"/>
+        </w:rPr>
+        <w:t>個滾子所受到的正向力</w:t>
+      </w:r>
       <w:r>
         <w:rPr>
           <w:position w:val="-12"/>
         </w:rPr>
         <w:object w:dxaOrig="360" w:dyaOrig="360" w14:anchorId="725081E7">
-          <v:shape id="_x0000_i1083" type="#_x0000_t75" style="width:18.15pt;height:18.15pt" o:ole="">
+          <v:shape id="_x0000_i1083" type="#_x0000_t75" style="width:18pt;height:18pt" o:ole="">
             <v:imagedata r:id="rId141" o:title=""/>
           </v:shape>
-          <o:OLEObject Type="Embed" ProgID="Equation.DSMT4" ShapeID="_x0000_i1083" DrawAspect="Content" ObjectID="_1838756496" r:id="rId146"/>
+          <o:OLEObject Type="Embed" ProgID="Equation.DSMT4" ShapeID="_x0000_i1083" DrawAspect="Content" ObjectID="_1844883335" r:id="rId146"/>
         </w:object>
       </w:r>
       <w:r>
@@ -16028,10 +15547,10 @@
                 <w:position w:val="-14"/>
               </w:rPr>
               <w:object w:dxaOrig="1340" w:dyaOrig="380" w14:anchorId="02FB0467">
-                <v:shape id="_x0000_i1084" type="#_x0000_t75" style="width:67pt;height:18.8pt" o:ole="">
+                <v:shape id="_x0000_i1084" type="#_x0000_t75" style="width:66.75pt;height:18.75pt" o:ole="">
                   <v:imagedata r:id="rId147" o:title=""/>
                 </v:shape>
-                <o:OLEObject Type="Embed" ProgID="Equation.DSMT4" ShapeID="_x0000_i1084" DrawAspect="Content" ObjectID="_1838756497" r:id="rId148"/>
+                <o:OLEObject Type="Embed" ProgID="Equation.DSMT4" ShapeID="_x0000_i1084" DrawAspect="Content" ObjectID="_1844883336" r:id="rId148"/>
               </w:object>
             </w:r>
           </w:p>
@@ -16283,18 +15802,8 @@
                 <w:sz w:val="24"/>
                 <w:szCs w:val="24"/>
               </w:rPr>
-              <w:t>、滾子</w:t>
-            </w:r>
-            <w:proofErr w:type="gramStart"/>
-            <w:r>
-              <w:rPr>
-                <w:rFonts w:hint="eastAsia"/>
-                <w:sz w:val="24"/>
-                <w:szCs w:val="24"/>
-              </w:rPr>
-              <w:t>自由體圖</w:t>
-            </w:r>
-            <w:proofErr w:type="gramEnd"/>
+              <w:t>、滾子自由體圖</w:t>
+            </w:r>
           </w:p>
         </w:tc>
       </w:tr>
@@ -16329,10 +15838,10 @@
           <w:lang w:val="en-US"/>
         </w:rPr>
         <w:object w:dxaOrig="400" w:dyaOrig="380" w14:anchorId="03A4AA7B">
-          <v:shape id="_x0000_i1085" type="#_x0000_t75" style="width:20.05pt;height:18.8pt" o:ole="">
+          <v:shape id="_x0000_i1085" type="#_x0000_t75" style="width:20.25pt;height:18.75pt" o:ole="">
             <v:imagedata r:id="rId150" o:title=""/>
           </v:shape>
-          <o:OLEObject Type="Embed" ProgID="Equation.DSMT4" ShapeID="_x0000_i1085" DrawAspect="Content" ObjectID="_1838756498" r:id="rId151"/>
+          <o:OLEObject Type="Embed" ProgID="Equation.DSMT4" ShapeID="_x0000_i1085" DrawAspect="Content" ObjectID="_1844883337" r:id="rId151"/>
         </w:object>
       </w:r>
       <w:r>
@@ -16450,10 +15959,10 @@
                 <w:position w:val="-38"/>
               </w:rPr>
               <w:object w:dxaOrig="3420" w:dyaOrig="880" w14:anchorId="04B30234">
-                <v:shape id="_x0000_i1086" type="#_x0000_t75" style="width:170.9pt;height:43.85pt" o:ole="">
+                <v:shape id="_x0000_i1086" type="#_x0000_t75" style="width:171pt;height:44.25pt" o:ole="">
                   <v:imagedata r:id="rId152" o:title=""/>
                 </v:shape>
-                <o:OLEObject Type="Embed" ProgID="Equation.DSMT4" ShapeID="_x0000_i1086" DrawAspect="Content" ObjectID="_1838756499" r:id="rId153"/>
+                <o:OLEObject Type="Embed" ProgID="Equation.DSMT4" ShapeID="_x0000_i1086" DrawAspect="Content" ObjectID="_1844883338" r:id="rId153"/>
               </w:object>
             </w:r>
           </w:p>
@@ -16557,6 +16066,63 @@
           <w:lang w:val="en-CA"/>
         </w:rPr>
       </w:pPr>
+    </w:p>
+    <w:p>
+      <w:pPr>
+        <w:pStyle w:val="a0"/>
+        <w:numPr>
+          <w:ilvl w:val="0"/>
+          <w:numId w:val="0"/>
+        </w:numPr>
+        <w:rPr>
+          <w:lang w:val="en-CA"/>
+        </w:rPr>
+      </w:pPr>
+      <w:r>
+        <w:rPr>
+          <w:lang w:val="en-CA"/>
+        </w:rPr>
+        <w:br w:type="page"/>
+      </w:r>
+      <w:r>
+        <w:rPr>
+          <w:rFonts w:hint="eastAsia"/>
+          <w:lang w:val="en-CA"/>
+        </w:rPr>
+        <w:lastRenderedPageBreak/>
+        <w:t>參考文獻</w:t>
+      </w:r>
+    </w:p>
+    <w:p>
+      <w:pPr>
+        <w:rPr>
+          <w:lang w:val="en-CA"/>
+        </w:rPr>
+      </w:pPr>
+      <w:r>
+        <w:rPr>
+          <w:lang w:val="en-CA"/>
+        </w:rPr>
+        <w:fldChar w:fldCharType="begin"/>
+      </w:r>
+      <w:r>
+        <w:rPr>
+          <w:lang w:val="en-CA"/>
+        </w:rPr>
+        <w:instrText xml:space="preserve"> ADDIN EN.REFLIST </w:instrText>
+      </w:r>
+      <w:r>
+        <w:rPr>
+          <w:lang w:val="en-CA"/>
+        </w:rPr>
+        <w:fldChar w:fldCharType="separate"/>
+      </w:r>
+      <w:r>
+        <w:rPr>
+          <w:lang w:val="en-CA"/>
+        </w:rPr>
+        <w:fldChar w:fldCharType="end"/>
+      </w:r>
     </w:p>
     <w:sectPr>
       <w:footerReference w:type="default" r:id="rId154"/>
@@ -16791,6 +16357,119 @@
     </w:lvl>
   </w:abstractNum>
   <w:abstractNum w:abstractNumId="1" w15:restartNumberingAfterBreak="0">
+    <w:nsid w:val="121A12C2"/>
+    <w:multiLevelType w:val="hybridMultilevel"/>
+    <w:tmpl w:val="B39260C2"/>
+    <w:lvl w:ilvl="0" w:tplc="04090001">
+      <w:start w:val="1"/>
+      <w:numFmt w:val="bullet"/>
+      <w:lvlText w:val=""/>
+      <w:lvlJc w:val="left"/>
+      <w:pPr>
+        <w:ind w:left="960" w:hanging="480"/>
+      </w:pPr>
+      <w:rPr>
+        <w:rFonts w:ascii="Wingdings" w:hAnsi="Wingdings" w:hint="default"/>
+      </w:rPr>
+    </w:lvl>
+    <w:lvl w:ilvl="1" w:tplc="04090003" w:tentative="1">
+      <w:start w:val="1"/>
+      <w:numFmt w:val="bullet"/>
+      <w:lvlText w:val=""/>
+      <w:lvlJc w:val="left"/>
+      <w:pPr>
+        <w:ind w:left="1440" w:hanging="480"/>
+      </w:pPr>
+      <w:rPr>
+        <w:rFonts w:ascii="Wingdings" w:hAnsi="Wingdings" w:hint="default"/>
+      </w:rPr>
+    </w:lvl>
+    <w:lvl w:ilvl="2" w:tplc="04090005" w:tentative="1">
+      <w:start w:val="1"/>
+      <w:numFmt w:val="bullet"/>
+      <w:lvlText w:val=""/>
+      <w:lvlJc w:val="left"/>
+      <w:pPr>
+        <w:ind w:left="1920" w:hanging="480"/>
+      </w:pPr>
+      <w:rPr>
+        <w:rFonts w:ascii="Wingdings" w:hAnsi="Wingdings" w:hint="default"/>
+      </w:rPr>
+    </w:lvl>
+    <w:lvl w:ilvl="3" w:tplc="04090001" w:tentative="1">
+      <w:start w:val="1"/>
+      <w:numFmt w:val="bullet"/>
+      <w:lvlText w:val=""/>
+      <w:lvlJc w:val="left"/>
+      <w:pPr>
+        <w:ind w:left="2400" w:hanging="480"/>
+      </w:pPr>
+      <w:rPr>
+        <w:rFonts w:ascii="Wingdings" w:hAnsi="Wingdings" w:hint="default"/>
+      </w:rPr>
+    </w:lvl>
+    <w:lvl w:ilvl="4" w:tplc="04090003" w:tentative="1">
+      <w:start w:val="1"/>
+      <w:numFmt w:val="bullet"/>
+      <w:lvlText w:val=""/>
+      <w:lvlJc w:val="left"/>
+      <w:pPr>
+        <w:ind w:left="2880" w:hanging="480"/>
+      </w:pPr>
+      <w:rPr>
+        <w:rFonts w:ascii="Wingdings" w:hAnsi="Wingdings" w:hint="default"/>
+      </w:rPr>
+    </w:lvl>
+    <w:lvl w:ilvl="5" w:tplc="04090005" w:tentative="1">
+      <w:start w:val="1"/>
+      <w:numFmt w:val="bullet"/>
+      <w:lvlText w:val=""/>
+      <w:lvlJc w:val="left"/>
+      <w:pPr>
+        <w:ind w:left="3360" w:hanging="480"/>
+      </w:pPr>
+      <w:rPr>
+        <w:rFonts w:ascii="Wingdings" w:hAnsi="Wingdings" w:hint="default"/>
+      </w:rPr>
+    </w:lvl>
+    <w:lvl w:ilvl="6" w:tplc="04090001" w:tentative="1">
+      <w:start w:val="1"/>
+      <w:numFmt w:val="bullet"/>
+      <w:lvlText w:val=""/>
+      <w:lvlJc w:val="left"/>
+      <w:pPr>
+        <w:ind w:left="3840" w:hanging="480"/>
+      </w:pPr>
+      <w:rPr>
+        <w:rFonts w:ascii="Wingdings" w:hAnsi="Wingdings" w:hint="default"/>
+      </w:rPr>
+    </w:lvl>
+    <w:lvl w:ilvl="7" w:tplc="04090003" w:tentative="1">
+      <w:start w:val="1"/>
+      <w:numFmt w:val="bullet"/>
+      <w:lvlText w:val=""/>
+      <w:lvlJc w:val="left"/>
+      <w:pPr>
+        <w:ind w:left="4320" w:hanging="480"/>
+      </w:pPr>
+      <w:rPr>
+        <w:rFonts w:ascii="Wingdings" w:hAnsi="Wingdings" w:hint="default"/>
+      </w:rPr>
+    </w:lvl>
+    <w:lvl w:ilvl="8" w:tplc="04090005" w:tentative="1">
+      <w:start w:val="1"/>
+      <w:numFmt w:val="bullet"/>
+      <w:lvlText w:val=""/>
+      <w:lvlJc w:val="left"/>
+      <w:pPr>
+        <w:ind w:left="4800" w:hanging="480"/>
+      </w:pPr>
+      <w:rPr>
+        <w:rFonts w:ascii="Wingdings" w:hAnsi="Wingdings" w:hint="default"/>
+      </w:rPr>
+    </w:lvl>
+  </w:abstractNum>
+  <w:abstractNum w:abstractNumId="2" w15:restartNumberingAfterBreak="0">
     <w:nsid w:val="16846912"/>
     <w:multiLevelType w:val="hybridMultilevel"/>
     <w:tmpl w:val="4142EAC0"/>
@@ -16876,7 +16555,7 @@
       </w:pPr>
     </w:lvl>
   </w:abstractNum>
-  <w:abstractNum w:abstractNumId="2" w15:restartNumberingAfterBreak="0">
+  <w:abstractNum w:abstractNumId="3" w15:restartNumberingAfterBreak="0">
     <w:nsid w:val="1D9A4B77"/>
     <w:multiLevelType w:val="hybridMultilevel"/>
     <w:tmpl w:val="840AEFAA"/>
@@ -16965,7 +16644,7 @@
       </w:pPr>
     </w:lvl>
   </w:abstractNum>
-  <w:abstractNum w:abstractNumId="3" w15:restartNumberingAfterBreak="0">
+  <w:abstractNum w:abstractNumId="4" w15:restartNumberingAfterBreak="0">
     <w:nsid w:val="262F0041"/>
     <w:multiLevelType w:val="hybridMultilevel"/>
     <w:tmpl w:val="8EF6F83E"/>
@@ -17051,7 +16730,7 @@
       </w:pPr>
     </w:lvl>
   </w:abstractNum>
-  <w:abstractNum w:abstractNumId="4" w15:restartNumberingAfterBreak="0">
+  <w:abstractNum w:abstractNumId="5" w15:restartNumberingAfterBreak="0">
     <w:nsid w:val="2EB46D47"/>
     <w:multiLevelType w:val="hybridMultilevel"/>
     <w:tmpl w:val="08B8E566"/>
@@ -17137,7 +16816,7 @@
       </w:pPr>
     </w:lvl>
   </w:abstractNum>
-  <w:abstractNum w:abstractNumId="5" w15:restartNumberingAfterBreak="0">
+  <w:abstractNum w:abstractNumId="6" w15:restartNumberingAfterBreak="0">
     <w:nsid w:val="33520421"/>
     <w:multiLevelType w:val="hybridMultilevel"/>
     <w:tmpl w:val="370A01DE"/>
@@ -17223,7 +16902,7 @@
       </w:pPr>
     </w:lvl>
   </w:abstractNum>
-  <w:abstractNum w:abstractNumId="6" w15:restartNumberingAfterBreak="0">
+  <w:abstractNum w:abstractNumId="7" w15:restartNumberingAfterBreak="0">
     <w:nsid w:val="3D6E75CC"/>
     <w:multiLevelType w:val="hybridMultilevel"/>
     <w:tmpl w:val="1A78B2D4"/>
@@ -17309,7 +16988,7 @@
       </w:pPr>
     </w:lvl>
   </w:abstractNum>
-  <w:abstractNum w:abstractNumId="7" w15:restartNumberingAfterBreak="0">
+  <w:abstractNum w:abstractNumId="8" w15:restartNumberingAfterBreak="0">
     <w:nsid w:val="3E520C1D"/>
     <w:multiLevelType w:val="multilevel"/>
     <w:tmpl w:val="0C2C53E4"/>
@@ -17427,7 +17106,7 @@
       </w:rPr>
     </w:lvl>
   </w:abstractNum>
-  <w:abstractNum w:abstractNumId="8" w15:restartNumberingAfterBreak="0">
+  <w:abstractNum w:abstractNumId="9" w15:restartNumberingAfterBreak="0">
     <w:nsid w:val="47000253"/>
     <w:multiLevelType w:val="hybridMultilevel"/>
     <w:tmpl w:val="A588F1DE"/>
@@ -17513,7 +17192,7 @@
       </w:pPr>
     </w:lvl>
   </w:abstractNum>
-  <w:abstractNum w:abstractNumId="9" w15:restartNumberingAfterBreak="0">
+  <w:abstractNum w:abstractNumId="10" w15:restartNumberingAfterBreak="0">
     <w:nsid w:val="4E3469EF"/>
     <w:multiLevelType w:val="hybridMultilevel"/>
     <w:tmpl w:val="74AEBA48"/>
@@ -17599,7 +17278,7 @@
       </w:pPr>
     </w:lvl>
   </w:abstractNum>
-  <w:abstractNum w:abstractNumId="10" w15:restartNumberingAfterBreak="0">
+  <w:abstractNum w:abstractNumId="11" w15:restartNumberingAfterBreak="0">
     <w:nsid w:val="59571D0B"/>
     <w:multiLevelType w:val="hybridMultilevel"/>
     <w:tmpl w:val="D3E81EDE"/>
@@ -17739,7 +17418,7 @@
       </w:rPr>
     </w:lvl>
   </w:abstractNum>
-  <w:abstractNum w:abstractNumId="11" w15:restartNumberingAfterBreak="0">
+  <w:abstractNum w:abstractNumId="12" w15:restartNumberingAfterBreak="0">
     <w:nsid w:val="651F1C37"/>
     <w:multiLevelType w:val="multilevel"/>
     <w:tmpl w:val="CAA80F1E"/>
@@ -17851,7 +17530,7 @@
       </w:rPr>
     </w:lvl>
   </w:abstractNum>
-  <w:abstractNum w:abstractNumId="12" w15:restartNumberingAfterBreak="0">
+  <w:abstractNum w:abstractNumId="13" w15:restartNumberingAfterBreak="0">
     <w:nsid w:val="653D3144"/>
     <w:multiLevelType w:val="hybridMultilevel"/>
     <w:tmpl w:val="1A78B2D4"/>
@@ -17937,7 +17616,7 @@
       </w:pPr>
     </w:lvl>
   </w:abstractNum>
-  <w:abstractNum w:abstractNumId="13" w15:restartNumberingAfterBreak="0">
+  <w:abstractNum w:abstractNumId="14" w15:restartNumberingAfterBreak="0">
     <w:nsid w:val="720F6A74"/>
     <w:multiLevelType w:val="hybridMultilevel"/>
     <w:tmpl w:val="A948A7E0"/>
@@ -18026,7 +17705,7 @@
       </w:pPr>
     </w:lvl>
   </w:abstractNum>
-  <w:abstractNum w:abstractNumId="14" w15:restartNumberingAfterBreak="0">
+  <w:abstractNum w:abstractNumId="15" w15:restartNumberingAfterBreak="0">
     <w:nsid w:val="7FD319CF"/>
     <w:multiLevelType w:val="hybridMultilevel"/>
     <w:tmpl w:val="1A78B2D4"/>
@@ -18113,49 +17792,52 @@
     </w:lvl>
   </w:abstractNum>
   <w:num w:numId="1" w16cid:durableId="1041058445">
+    <w:abstractNumId w:val="10"/>
+  </w:num>
+  <w:num w:numId="2" w16cid:durableId="1842351689">
     <w:abstractNumId w:val="9"/>
   </w:num>
-  <w:num w:numId="2" w16cid:durableId="1842351689">
+  <w:num w:numId="3" w16cid:durableId="1589850520">
     <w:abstractNumId w:val="8"/>
   </w:num>
-  <w:num w:numId="3" w16cid:durableId="1589850520">
-    <w:abstractNumId w:val="7"/>
-  </w:num>
   <w:num w:numId="4" w16cid:durableId="2038113387">
-    <w:abstractNumId w:val="13"/>
+    <w:abstractNumId w:val="14"/>
   </w:num>
   <w:num w:numId="5" w16cid:durableId="26223051">
-    <w:abstractNumId w:val="1"/>
+    <w:abstractNumId w:val="2"/>
   </w:num>
   <w:num w:numId="6" w16cid:durableId="1652560453">
-    <w:abstractNumId w:val="3"/>
+    <w:abstractNumId w:val="4"/>
   </w:num>
   <w:num w:numId="7" w16cid:durableId="1074473904">
-    <w:abstractNumId w:val="5"/>
+    <w:abstractNumId w:val="6"/>
   </w:num>
   <w:num w:numId="8" w16cid:durableId="1266645471">
-    <w:abstractNumId w:val="14"/>
+    <w:abstractNumId w:val="15"/>
   </w:num>
   <w:num w:numId="9" w16cid:durableId="1155493342">
-    <w:abstractNumId w:val="4"/>
+    <w:abstractNumId w:val="5"/>
   </w:num>
   <w:num w:numId="10" w16cid:durableId="790516203">
     <w:abstractNumId w:val="0"/>
   </w:num>
   <w:num w:numId="11" w16cid:durableId="169679740">
-    <w:abstractNumId w:val="2"/>
+    <w:abstractNumId w:val="3"/>
   </w:num>
   <w:num w:numId="12" w16cid:durableId="2100102254">
-    <w:abstractNumId w:val="10"/>
+    <w:abstractNumId w:val="11"/>
   </w:num>
   <w:num w:numId="13" w16cid:durableId="1704282146">
-    <w:abstractNumId w:val="11"/>
+    <w:abstractNumId w:val="12"/>
   </w:num>
   <w:num w:numId="14" w16cid:durableId="1675718363">
-    <w:abstractNumId w:val="6"/>
+    <w:abstractNumId w:val="7"/>
   </w:num>
   <w:num w:numId="15" w16cid:durableId="1222399663">
-    <w:abstractNumId w:val="12"/>
+    <w:abstractNumId w:val="13"/>
+  </w:num>
+  <w:num w:numId="16" w16cid:durableId="782727593">
+    <w:abstractNumId w:val="1"/>
   </w:num>
 </w:numbering>
 </file>
@@ -18560,7 +18242,7 @@
   <w:style w:type="paragraph" w:default="1" w:styleId="a3">
     <w:name w:val="Normal"/>
     <w:qFormat/>
-    <w:rsid w:val="00297C41"/>
+    <w:rsid w:val="006E7563"/>
     <w:pPr>
       <w:widowControl w:val="0"/>
     </w:pPr>
@@ -19408,6 +19090,54 @@
       <w:u w:val="single"/>
     </w:rPr>
   </w:style>
+  <w:style w:type="paragraph" w:customStyle="1" w:styleId="EndNoteBibliographyTitle">
+    <w:name w:val="EndNote Bibliography Title"/>
+    <w:basedOn w:val="a3"/>
+    <w:link w:val="EndNoteBibliographyTitle0"/>
+    <w:rsid w:val="00661B28"/>
+    <w:pPr>
+      <w:spacing w:after="0"/>
+      <w:jc w:val="center"/>
+    </w:pPr>
+    <w:rPr>
+      <w:rFonts w:cs="Times New Roman"/>
+      <w:noProof/>
+    </w:rPr>
+  </w:style>
+  <w:style w:type="character" w:customStyle="1" w:styleId="EndNoteBibliographyTitle0">
+    <w:name w:val="EndNote Bibliography Title 字元"/>
+    <w:basedOn w:val="a4"/>
+    <w:link w:val="EndNoteBibliographyTitle"/>
+    <w:rsid w:val="00661B28"/>
+    <w:rPr>
+      <w:rFonts w:ascii="Times New Roman" w:eastAsia="標楷體" w:hAnsi="Times New Roman" w:cs="Times New Roman"/>
+      <w:noProof/>
+    </w:rPr>
+  </w:style>
+  <w:style w:type="paragraph" w:customStyle="1" w:styleId="EndNoteBibliography">
+    <w:name w:val="EndNote Bibliography"/>
+    <w:basedOn w:val="a3"/>
+    <w:link w:val="EndNoteBibliography0"/>
+    <w:rsid w:val="00661B28"/>
+    <w:pPr>
+      <w:spacing w:line="240" w:lineRule="auto"/>
+      <w:jc w:val="both"/>
+    </w:pPr>
+    <w:rPr>
+      <w:rFonts w:cs="Times New Roman"/>
+      <w:noProof/>
+    </w:rPr>
+  </w:style>
+  <w:style w:type="character" w:customStyle="1" w:styleId="EndNoteBibliography0">
+    <w:name w:val="EndNote Bibliography 字元"/>
+    <w:basedOn w:val="a4"/>
+    <w:link w:val="EndNoteBibliography"/>
+    <w:rsid w:val="00661B28"/>
+    <w:rPr>
+      <w:rFonts w:ascii="Times New Roman" w:eastAsia="標楷體" w:hAnsi="Times New Roman" w:cs="Times New Roman"/>
+      <w:noProof/>
+    </w:rPr>
+  </w:style>
 </w:styles>
 </file>
 

--- a/theory.docx
+++ b/theory.docx
@@ -2395,7 +2395,7 @@
                 <w:noProof/>
                 <w:webHidden/>
               </w:rPr>
-              <w:t>9</w:t>
+              <w:t>10</w:t>
             </w:r>
             <w:r>
               <w:rPr>
@@ -2482,7 +2482,7 @@
                 <w:noProof/>
                 <w:webHidden/>
               </w:rPr>
-              <w:t>10</w:t>
+              <w:t>11</w:t>
             </w:r>
             <w:r>
               <w:rPr>
@@ -2569,7 +2569,7 @@
                 <w:noProof/>
                 <w:webHidden/>
               </w:rPr>
-              <w:t>11</w:t>
+              <w:t>12</w:t>
             </w:r>
             <w:r>
               <w:rPr>
@@ -2656,7 +2656,7 @@
                 <w:noProof/>
                 <w:webHidden/>
               </w:rPr>
-              <w:t>14</w:t>
+              <w:t>15</w:t>
             </w:r>
             <w:r>
               <w:rPr>
@@ -2974,10 +2974,10 @@
             <v:path o:extrusionok="f" gradientshapeok="t" o:connecttype="rect"/>
             <o:lock v:ext="edit" aspectratio="t"/>
           </v:shapetype>
-          <v:shape id="_x0000_i1025" type="#_x0000_t75" style="width:12pt;height:18pt" o:ole="">
+          <v:shape id="_x0000_i1025" type="#_x0000_t75" style="width:12pt;height:18.5pt" o:ole="">
             <v:imagedata r:id="rId15" o:title=""/>
           </v:shape>
-          <o:OLEObject Type="Embed" ProgID="Equation.DSMT4" ShapeID="_x0000_i1025" DrawAspect="Content" ObjectID="_1844883278" r:id="rId16"/>
+          <o:OLEObject Type="Embed" ProgID="Equation.DSMT4" ShapeID="_x0000_i1025" DrawAspect="Content" ObjectID="_1846611383" r:id="rId16"/>
         </w:object>
       </w:r>
       <w:r>
@@ -2991,10 +2991,10 @@
           <w:position w:val="-12"/>
         </w:rPr>
         <w:object w:dxaOrig="279" w:dyaOrig="360" w14:anchorId="0133F332">
-          <v:shape id="_x0000_i1026" type="#_x0000_t75" style="width:14.25pt;height:18pt" o:ole="">
+          <v:shape id="_x0000_i1026" type="#_x0000_t75" style="width:14.5pt;height:18.5pt" o:ole="">
             <v:imagedata r:id="rId17" o:title=""/>
           </v:shape>
-          <o:OLEObject Type="Embed" ProgID="Equation.DSMT4" ShapeID="_x0000_i1026" DrawAspect="Content" ObjectID="_1844883279" r:id="rId18"/>
+          <o:OLEObject Type="Embed" ProgID="Equation.DSMT4" ShapeID="_x0000_i1026" DrawAspect="Content" ObjectID="_1846611384" r:id="rId18"/>
         </w:object>
       </w:r>
       <w:r>
@@ -3008,7 +3008,7 @@
           <v:shape id="_x0000_i1027" type="#_x0000_t75" style="width:12pt;height:12pt" o:ole="">
             <v:imagedata r:id="rId19" o:title=""/>
           </v:shape>
-          <o:OLEObject Type="Embed" ProgID="Equation.DSMT4" ShapeID="_x0000_i1027" DrawAspect="Content" ObjectID="_1844883280" r:id="rId20"/>
+          <o:OLEObject Type="Embed" ProgID="Equation.DSMT4" ShapeID="_x0000_i1027" DrawAspect="Content" ObjectID="_1846611385" r:id="rId20"/>
         </w:object>
       </w:r>
       <w:r>
@@ -3034,7 +3034,7 @@
           <v:shape id="_x0000_i1028" type="#_x0000_t75" style="width:12pt;height:10.5pt" o:ole="">
             <v:imagedata r:id="rId21" o:title=""/>
           </v:shape>
-          <o:OLEObject Type="Embed" ProgID="Equation.DSMT4" ShapeID="_x0000_i1028" DrawAspect="Content" ObjectID="_1844883281" r:id="rId22"/>
+          <o:OLEObject Type="Embed" ProgID="Equation.DSMT4" ShapeID="_x0000_i1028" DrawAspect="Content" ObjectID="_1846611386" r:id="rId22"/>
         </w:object>
       </w:r>
       <w:r>
@@ -3051,7 +3051,7 @@
           <v:shape id="_x0000_i1029" type="#_x0000_t75" style="width:10.5pt;height:12pt" o:ole="">
             <v:imagedata r:id="rId23" o:title=""/>
           </v:shape>
-          <o:OLEObject Type="Embed" ProgID="Equation.DSMT4" ShapeID="_x0000_i1029" DrawAspect="Content" ObjectID="_1844883282" r:id="rId24"/>
+          <o:OLEObject Type="Embed" ProgID="Equation.DSMT4" ShapeID="_x0000_i1029" DrawAspect="Content" ObjectID="_1846611387" r:id="rId24"/>
         </w:object>
       </w:r>
       <w:r>
@@ -3378,10 +3378,10 @@
           <w:lang w:val="en-CA"/>
         </w:rPr>
         <w:object w:dxaOrig="5200" w:dyaOrig="700" w14:anchorId="227FD791">
-          <v:shape id="_x0000_i1030" type="#_x0000_t75" style="width:258.75pt;height:35.25pt" o:ole="">
+          <v:shape id="_x0000_i1030" type="#_x0000_t75" style="width:258.5pt;height:35.5pt" o:ole="">
             <v:imagedata r:id="rId26" o:title=""/>
           </v:shape>
-          <o:OLEObject Type="Embed" ProgID="Equation.DSMT4" ShapeID="_x0000_i1030" DrawAspect="Content" ObjectID="_1844883283" r:id="rId27"/>
+          <o:OLEObject Type="Embed" ProgID="Equation.DSMT4" ShapeID="_x0000_i1030" DrawAspect="Content" ObjectID="_1846611388" r:id="rId27"/>
         </w:object>
       </w:r>
     </w:p>
@@ -3399,10 +3399,10 @@
           <w:lang w:val="en-CA"/>
         </w:rPr>
         <w:object w:dxaOrig="2920" w:dyaOrig="380" w14:anchorId="1D7D8C9A">
-          <v:shape id="_x0000_i1031" type="#_x0000_t75" style="width:145.5pt;height:20.25pt" o:ole="">
+          <v:shape id="_x0000_i1031" type="#_x0000_t75" style="width:145.5pt;height:20.5pt" o:ole="">
             <v:imagedata r:id="rId28" o:title=""/>
           </v:shape>
-          <o:OLEObject Type="Embed" ProgID="Equation.DSMT4" ShapeID="_x0000_i1031" DrawAspect="Content" ObjectID="_1844883284" r:id="rId29"/>
+          <o:OLEObject Type="Embed" ProgID="Equation.DSMT4" ShapeID="_x0000_i1031" DrawAspect="Content" ObjectID="_1846611389" r:id="rId29"/>
         </w:object>
       </w:r>
     </w:p>
@@ -4158,10 +4158,10 @@
           <w:position w:val="-14"/>
         </w:rPr>
         <w:object w:dxaOrig="1100" w:dyaOrig="380" w14:anchorId="4CBE8E8E">
-          <v:shape id="_x0000_i1032" type="#_x0000_t75" style="width:56.25pt;height:18.75pt" o:ole="">
+          <v:shape id="_x0000_i1032" type="#_x0000_t75" style="width:56.5pt;height:19pt" o:ole="">
             <v:imagedata r:id="rId34" o:title=""/>
           </v:shape>
-          <o:OLEObject Type="Embed" ProgID="Equation.DSMT4" ShapeID="_x0000_i1032" DrawAspect="Content" ObjectID="_1844883285" r:id="rId35"/>
+          <o:OLEObject Type="Embed" ProgID="Equation.DSMT4" ShapeID="_x0000_i1032" DrawAspect="Content" ObjectID="_1846611390" r:id="rId35"/>
         </w:object>
       </w:r>
       <w:r>
@@ -4210,10 +4210,10 @@
           <w:position w:val="-12"/>
         </w:rPr>
         <w:object w:dxaOrig="380" w:dyaOrig="360" w14:anchorId="2248DB2A">
-          <v:shape id="_x0000_i1033" type="#_x0000_t75" style="width:18.75pt;height:18pt" o:ole="">
+          <v:shape id="_x0000_i1033" type="#_x0000_t75" style="width:19pt;height:18.5pt" o:ole="">
             <v:imagedata r:id="rId36" o:title=""/>
           </v:shape>
-          <o:OLEObject Type="Embed" ProgID="Equation.DSMT4" ShapeID="_x0000_i1033" DrawAspect="Content" ObjectID="_1844883286" r:id="rId37"/>
+          <o:OLEObject Type="Embed" ProgID="Equation.DSMT4" ShapeID="_x0000_i1033" DrawAspect="Content" ObjectID="_1846611391" r:id="rId37"/>
         </w:object>
       </w:r>
       <w:r>
@@ -4287,10 +4287,10 @@
           <w:position w:val="-12"/>
         </w:rPr>
         <w:object w:dxaOrig="320" w:dyaOrig="360" w14:anchorId="78335201">
-          <v:shape id="_x0000_i1034" type="#_x0000_t75" style="width:15.75pt;height:18pt" o:ole="">
+          <v:shape id="_x0000_i1034" type="#_x0000_t75" style="width:15.5pt;height:18.5pt" o:ole="">
             <v:imagedata r:id="rId38" o:title=""/>
           </v:shape>
-          <o:OLEObject Type="Embed" ProgID="Equation.DSMT4" ShapeID="_x0000_i1034" DrawAspect="Content" ObjectID="_1844883287" r:id="rId39"/>
+          <o:OLEObject Type="Embed" ProgID="Equation.DSMT4" ShapeID="_x0000_i1034" DrawAspect="Content" ObjectID="_1846611392" r:id="rId39"/>
         </w:object>
       </w:r>
       <w:r>
@@ -4322,10 +4322,10 @@
           <w:position w:val="-12"/>
         </w:rPr>
         <w:object w:dxaOrig="320" w:dyaOrig="360" w14:anchorId="1E9BF9C5">
-          <v:shape id="_x0000_i1035" type="#_x0000_t75" style="width:15.75pt;height:18pt" o:ole="">
+          <v:shape id="_x0000_i1035" type="#_x0000_t75" style="width:15.5pt;height:18.5pt" o:ole="">
             <v:imagedata r:id="rId40" o:title=""/>
           </v:shape>
-          <o:OLEObject Type="Embed" ProgID="Equation.DSMT4" ShapeID="_x0000_i1035" DrawAspect="Content" ObjectID="_1844883288" r:id="rId41"/>
+          <o:OLEObject Type="Embed" ProgID="Equation.DSMT4" ShapeID="_x0000_i1035" DrawAspect="Content" ObjectID="_1846611393" r:id="rId41"/>
         </w:object>
       </w:r>
       <w:r>
@@ -4339,10 +4339,10 @@
           <w:position w:val="-14"/>
         </w:rPr>
         <w:object w:dxaOrig="520" w:dyaOrig="380" w14:anchorId="4AD08BBC">
-          <v:shape id="_x0000_i1036" type="#_x0000_t75" style="width:26.25pt;height:18.75pt" o:ole="">
+          <v:shape id="_x0000_i1036" type="#_x0000_t75" style="width:26.5pt;height:19pt" o:ole="">
             <v:imagedata r:id="rId42" o:title=""/>
           </v:shape>
-          <o:OLEObject Type="Embed" ProgID="Equation.DSMT4" ShapeID="_x0000_i1036" DrawAspect="Content" ObjectID="_1844883289" r:id="rId43"/>
+          <o:OLEObject Type="Embed" ProgID="Equation.DSMT4" ShapeID="_x0000_i1036" DrawAspect="Content" ObjectID="_1846611394" r:id="rId43"/>
         </w:object>
       </w:r>
       <w:r>
@@ -4356,10 +4356,10 @@
           <w:position w:val="-14"/>
         </w:rPr>
         <w:object w:dxaOrig="360" w:dyaOrig="380" w14:anchorId="7356077E">
-          <v:shape id="_x0000_i1037" type="#_x0000_t75" style="width:18pt;height:18.75pt" o:ole="">
+          <v:shape id="_x0000_i1037" type="#_x0000_t75" style="width:18.5pt;height:19pt" o:ole="">
             <v:imagedata r:id="rId44" o:title=""/>
           </v:shape>
-          <o:OLEObject Type="Embed" ProgID="Equation.DSMT4" ShapeID="_x0000_i1037" DrawAspect="Content" ObjectID="_1844883290" r:id="rId45"/>
+          <o:OLEObject Type="Embed" ProgID="Equation.DSMT4" ShapeID="_x0000_i1037" DrawAspect="Content" ObjectID="_1846611395" r:id="rId45"/>
         </w:object>
       </w:r>
       <w:r>
@@ -4460,10 +4460,10 @@
                 <w:position w:val="-32"/>
               </w:rPr>
               <w:object w:dxaOrig="1660" w:dyaOrig="740" w14:anchorId="381ABF7B">
-                <v:shape id="_x0000_i1038" type="#_x0000_t75" style="width:83.25pt;height:36.75pt" o:ole="">
+                <v:shape id="_x0000_i1038" type="#_x0000_t75" style="width:83.5pt;height:36.5pt" o:ole="">
                   <v:imagedata r:id="rId46" o:title=""/>
                 </v:shape>
-                <o:OLEObject Type="Embed" ProgID="Equation.DSMT4" ShapeID="_x0000_i1038" DrawAspect="Content" ObjectID="_1844883291" r:id="rId47"/>
+                <o:OLEObject Type="Embed" ProgID="Equation.DSMT4" ShapeID="_x0000_i1038" DrawAspect="Content" ObjectID="_1846611396" r:id="rId47"/>
               </w:object>
             </w:r>
           </w:p>
@@ -4746,6 +4746,13 @@
     </w:p>
     <w:p>
       <w:pPr>
+        <w:rPr>
+          <w:lang w:val="en-CA"/>
+        </w:rPr>
+      </w:pPr>
+    </w:p>
+    <w:p>
+      <w:pPr>
         <w:pStyle w:val="2"/>
         <w:jc w:val="both"/>
       </w:pPr>
@@ -4795,10 +4802,10 @@
           <w:position w:val="-14"/>
         </w:rPr>
         <w:object w:dxaOrig="1100" w:dyaOrig="380" w14:anchorId="2024C4D6">
-          <v:shape id="_x0000_i1039" type="#_x0000_t75" style="width:56.25pt;height:18.75pt" o:ole="">
+          <v:shape id="_x0000_i1039" type="#_x0000_t75" style="width:56.5pt;height:19pt" o:ole="">
             <v:imagedata r:id="rId34" o:title=""/>
           </v:shape>
-          <o:OLEObject Type="Embed" ProgID="Equation.DSMT4" ShapeID="_x0000_i1039" DrawAspect="Content" ObjectID="_1844883292" r:id="rId49"/>
+          <o:OLEObject Type="Embed" ProgID="Equation.DSMT4" ShapeID="_x0000_i1039" DrawAspect="Content" ObjectID="_1846611397" r:id="rId49"/>
         </w:object>
       </w:r>
       <w:r>
@@ -4812,10 +4819,10 @@
           <w:position w:val="-14"/>
         </w:rPr>
         <w:object w:dxaOrig="3340" w:dyaOrig="380" w14:anchorId="45DB1B24">
-          <v:shape id="_x0000_i1040" type="#_x0000_t75" style="width:167.25pt;height:18.75pt" o:ole="">
+          <v:shape id="_x0000_i1040" type="#_x0000_t75" style="width:167pt;height:19pt" o:ole="">
             <v:imagedata r:id="rId50" o:title=""/>
           </v:shape>
-          <o:OLEObject Type="Embed" ProgID="Equation.DSMT4" ShapeID="_x0000_i1040" DrawAspect="Content" ObjectID="_1844883293" r:id="rId51"/>
+          <o:OLEObject Type="Embed" ProgID="Equation.DSMT4" ShapeID="_x0000_i1040" DrawAspect="Content" ObjectID="_1846611398" r:id="rId51"/>
         </w:object>
       </w:r>
       <w:r>
@@ -4841,7 +4848,7 @@
           <v:shape id="_x0000_i1041" type="#_x0000_t75" style="width:12pt;height:10.5pt" o:ole="">
             <v:imagedata r:id="rId21" o:title=""/>
           </v:shape>
-          <o:OLEObject Type="Embed" ProgID="Equation.DSMT4" ShapeID="_x0000_i1041" DrawAspect="Content" ObjectID="_1844883294" r:id="rId52"/>
+          <o:OLEObject Type="Embed" ProgID="Equation.DSMT4" ShapeID="_x0000_i1041" DrawAspect="Content" ObjectID="_1846611399" r:id="rId52"/>
         </w:object>
       </w:r>
       <w:r>
@@ -4858,7 +4865,7 @@
           <v:shape id="_x0000_i1042" type="#_x0000_t75" style="width:10.5pt;height:12pt" o:ole="">
             <v:imagedata r:id="rId23" o:title=""/>
           </v:shape>
-          <o:OLEObject Type="Embed" ProgID="Equation.DSMT4" ShapeID="_x0000_i1042" DrawAspect="Content" ObjectID="_1844883295" r:id="rId53"/>
+          <o:OLEObject Type="Embed" ProgID="Equation.DSMT4" ShapeID="_x0000_i1042" DrawAspect="Content" ObjectID="_1846611400" r:id="rId53"/>
         </w:object>
       </w:r>
       <w:r>
@@ -5405,6 +5412,121 @@
     </w:tbl>
     <w:p>
       <w:pPr>
+        <w:overflowPunct w:val="0"/>
+      </w:pPr>
+      <w:r>
+        <w:rPr>
+          <w:rFonts w:hint="eastAsia"/>
+        </w:rPr>
+        <w:lastRenderedPageBreak/>
+        <w:t>目標擬合度</w:t>
+      </w:r>
+    </w:p>
+    <w:tbl>
+      <w:tblPr>
+        <w:tblStyle w:val="af2"/>
+        <w:tblW w:w="0" w:type="auto"/>
+        <w:tblBorders>
+          <w:top w:val="none" w:sz="0" w:space="0" w:color="auto"/>
+          <w:left w:val="none" w:sz="0" w:space="0" w:color="auto"/>
+          <w:bottom w:val="none" w:sz="0" w:space="0" w:color="auto"/>
+          <w:right w:val="none" w:sz="0" w:space="0" w:color="auto"/>
+          <w:insideH w:val="none" w:sz="0" w:space="0" w:color="auto"/>
+          <w:insideV w:val="none" w:sz="0" w:space="0" w:color="auto"/>
+        </w:tblBorders>
+        <w:tblLook w:val="04A0" w:firstRow="1" w:lastRow="0" w:firstColumn="1" w:lastColumn="0" w:noHBand="0" w:noVBand="1"/>
+      </w:tblPr>
+      <w:tblGrid>
+        <w:gridCol w:w="7410"/>
+        <w:gridCol w:w="896"/>
+      </w:tblGrid>
+      <w:tr>
+        <w:tc>
+          <w:tcPr>
+            <w:tcW w:w="7508" w:type="dxa"/>
+            <w:vAlign w:val="center"/>
+          </w:tcPr>
+          <w:p>
+            <w:pPr>
+              <w:spacing w:after="160" w:line="278" w:lineRule="auto"/>
+              <w:ind w:firstLine="400"/>
+              <w:jc w:val="center"/>
+            </w:pPr>
+            <w:r>
+              <w:object w:dxaOrig="2860" w:dyaOrig="639" w14:anchorId="423F7916">
+                <v:shape id="_x0000_i1103" type="#_x0000_t75" style="width:143pt;height:31.5pt" o:ole="">
+                  <v:imagedata r:id="rId54" o:title=""/>
+                </v:shape>
+                <o:OLEObject Type="Embed" ProgID="Equation.DSMT4" ShapeID="_x0000_i1103" DrawAspect="Content" ObjectID="_1846611401" r:id="rId55"/>
+              </w:object>
+            </w:r>
+          </w:p>
+        </w:tc>
+        <w:tc>
+          <w:tcPr>
+            <w:tcW w:w="788" w:type="dxa"/>
+            <w:vAlign w:val="center"/>
+          </w:tcPr>
+          <w:p>
+            <w:pPr>
+              <w:ind w:firstLine="400"/>
+              <w:jc w:val="right"/>
+            </w:pPr>
+            <w:r>
+              <w:rPr>
+                <w:rFonts w:hint="eastAsia"/>
+              </w:rPr>
+              <w:t>(</w:t>
+            </w:r>
+            <w:r>
+              <w:fldChar w:fldCharType="begin"/>
+            </w:r>
+            <w:r>
+              <w:instrText xml:space="preserve"> SEQ </w:instrText>
+            </w:r>
+            <w:r>
+              <w:instrText>方程式</w:instrText>
+            </w:r>
+            <w:r>
+              <w:instrText xml:space="preserve"> \* ARABIC </w:instrText>
+            </w:r>
+            <w:r>
+              <w:fldChar w:fldCharType="separate"/>
+            </w:r>
+            <w:r>
+              <w:rPr>
+                <w:noProof/>
+              </w:rPr>
+              <w:t>3</w:t>
+            </w:r>
+            <w:r>
+              <w:fldChar w:fldCharType="end"/>
+            </w:r>
+            <w:r>
+              <w:rPr>
+                <w:rFonts w:hint="eastAsia"/>
+              </w:rPr>
+              <w:t>)</w:t>
+            </w:r>
+          </w:p>
+        </w:tc>
+      </w:tr>
+    </w:tbl>
+    <w:p>
+      <w:pPr>
+        <w:overflowPunct w:val="0"/>
+      </w:pPr>
+    </w:p>
+    <w:p>
+      <w:pPr>
+        <w:overflowPunct w:val="0"/>
+      </w:pPr>
+      <w:r>
+        <w:t>需求帶覆蓋率</w:t>
+      </w:r>
+    </w:p>
+    <w:p>
+      <w:pPr>
         <w:widowControl/>
         <w:rPr>
           <w:iCs/>
@@ -5412,12 +5534,335 @@
         </w:rPr>
       </w:pPr>
     </w:p>
+    <w:tbl>
+      <w:tblPr>
+        <w:tblStyle w:val="af2"/>
+        <w:tblW w:w="0" w:type="auto"/>
+        <w:tblBorders>
+          <w:top w:val="none" w:sz="0" w:space="0" w:color="auto"/>
+          <w:left w:val="none" w:sz="0" w:space="0" w:color="auto"/>
+          <w:bottom w:val="none" w:sz="0" w:space="0" w:color="auto"/>
+          <w:right w:val="none" w:sz="0" w:space="0" w:color="auto"/>
+          <w:insideH w:val="none" w:sz="0" w:space="0" w:color="auto"/>
+          <w:insideV w:val="none" w:sz="0" w:space="0" w:color="auto"/>
+        </w:tblBorders>
+        <w:tblLook w:val="04A0" w:firstRow="1" w:lastRow="0" w:firstColumn="1" w:lastColumn="0" w:noHBand="0" w:noVBand="1"/>
+      </w:tblPr>
+      <w:tblGrid>
+        <w:gridCol w:w="7410"/>
+        <w:gridCol w:w="896"/>
+      </w:tblGrid>
+      <w:tr>
+        <w:tc>
+          <w:tcPr>
+            <w:tcW w:w="7508" w:type="dxa"/>
+            <w:vAlign w:val="center"/>
+          </w:tcPr>
+          <w:p>
+            <w:pPr>
+              <w:spacing w:after="160" w:line="278" w:lineRule="auto"/>
+              <w:ind w:firstLine="400"/>
+              <w:jc w:val="center"/>
+            </w:pPr>
+            <w:r>
+              <w:rPr>
+                <w:rFonts w:hint="eastAsia"/>
+              </w:rPr>
+              <w:t xml:space="preserve"> </w:t>
+            </w:r>
+            <w:r>
+              <w:rPr>
+                <w:position w:val="-30"/>
+              </w:rPr>
+              <w:object w:dxaOrig="6480" w:dyaOrig="700" w14:anchorId="2308A228">
+                <v:shape id="_x0000_i1043" type="#_x0000_t75" style="width:324pt;height:35pt" o:ole="">
+                  <v:imagedata r:id="rId56" o:title=""/>
+                </v:shape>
+                <o:OLEObject Type="Embed" ProgID="Equation.DSMT4" ShapeID="_x0000_i1043" DrawAspect="Content" ObjectID="_1846611402" r:id="rId57"/>
+              </w:object>
+            </w:r>
+          </w:p>
+        </w:tc>
+        <w:tc>
+          <w:tcPr>
+            <w:tcW w:w="788" w:type="dxa"/>
+            <w:vAlign w:val="center"/>
+          </w:tcPr>
+          <w:p>
+            <w:pPr>
+              <w:ind w:firstLine="400"/>
+              <w:jc w:val="right"/>
+            </w:pPr>
+            <w:r>
+              <w:rPr>
+                <w:rFonts w:hint="eastAsia"/>
+              </w:rPr>
+              <w:t>(</w:t>
+            </w:r>
+            <w:r>
+              <w:fldChar w:fldCharType="begin"/>
+            </w:r>
+            <w:r>
+              <w:instrText xml:space="preserve"> SEQ </w:instrText>
+            </w:r>
+            <w:r>
+              <w:instrText>方程式</w:instrText>
+            </w:r>
+            <w:r>
+              <w:instrText xml:space="preserve"> \* ARABIC </w:instrText>
+            </w:r>
+            <w:r>
+              <w:fldChar w:fldCharType="separate"/>
+            </w:r>
+            <w:r>
+              <w:rPr>
+                <w:noProof/>
+              </w:rPr>
+              <w:t>4</w:t>
+            </w:r>
+            <w:r>
+              <w:fldChar w:fldCharType="end"/>
+            </w:r>
+            <w:r>
+              <w:rPr>
+                <w:rFonts w:hint="eastAsia"/>
+              </w:rPr>
+              <w:t>)</w:t>
+            </w:r>
+          </w:p>
+        </w:tc>
+      </w:tr>
+    </w:tbl>
     <w:p>
       <w:pPr>
+        <w:overflowPunct w:val="0"/>
+        <w:rPr>
+          <w:rFonts w:hint="eastAsia"/>
+        </w:rPr>
+      </w:pPr>
+    </w:p>
+    <w:p>
+      <w:pPr>
+        <w:overflowPunct w:val="0"/>
+      </w:pPr>
+      <w:r>
+        <w:rPr>
+          <w:rFonts w:hint="eastAsia"/>
+        </w:rPr>
+        <w:t>遲滯效應量</w:t>
+      </w:r>
+    </w:p>
+    <w:tbl>
+      <w:tblPr>
+        <w:tblStyle w:val="af2"/>
+        <w:tblW w:w="0" w:type="auto"/>
+        <w:tblBorders>
+          <w:top w:val="none" w:sz="0" w:space="0" w:color="auto"/>
+          <w:left w:val="none" w:sz="0" w:space="0" w:color="auto"/>
+          <w:bottom w:val="none" w:sz="0" w:space="0" w:color="auto"/>
+          <w:right w:val="none" w:sz="0" w:space="0" w:color="auto"/>
+          <w:insideH w:val="none" w:sz="0" w:space="0" w:color="auto"/>
+          <w:insideV w:val="none" w:sz="0" w:space="0" w:color="auto"/>
+        </w:tblBorders>
+        <w:tblLook w:val="04A0" w:firstRow="1" w:lastRow="0" w:firstColumn="1" w:lastColumn="0" w:noHBand="0" w:noVBand="1"/>
+      </w:tblPr>
+      <w:tblGrid>
+        <w:gridCol w:w="7410"/>
+        <w:gridCol w:w="896"/>
+      </w:tblGrid>
+      <w:tr>
+        <w:tc>
+          <w:tcPr>
+            <w:tcW w:w="7508" w:type="dxa"/>
+            <w:vAlign w:val="center"/>
+          </w:tcPr>
+          <w:p>
+            <w:pPr>
+              <w:spacing w:after="160" w:line="278" w:lineRule="auto"/>
+              <w:ind w:firstLine="400"/>
+              <w:jc w:val="center"/>
+            </w:pPr>
+            <w:r>
+              <w:rPr>
+                <w:position w:val="-18"/>
+              </w:rPr>
+              <w:object w:dxaOrig="2620" w:dyaOrig="460" w14:anchorId="6EB93471">
+                <v:shape id="_x0000_i1110" type="#_x0000_t75" style="width:130.5pt;height:23.5pt" o:ole="">
+                  <v:imagedata r:id="rId58" o:title=""/>
+                </v:shape>
+                <o:OLEObject Type="Embed" ProgID="Equation.DSMT4" ShapeID="_x0000_i1110" DrawAspect="Content" ObjectID="_1846611403" r:id="rId59"/>
+              </w:object>
+            </w:r>
+          </w:p>
+        </w:tc>
+        <w:tc>
+          <w:tcPr>
+            <w:tcW w:w="788" w:type="dxa"/>
+            <w:vAlign w:val="center"/>
+          </w:tcPr>
+          <w:p>
+            <w:pPr>
+              <w:ind w:firstLine="400"/>
+              <w:jc w:val="right"/>
+            </w:pPr>
+            <w:r>
+              <w:rPr>
+                <w:rFonts w:hint="eastAsia"/>
+              </w:rPr>
+              <w:t>(</w:t>
+            </w:r>
+            <w:r>
+              <w:fldChar w:fldCharType="begin"/>
+            </w:r>
+            <w:r>
+              <w:instrText xml:space="preserve"> SEQ </w:instrText>
+            </w:r>
+            <w:r>
+              <w:instrText>方程式</w:instrText>
+            </w:r>
+            <w:r>
+              <w:instrText xml:space="preserve"> \* ARABIC </w:instrText>
+            </w:r>
+            <w:r>
+              <w:fldChar w:fldCharType="separate"/>
+            </w:r>
+            <w:r>
+              <w:rPr>
+                <w:noProof/>
+              </w:rPr>
+              <w:t>5</w:t>
+            </w:r>
+            <w:r>
+              <w:fldChar w:fldCharType="end"/>
+            </w:r>
+            <w:r>
+              <w:rPr>
+                <w:rFonts w:hint="eastAsia"/>
+              </w:rPr>
+              <w:t>)</w:t>
+            </w:r>
+          </w:p>
+        </w:tc>
+      </w:tr>
+    </w:tbl>
+    <w:p>
+      <w:pPr>
+        <w:overflowPunct w:val="0"/>
+        <w:rPr>
+          <w:rFonts w:hint="eastAsia"/>
+        </w:rPr>
+      </w:pPr>
+    </w:p>
+    <w:p>
+      <w:pPr>
+        <w:overflowPunct w:val="0"/>
+      </w:pPr>
+      <w:r>
+        <w:rPr>
+          <w:rFonts w:hint="eastAsia"/>
+        </w:rPr>
+        <w:t>退場偏移扭矩</w:t>
+      </w:r>
+    </w:p>
+    <w:tbl>
+      <w:tblPr>
+        <w:tblStyle w:val="af2"/>
+        <w:tblW w:w="0" w:type="auto"/>
+        <w:tblBorders>
+          <w:top w:val="none" w:sz="0" w:space="0" w:color="auto"/>
+          <w:left w:val="none" w:sz="0" w:space="0" w:color="auto"/>
+          <w:bottom w:val="none" w:sz="0" w:space="0" w:color="auto"/>
+          <w:right w:val="none" w:sz="0" w:space="0" w:color="auto"/>
+          <w:insideH w:val="none" w:sz="0" w:space="0" w:color="auto"/>
+          <w:insideV w:val="none" w:sz="0" w:space="0" w:color="auto"/>
+        </w:tblBorders>
+        <w:tblLook w:val="04A0" w:firstRow="1" w:lastRow="0" w:firstColumn="1" w:lastColumn="0" w:noHBand="0" w:noVBand="1"/>
+      </w:tblPr>
+      <w:tblGrid>
+        <w:gridCol w:w="7410"/>
+        <w:gridCol w:w="896"/>
+      </w:tblGrid>
+      <w:tr>
+        <w:tc>
+          <w:tcPr>
+            <w:tcW w:w="7508" w:type="dxa"/>
+            <w:vAlign w:val="center"/>
+          </w:tcPr>
+          <w:p>
+            <w:pPr>
+              <w:spacing w:after="160" w:line="278" w:lineRule="auto"/>
+              <w:ind w:firstLine="400"/>
+              <w:jc w:val="center"/>
+            </w:pPr>
+            <w:r>
+              <w:rPr>
+                <w:position w:val="-12"/>
+              </w:rPr>
+              <w:object w:dxaOrig="2160" w:dyaOrig="340" w14:anchorId="4A9FEAAE">
+                <v:shape id="_x0000_i1115" type="#_x0000_t75" style="width:108pt;height:17pt" o:ole="">
+                  <v:imagedata r:id="rId60" o:title=""/>
+                </v:shape>
+                <o:OLEObject Type="Embed" ProgID="Equation.DSMT4" ShapeID="_x0000_i1115" DrawAspect="Content" ObjectID="_1846611404" r:id="rId61"/>
+              </w:object>
+            </w:r>
+          </w:p>
+        </w:tc>
+        <w:tc>
+          <w:tcPr>
+            <w:tcW w:w="788" w:type="dxa"/>
+            <w:vAlign w:val="center"/>
+          </w:tcPr>
+          <w:p>
+            <w:pPr>
+              <w:ind w:firstLine="400"/>
+              <w:jc w:val="right"/>
+            </w:pPr>
+            <w:r>
+              <w:rPr>
+                <w:rFonts w:hint="eastAsia"/>
+              </w:rPr>
+              <w:t>(</w:t>
+            </w:r>
+            <w:r>
+              <w:fldChar w:fldCharType="begin"/>
+            </w:r>
+            <w:r>
+              <w:instrText xml:space="preserve"> SEQ </w:instrText>
+            </w:r>
+            <w:r>
+              <w:instrText>方程式</w:instrText>
+            </w:r>
+            <w:r>
+              <w:instrText xml:space="preserve"> \* ARABIC </w:instrText>
+            </w:r>
+            <w:r>
+              <w:fldChar w:fldCharType="separate"/>
+            </w:r>
+            <w:r>
+              <w:rPr>
+                <w:noProof/>
+              </w:rPr>
+              <w:t>6</w:t>
+            </w:r>
+            <w:r>
+              <w:fldChar w:fldCharType="end"/>
+            </w:r>
+            <w:r>
+              <w:rPr>
+                <w:rFonts w:hint="eastAsia"/>
+              </w:rPr>
+              <w:t>)</w:t>
+            </w:r>
+          </w:p>
+        </w:tc>
+      </w:tr>
+    </w:tbl>
+    <w:p>
+      <w:pPr>
         <w:jc w:val="both"/>
         <w:rPr>
+          <w:rFonts w:hint="eastAsia"/>
           <w:iCs/>
-          <w:lang w:val="en-CA"/>
         </w:rPr>
       </w:pPr>
     </w:p>
@@ -5522,10 +5967,10 @@
           <w:lang w:val="en-CA"/>
         </w:rPr>
         <w:object w:dxaOrig="1100" w:dyaOrig="279" w14:anchorId="0AD38B19">
-          <v:shape id="_x0000_i1043" type="#_x0000_t75" style="width:54pt;height:14.25pt" o:ole="">
-            <v:imagedata r:id="rId54" o:title=""/>
+          <v:shape id="_x0000_i1044" type="#_x0000_t75" style="width:54pt;height:14.5pt" o:ole="">
+            <v:imagedata r:id="rId62" o:title=""/>
           </v:shape>
-          <o:OLEObject Type="Embed" ProgID="Equation.DSMT4" ShapeID="_x0000_i1043" DrawAspect="Content" ObjectID="_1844883296" r:id="rId55"/>
+          <o:OLEObject Type="Embed" ProgID="Equation.DSMT4" ShapeID="_x0000_i1044" DrawAspect="Content" ObjectID="_1846611405" r:id="rId63"/>
         </w:object>
       </w:r>
     </w:p>
@@ -6976,6 +7421,7 @@
                 <w:rFonts w:hint="eastAsia"/>
                 <w:lang w:val="en-CA"/>
               </w:rPr>
+              <w:lastRenderedPageBreak/>
               <w:t>磁石</w:t>
             </w:r>
           </w:p>
@@ -9098,8 +9544,8 @@
         <w:tblLook w:val="04A0" w:firstRow="1" w:lastRow="0" w:firstColumn="1" w:lastColumn="0" w:noHBand="0" w:noVBand="1"/>
       </w:tblPr>
       <w:tblGrid>
-        <w:gridCol w:w="3952"/>
-        <w:gridCol w:w="4344"/>
+        <w:gridCol w:w="3948"/>
+        <w:gridCol w:w="4348"/>
       </w:tblGrid>
       <w:tr>
         <w:tc>
@@ -9170,10 +9616,10 @@
                 <w:position w:val="-14"/>
               </w:rPr>
               <w:object w:dxaOrig="1060" w:dyaOrig="380" w14:anchorId="1534179E">
-                <v:shape id="_x0000_i1044" type="#_x0000_t75" style="width:53.25pt;height:18.75pt" o:ole="">
-                  <v:imagedata r:id="rId56" o:title=""/>
+                <v:shape id="_x0000_i1045" type="#_x0000_t75" style="width:53pt;height:19pt" o:ole="">
+                  <v:imagedata r:id="rId64" o:title=""/>
                 </v:shape>
-                <o:OLEObject Type="Embed" ProgID="Equation.DSMT4" ShapeID="_x0000_i1044" DrawAspect="Content" ObjectID="_1844883297" r:id="rId57"/>
+                <o:OLEObject Type="Embed" ProgID="Equation.DSMT4" ShapeID="_x0000_i1045" DrawAspect="Content" ObjectID="_1846611406" r:id="rId65"/>
               </w:object>
             </w:r>
           </w:p>
@@ -9212,10 +9658,10 @@
                 <w:position w:val="-14"/>
               </w:rPr>
               <w:object w:dxaOrig="740" w:dyaOrig="380" w14:anchorId="0A7AD222">
-                <v:shape id="_x0000_i1045" type="#_x0000_t75" style="width:36.75pt;height:18.75pt" o:ole="">
-                  <v:imagedata r:id="rId58" o:title=""/>
+                <v:shape id="_x0000_i1046" type="#_x0000_t75" style="width:36.5pt;height:19pt" o:ole="">
+                  <v:imagedata r:id="rId66" o:title=""/>
                 </v:shape>
-                <o:OLEObject Type="Embed" ProgID="Equation.DSMT4" ShapeID="_x0000_i1045" DrawAspect="Content" ObjectID="_1844883298" r:id="rId59"/>
+                <o:OLEObject Type="Embed" ProgID="Equation.DSMT4" ShapeID="_x0000_i1046" DrawAspect="Content" ObjectID="_1846611407" r:id="rId67"/>
               </w:object>
             </w:r>
           </w:p>
@@ -9260,10 +9706,10 @@
                 <w:lang w:val="en-CA"/>
               </w:rPr>
               <w:object w:dxaOrig="960" w:dyaOrig="760" w14:anchorId="24DC0BA4">
-                <v:shape id="_x0000_i1046" type="#_x0000_t75" style="width:48pt;height:38.25pt" o:ole="">
-                  <v:imagedata r:id="rId60" o:title=""/>
+                <v:shape id="_x0000_i1047" type="#_x0000_t75" style="width:48pt;height:38pt" o:ole="">
+                  <v:imagedata r:id="rId68" o:title=""/>
                 </v:shape>
-                <o:OLEObject Type="Embed" ProgID="Equation.DSMT4" ShapeID="_x0000_i1046" DrawAspect="Content" ObjectID="_1844883299" r:id="rId61"/>
+                <o:OLEObject Type="Embed" ProgID="Equation.DSMT4" ShapeID="_x0000_i1047" DrawAspect="Content" ObjectID="_1846611408" r:id="rId69"/>
               </w:object>
             </w:r>
           </w:p>
@@ -9289,7 +9735,6 @@
                 <w:iCs/>
                 <w:lang w:val="en-CA"/>
               </w:rPr>
-              <w:lastRenderedPageBreak/>
               <w:t>物理合理性</w:t>
             </w:r>
             <w:r>
@@ -9320,10 +9765,10 @@
                 <w:lang w:val="en-CA"/>
               </w:rPr>
               <w:object w:dxaOrig="2659" w:dyaOrig="1420" w14:anchorId="28B74947">
-                <v:shape id="_x0000_i1047" type="#_x0000_t75" style="width:132.75pt;height:71.25pt" o:ole="">
-                  <v:imagedata r:id="rId62" o:title=""/>
+                <v:shape id="_x0000_i1048" type="#_x0000_t75" style="width:132.5pt;height:71.5pt" o:ole="">
+                  <v:imagedata r:id="rId70" o:title=""/>
                 </v:shape>
-                <o:OLEObject Type="Embed" ProgID="Equation.DSMT4" ShapeID="_x0000_i1047" DrawAspect="Content" ObjectID="_1844883300" r:id="rId63"/>
+                <o:OLEObject Type="Embed" ProgID="Equation.DSMT4" ShapeID="_x0000_i1048" DrawAspect="Content" ObjectID="_1846611409" r:id="rId71"/>
               </w:object>
             </w:r>
           </w:p>
@@ -9368,10 +9813,10 @@
                 <w:position w:val="-124"/>
               </w:rPr>
               <w:object w:dxaOrig="4140" w:dyaOrig="2600" w14:anchorId="3DB9CF55">
-                <v:shape id="_x0000_i1048" type="#_x0000_t75" style="width:206.25pt;height:129.75pt" o:ole="">
-                  <v:imagedata r:id="rId64" o:title=""/>
+                <v:shape id="_x0000_i1049" type="#_x0000_t75" style="width:206.5pt;height:129.5pt" o:ole="">
+                  <v:imagedata r:id="rId72" o:title=""/>
                 </v:shape>
-                <o:OLEObject Type="Embed" ProgID="Equation.DSMT4" ShapeID="_x0000_i1048" DrawAspect="Content" ObjectID="_1844883301" r:id="rId65"/>
+                <o:OLEObject Type="Embed" ProgID="Equation.DSMT4" ShapeID="_x0000_i1049" DrawAspect="Content" ObjectID="_1846611410" r:id="rId73"/>
               </w:object>
             </w:r>
           </w:p>
@@ -9392,10 +9837,10 @@
           <w:position w:val="-16"/>
         </w:rPr>
         <w:object w:dxaOrig="2780" w:dyaOrig="440" w14:anchorId="5C2001B6">
-          <v:shape id="_x0000_i1049" type="#_x0000_t75" style="width:138pt;height:21.75pt" o:ole="">
-            <v:imagedata r:id="rId66" o:title=""/>
+          <v:shape id="_x0000_i1050" type="#_x0000_t75" style="width:138pt;height:21.5pt" o:ole="">
+            <v:imagedata r:id="rId74" o:title=""/>
           </v:shape>
-          <o:OLEObject Type="Embed" ProgID="Equation.DSMT4" ShapeID="_x0000_i1049" DrawAspect="Content" ObjectID="_1844883302" r:id="rId67"/>
+          <o:OLEObject Type="Embed" ProgID="Equation.DSMT4" ShapeID="_x0000_i1050" DrawAspect="Content" ObjectID="_1846611411" r:id="rId75"/>
         </w:object>
       </w:r>
     </w:p>
@@ -9431,6 +9876,7 @@
               <w:rPr>
                 <w:noProof/>
               </w:rPr>
+              <w:lastRenderedPageBreak/>
               <w:drawing>
                 <wp:inline distT="0" distB="0" distL="0" distR="0" wp14:anchorId="1D2418EC" wp14:editId="5CD43ADE">
                   <wp:extent cx="2398834" cy="2763570"/>
@@ -9447,7 +9893,7 @@
                           <pic:cNvPicPr/>
                         </pic:nvPicPr>
                         <pic:blipFill>
-                          <a:blip r:embed="rId68" cstate="print">
+                          <a:blip r:embed="rId76" cstate="print">
                             <a:extLst>
                               <a:ext uri="{28A0092B-C50C-407E-A947-70E740481C1C}">
                                 <a14:useLocalDpi xmlns:a14="http://schemas.microsoft.com/office/drawing/2010/main" val="0"/>
@@ -9503,7 +9949,7 @@
                           <pic:cNvPicPr/>
                         </pic:nvPicPr>
                         <pic:blipFill>
-                          <a:blip r:embed="rId69" cstate="print">
+                          <a:blip r:embed="rId77" cstate="print">
                             <a:extLst>
                               <a:ext uri="{28A0092B-C50C-407E-A947-70E740481C1C}">
                                 <a14:useLocalDpi xmlns:a14="http://schemas.microsoft.com/office/drawing/2010/main" val="0"/>
@@ -10982,10 +11428,10 @@
                 <w:position w:val="-12"/>
               </w:rPr>
               <w:object w:dxaOrig="220" w:dyaOrig="360" w14:anchorId="1A82F333">
-                <v:shape id="_x0000_i1050" type="#_x0000_t75" style="width:11.25pt;height:18pt" o:ole="">
-                  <v:imagedata r:id="rId70" o:title=""/>
+                <v:shape id="_x0000_i1051" type="#_x0000_t75" style="width:11.5pt;height:18.5pt" o:ole="">
+                  <v:imagedata r:id="rId78" o:title=""/>
                 </v:shape>
-                <o:OLEObject Type="Embed" ProgID="Equation.DSMT4" ShapeID="_x0000_i1050" DrawAspect="Content" ObjectID="_1844883303" r:id="rId71"/>
+                <o:OLEObject Type="Embed" ProgID="Equation.DSMT4" ShapeID="_x0000_i1051" DrawAspect="Content" ObjectID="_1846611412" r:id="rId79"/>
               </w:object>
             </w:r>
           </w:p>
@@ -11025,10 +11471,10 @@
                 <w:position w:val="-10"/>
               </w:rPr>
               <w:object w:dxaOrig="1140" w:dyaOrig="320" w14:anchorId="2CB8AD2B">
-                <v:shape id="_x0000_i1051" type="#_x0000_t75" style="width:57.75pt;height:15.75pt" o:ole="">
-                  <v:imagedata r:id="rId72" o:title=""/>
+                <v:shape id="_x0000_i1052" type="#_x0000_t75" style="width:57.5pt;height:15.5pt" o:ole="">
+                  <v:imagedata r:id="rId80" o:title=""/>
                 </v:shape>
-                <o:OLEObject Type="Embed" ProgID="Equation.DSMT4" ShapeID="_x0000_i1051" DrawAspect="Content" ObjectID="_1844883304" r:id="rId73"/>
+                <o:OLEObject Type="Embed" ProgID="Equation.DSMT4" ShapeID="_x0000_i1052" DrawAspect="Content" ObjectID="_1846611413" r:id="rId81"/>
               </w:object>
             </w:r>
           </w:p>
@@ -11090,10 +11536,10 @@
                 <w:position w:val="-6"/>
               </w:rPr>
               <w:object w:dxaOrig="200" w:dyaOrig="279" w14:anchorId="057115D2">
-                <v:shape id="_x0000_i1052" type="#_x0000_t75" style="width:10.5pt;height:14.25pt" o:ole="">
-                  <v:imagedata r:id="rId74" o:title=""/>
+                <v:shape id="_x0000_i1053" type="#_x0000_t75" style="width:11pt;height:14.5pt" o:ole="">
+                  <v:imagedata r:id="rId82" o:title=""/>
                 </v:shape>
-                <o:OLEObject Type="Embed" ProgID="Equation.DSMT4" ShapeID="_x0000_i1052" DrawAspect="Content" ObjectID="_1844883305" r:id="rId75"/>
+                <o:OLEObject Type="Embed" ProgID="Equation.DSMT4" ShapeID="_x0000_i1053" DrawAspect="Content" ObjectID="_1846611414" r:id="rId83"/>
               </w:object>
             </w:r>
           </w:p>
@@ -11646,10 +12092,10 @@
           <w:position w:val="-12"/>
         </w:rPr>
         <w:object w:dxaOrig="279" w:dyaOrig="360" w14:anchorId="43D80298">
-          <v:shape id="_x0000_i1053" type="#_x0000_t75" style="width:13.5pt;height:18pt" o:ole="">
-            <v:imagedata r:id="rId76" o:title=""/>
+          <v:shape id="_x0000_i1054" type="#_x0000_t75" style="width:13.5pt;height:18.5pt" o:ole="">
+            <v:imagedata r:id="rId84" o:title=""/>
           </v:shape>
-          <o:OLEObject Type="Embed" ProgID="Equation.DSMT4" ShapeID="_x0000_i1053" DrawAspect="Content" ObjectID="_1844883306" r:id="rId77"/>
+          <o:OLEObject Type="Embed" ProgID="Equation.DSMT4" ShapeID="_x0000_i1054" DrawAspect="Content" ObjectID="_1846611415" r:id="rId85"/>
         </w:object>
       </w:r>
       <w:r>
@@ -11666,10 +12112,10 @@
           <w:position w:val="-14"/>
         </w:rPr>
         <w:object w:dxaOrig="580" w:dyaOrig="380" w14:anchorId="50E84EFE">
-          <v:shape id="_x0000_i1054" type="#_x0000_t75" style="width:29.25pt;height:18.75pt" o:ole="">
-            <v:imagedata r:id="rId78" o:title=""/>
+          <v:shape id="_x0000_i1055" type="#_x0000_t75" style="width:29pt;height:19pt" o:ole="">
+            <v:imagedata r:id="rId86" o:title=""/>
           </v:shape>
-          <o:OLEObject Type="Embed" ProgID="Equation.DSMT4" ShapeID="_x0000_i1054" DrawAspect="Content" ObjectID="_1844883307" r:id="rId79"/>
+          <o:OLEObject Type="Embed" ProgID="Equation.DSMT4" ShapeID="_x0000_i1055" DrawAspect="Content" ObjectID="_1846611416" r:id="rId87"/>
         </w:object>
       </w:r>
     </w:p>
@@ -11737,7 +12183,7 @@
         <w:rPr>
           <w:noProof/>
         </w:rPr>
-        <w:t>3</w:t>
+        <w:t>7</w:t>
       </w:r>
       <w:r>
         <w:rPr>
@@ -11776,7 +12222,7 @@
         <w:rPr>
           <w:noProof/>
         </w:rPr>
-        <w:t>4</w:t>
+        <w:t>8</w:t>
       </w:r>
       <w:r>
         <w:rPr>
@@ -12148,7 +12594,7 @@
               <w:rPr>
                 <w:noProof/>
               </w:rPr>
-              <w:t>3</w:t>
+              <w:t>7</w:t>
             </w:r>
             <w:r>
               <w:fldChar w:fldCharType="end"/>
@@ -12523,7 +12969,7 @@
               <w:rPr>
                 <w:noProof/>
               </w:rPr>
-              <w:t>4</w:t>
+              <w:t>8</w:t>
             </w:r>
             <w:r>
               <w:fldChar w:fldCharType="end"/>
@@ -12869,10 +13315,10 @@
           <w:position w:val="-14"/>
         </w:rPr>
         <w:object w:dxaOrig="1140" w:dyaOrig="380" w14:anchorId="0200A3F1">
-          <v:shape id="_x0000_i1055" type="#_x0000_t75" style="width:57pt;height:18.75pt" o:ole="">
-            <v:imagedata r:id="rId80" o:title=""/>
+          <v:shape id="_x0000_i1056" type="#_x0000_t75" style="width:57pt;height:19pt" o:ole="">
+            <v:imagedata r:id="rId88" o:title=""/>
           </v:shape>
-          <o:OLEObject Type="Embed" ProgID="Equation.DSMT4" ShapeID="_x0000_i1055" DrawAspect="Content" ObjectID="_1844883308" r:id="rId81"/>
+          <o:OLEObject Type="Embed" ProgID="Equation.DSMT4" ShapeID="_x0000_i1056" DrawAspect="Content" ObjectID="_1846611417" r:id="rId89"/>
         </w:object>
       </w:r>
       <w:r>
@@ -12898,6 +13344,7 @@
         <w:rPr>
           <w:rFonts w:hint="eastAsia"/>
         </w:rPr>
+        <w:lastRenderedPageBreak/>
         <w:t>渦電流</w:t>
       </w:r>
       <w:r>
@@ -12994,10 +13441,10 @@
           <w:position w:val="-12"/>
         </w:rPr>
         <w:object w:dxaOrig="300" w:dyaOrig="360" w14:anchorId="0E4308F4">
-          <v:shape id="_x0000_i1056" type="#_x0000_t75" style="width:15pt;height:18pt" o:ole="">
-            <v:imagedata r:id="rId82" o:title=""/>
+          <v:shape id="_x0000_i1057" type="#_x0000_t75" style="width:15pt;height:18.5pt" o:ole="">
+            <v:imagedata r:id="rId90" o:title=""/>
           </v:shape>
-          <o:OLEObject Type="Embed" ProgID="Equation.DSMT4" ShapeID="_x0000_i1056" DrawAspect="Content" ObjectID="_1844883309" r:id="rId83"/>
+          <o:OLEObject Type="Embed" ProgID="Equation.DSMT4" ShapeID="_x0000_i1057" DrawAspect="Content" ObjectID="_1846611418" r:id="rId91"/>
         </w:object>
       </w:r>
       <w:r>
@@ -13078,10 +13525,10 @@
           <w:lang w:val="en-CA"/>
         </w:rPr>
         <w:object w:dxaOrig="300" w:dyaOrig="360" w14:anchorId="5B1A89B0">
-          <v:shape id="_x0000_i1057" type="#_x0000_t75" style="width:15pt;height:18pt" o:ole="">
-            <v:imagedata r:id="rId84" o:title=""/>
+          <v:shape id="_x0000_i1058" type="#_x0000_t75" style="width:15pt;height:18.5pt" o:ole="">
+            <v:imagedata r:id="rId92" o:title=""/>
           </v:shape>
-          <o:OLEObject Type="Embed" ProgID="Equation.DSMT4" ShapeID="_x0000_i1057" DrawAspect="Content" ObjectID="_1844883310" r:id="rId85"/>
+          <o:OLEObject Type="Embed" ProgID="Equation.DSMT4" ShapeID="_x0000_i1058" DrawAspect="Content" ObjectID="_1846611419" r:id="rId93"/>
         </w:object>
       </w:r>
       <w:r>
@@ -13109,10 +13556,10 @@
           <w:position w:val="-14"/>
         </w:rPr>
         <w:object w:dxaOrig="720" w:dyaOrig="400" w14:anchorId="0197B666">
-          <v:shape id="_x0000_i1058" type="#_x0000_t75" style="width:36.75pt;height:20.25pt" o:ole="">
-            <v:imagedata r:id="rId86" o:title=""/>
+          <v:shape id="_x0000_i1059" type="#_x0000_t75" style="width:36.5pt;height:20.5pt" o:ole="">
+            <v:imagedata r:id="rId94" o:title=""/>
           </v:shape>
-          <o:OLEObject Type="Embed" ProgID="Equation.DSMT4" ShapeID="_x0000_i1058" DrawAspect="Content" ObjectID="_1844883311" r:id="rId87"/>
+          <o:OLEObject Type="Embed" ProgID="Equation.DSMT4" ShapeID="_x0000_i1059" DrawAspect="Content" ObjectID="_1846611420" r:id="rId95"/>
         </w:object>
       </w:r>
       <w:r>
@@ -13133,10 +13580,10 @@
         </w:rPr>
         <w:object w:dxaOrig="1440" w:dyaOrig="1440" w14:anchorId="2DD6EDC8">
           <v:shape id="_x0000_s2076" type="#_x0000_t75" style="position:absolute;margin-left:127.85pt;margin-top:0;width:159.55pt;height:40.3pt;z-index:251659264">
-            <v:imagedata r:id="rId88" o:title=""/>
+            <v:imagedata r:id="rId96" o:title=""/>
             <w10:wrap type="square" side="left"/>
           </v:shape>
-          <o:OLEObject Type="Embed" ProgID="Equation.DSMT4" ShapeID="_x0000_s2076" DrawAspect="Content" ObjectID="_1844883339" r:id="rId89"/>
+          <o:OLEObject Type="Embed" ProgID="Equation.DSMT4" ShapeID="_x0000_s2076" DrawAspect="Content" ObjectID="_1846611448" r:id="rId97"/>
         </w:object>
       </w:r>
       <w:r>
@@ -13165,10 +13612,10 @@
           <w:position w:val="-12"/>
         </w:rPr>
         <w:object w:dxaOrig="300" w:dyaOrig="360" w14:anchorId="02AB2D16">
-          <v:shape id="_x0000_i1060" type="#_x0000_t75" style="width:15pt;height:18pt" o:ole="">
-            <v:imagedata r:id="rId90" o:title=""/>
+          <v:shape id="_x0000_i1061" type="#_x0000_t75" style="width:15pt;height:18.5pt" o:ole="">
+            <v:imagedata r:id="rId98" o:title=""/>
           </v:shape>
-          <o:OLEObject Type="Embed" ProgID="Equation.DSMT4" ShapeID="_x0000_i1060" DrawAspect="Content" ObjectID="_1844883312" r:id="rId91"/>
+          <o:OLEObject Type="Embed" ProgID="Equation.DSMT4" ShapeID="_x0000_i1061" DrawAspect="Content" ObjectID="_1846611421" r:id="rId99"/>
         </w:object>
       </w:r>
       <w:r>
@@ -13193,10 +13640,10 @@
           <w:lang w:val="en-CA" w:eastAsia="ja-JP"/>
         </w:rPr>
         <w:object w:dxaOrig="1420" w:dyaOrig="400" w14:anchorId="51E203EF">
-          <v:shape id="_x0000_i1061" type="#_x0000_t75" style="width:71.25pt;height:20.25pt" o:ole="">
-            <v:imagedata r:id="rId92" o:title=""/>
+          <v:shape id="_x0000_i1062" type="#_x0000_t75" style="width:71.5pt;height:20.5pt" o:ole="">
+            <v:imagedata r:id="rId100" o:title=""/>
           </v:shape>
-          <o:OLEObject Type="Embed" ProgID="Equation.DSMT4" ShapeID="_x0000_i1061" DrawAspect="Content" ObjectID="_1844883313" r:id="rId93"/>
+          <o:OLEObject Type="Embed" ProgID="Equation.DSMT4" ShapeID="_x0000_i1062" DrawAspect="Content" ObjectID="_1846611422" r:id="rId101"/>
         </w:object>
       </w:r>
     </w:p>
@@ -13227,10 +13674,10 @@
           <w:position w:val="-12"/>
         </w:rPr>
         <w:object w:dxaOrig="460" w:dyaOrig="360" w14:anchorId="6937A4A1">
-          <v:shape id="_x0000_i1062" type="#_x0000_t75" style="width:24pt;height:18pt" o:ole="">
-            <v:imagedata r:id="rId94" o:title=""/>
+          <v:shape id="_x0000_i1063" type="#_x0000_t75" style="width:24pt;height:18.5pt" o:ole="">
+            <v:imagedata r:id="rId102" o:title=""/>
           </v:shape>
-          <o:OLEObject Type="Embed" ProgID="Equation.DSMT4" ShapeID="_x0000_i1062" DrawAspect="Content" ObjectID="_1844883314" r:id="rId95"/>
+          <o:OLEObject Type="Embed" ProgID="Equation.DSMT4" ShapeID="_x0000_i1063" DrawAspect="Content" ObjectID="_1846611423" r:id="rId103"/>
         </w:object>
       </w:r>
     </w:p>
@@ -13243,10 +13690,10 @@
           <w:position w:val="-32"/>
         </w:rPr>
         <w:object w:dxaOrig="5240" w:dyaOrig="720" w14:anchorId="7E9A67C7">
-          <v:shape id="_x0000_i1063" type="#_x0000_t75" style="width:264pt;height:36.75pt" o:ole="">
-            <v:imagedata r:id="rId96" o:title=""/>
+          <v:shape id="_x0000_i1064" type="#_x0000_t75" style="width:264.5pt;height:36.5pt" o:ole="">
+            <v:imagedata r:id="rId104" o:title=""/>
           </v:shape>
-          <o:OLEObject Type="Embed" ProgID="Equation.DSMT4" ShapeID="_x0000_i1063" DrawAspect="Content" ObjectID="_1844883315" r:id="rId97"/>
+          <o:OLEObject Type="Embed" ProgID="Equation.DSMT4" ShapeID="_x0000_i1064" DrawAspect="Content" ObjectID="_1846611424" r:id="rId105"/>
         </w:object>
       </w:r>
     </w:p>
@@ -13271,10 +13718,10 @@
           <w:position w:val="-12"/>
         </w:rPr>
         <w:object w:dxaOrig="279" w:dyaOrig="360" w14:anchorId="45108477">
-          <v:shape id="_x0000_i1064" type="#_x0000_t75" style="width:14.25pt;height:18pt" o:ole="">
-            <v:imagedata r:id="rId98" o:title=""/>
+          <v:shape id="_x0000_i1065" type="#_x0000_t75" style="width:14.5pt;height:18.5pt" o:ole="">
+            <v:imagedata r:id="rId106" o:title=""/>
           </v:shape>
-          <o:OLEObject Type="Embed" ProgID="Equation.DSMT4" ShapeID="_x0000_i1064" DrawAspect="Content" ObjectID="_1844883316" r:id="rId99"/>
+          <o:OLEObject Type="Embed" ProgID="Equation.DSMT4" ShapeID="_x0000_i1065" DrawAspect="Content" ObjectID="_1846611425" r:id="rId107"/>
         </w:object>
       </w:r>
     </w:p>
@@ -13302,7 +13749,7 @@
                     <pic:cNvPicPr/>
                   </pic:nvPicPr>
                   <pic:blipFill>
-                    <a:blip r:embed="rId100"/>
+                    <a:blip r:embed="rId108"/>
                     <a:stretch>
                       <a:fillRect/>
                     </a:stretch>
@@ -13343,10 +13790,10 @@
           <w:position w:val="-4"/>
         </w:rPr>
         <w:object w:dxaOrig="180" w:dyaOrig="320" w14:anchorId="63BA0373">
-          <v:shape id="_x0000_i1065" type="#_x0000_t75" style="width:9pt;height:15.75pt" o:ole="">
-            <v:imagedata r:id="rId101" o:title=""/>
+          <v:shape id="_x0000_i1066" type="#_x0000_t75" style="width:9pt;height:15.5pt" o:ole="">
+            <v:imagedata r:id="rId109" o:title=""/>
           </v:shape>
-          <o:OLEObject Type="Embed" ProgID="Equation.DSMT4" ShapeID="_x0000_i1065" DrawAspect="Content" ObjectID="_1844883317" r:id="rId102"/>
+          <o:OLEObject Type="Embed" ProgID="Equation.DSMT4" ShapeID="_x0000_i1066" DrawAspect="Content" ObjectID="_1846611426" r:id="rId110"/>
         </w:object>
       </w:r>
     </w:p>
@@ -13378,7 +13825,7 @@
                     <pic:cNvPicPr/>
                   </pic:nvPicPr>
                   <pic:blipFill>
-                    <a:blip r:embed="rId103"/>
+                    <a:blip r:embed="rId111"/>
                     <a:stretch>
                       <a:fillRect/>
                     </a:stretch>
@@ -13412,6 +13859,7 @@
         <w:rPr>
           <w:rFonts w:hint="eastAsia"/>
         </w:rPr>
+        <w:lastRenderedPageBreak/>
         <w:t>加總求扭矩</w:t>
       </w:r>
       <w:r>
@@ -13419,10 +13867,10 @@
           <w:position w:val="-4"/>
         </w:rPr>
         <w:object w:dxaOrig="220" w:dyaOrig="260" w14:anchorId="100CF53C">
-          <v:shape id="_x0000_i1066" type="#_x0000_t75" style="width:11.25pt;height:12pt" o:ole="">
-            <v:imagedata r:id="rId104" o:title=""/>
+          <v:shape id="_x0000_i1067" type="#_x0000_t75" style="width:11.5pt;height:12pt" o:ole="">
+            <v:imagedata r:id="rId112" o:title=""/>
           </v:shape>
-          <o:OLEObject Type="Embed" ProgID="Equation.DSMT4" ShapeID="_x0000_i1066" DrawAspect="Content" ObjectID="_1844883318" r:id="rId105"/>
+          <o:OLEObject Type="Embed" ProgID="Equation.DSMT4" ShapeID="_x0000_i1067" DrawAspect="Content" ObjectID="_1846611427" r:id="rId113"/>
         </w:object>
       </w:r>
     </w:p>
@@ -13454,7 +13902,7 @@
                     <pic:cNvPicPr/>
                   </pic:nvPicPr>
                   <pic:blipFill>
-                    <a:blip r:embed="rId106"/>
+                    <a:blip r:embed="rId114"/>
                     <a:stretch>
                       <a:fillRect/>
                     </a:stretch>
@@ -13533,10 +13981,10 @@
           <w:position w:val="-12"/>
         </w:rPr>
         <w:object w:dxaOrig="740" w:dyaOrig="360" w14:anchorId="575AC8C9">
-          <v:shape id="_x0000_i1067" type="#_x0000_t75" style="width:36.75pt;height:18pt" o:ole="">
-            <v:imagedata r:id="rId107" o:title=""/>
+          <v:shape id="_x0000_i1068" type="#_x0000_t75" style="width:36.5pt;height:18.5pt" o:ole="">
+            <v:imagedata r:id="rId115" o:title=""/>
           </v:shape>
-          <o:OLEObject Type="Embed" ProgID="Equation.DSMT4" ShapeID="_x0000_i1067" DrawAspect="Content" ObjectID="_1844883319" r:id="rId108"/>
+          <o:OLEObject Type="Embed" ProgID="Equation.DSMT4" ShapeID="_x0000_i1068" DrawAspect="Content" ObjectID="_1846611428" r:id="rId116"/>
         </w:object>
       </w:r>
       <w:r>
@@ -13556,10 +14004,10 @@
           <w:position w:val="-12"/>
         </w:rPr>
         <w:object w:dxaOrig="680" w:dyaOrig="360" w14:anchorId="216618D3">
-          <v:shape id="_x0000_i1068" type="#_x0000_t75" style="width:33.75pt;height:18pt" o:ole="">
-            <v:imagedata r:id="rId109" o:title=""/>
+          <v:shape id="_x0000_i1069" type="#_x0000_t75" style="width:34pt;height:18.5pt" o:ole="">
+            <v:imagedata r:id="rId117" o:title=""/>
           </v:shape>
-          <o:OLEObject Type="Embed" ProgID="Equation.DSMT4" ShapeID="_x0000_i1068" DrawAspect="Content" ObjectID="_1844883320" r:id="rId110"/>
+          <o:OLEObject Type="Embed" ProgID="Equation.DSMT4" ShapeID="_x0000_i1069" DrawAspect="Content" ObjectID="_1846611429" r:id="rId118"/>
         </w:object>
       </w:r>
       <w:r>
@@ -13667,10 +14115,10 @@
           <w:lang w:val="en-CA"/>
         </w:rPr>
         <w:object w:dxaOrig="380" w:dyaOrig="360" w14:anchorId="45596AD0">
-          <v:shape id="_x0000_i1069" type="#_x0000_t75" style="width:18.75pt;height:18pt" o:ole="">
-            <v:imagedata r:id="rId111" o:title=""/>
+          <v:shape id="_x0000_i1070" type="#_x0000_t75" style="width:19pt;height:18.5pt" o:ole="">
+            <v:imagedata r:id="rId119" o:title=""/>
           </v:shape>
-          <o:OLEObject Type="Embed" ProgID="Equation.DSMT4" ShapeID="_x0000_i1069" DrawAspect="Content" ObjectID="_1844883321" r:id="rId112"/>
+          <o:OLEObject Type="Embed" ProgID="Equation.DSMT4" ShapeID="_x0000_i1070" DrawAspect="Content" ObjectID="_1846611430" r:id="rId120"/>
         </w:object>
       </w:r>
       <w:r>
@@ -13685,10 +14133,10 @@
           <w:position w:val="-12"/>
         </w:rPr>
         <w:object w:dxaOrig="340" w:dyaOrig="360" w14:anchorId="5C4B5AFE">
-          <v:shape id="_x0000_i1070" type="#_x0000_t75" style="width:18pt;height:18pt" o:ole="">
-            <v:imagedata r:id="rId113" o:title=""/>
+          <v:shape id="_x0000_i1071" type="#_x0000_t75" style="width:18.5pt;height:18.5pt" o:ole="">
+            <v:imagedata r:id="rId121" o:title=""/>
           </v:shape>
-          <o:OLEObject Type="Embed" ProgID="Equation.DSMT4" ShapeID="_x0000_i1070" DrawAspect="Content" ObjectID="_1844883322" r:id="rId114"/>
+          <o:OLEObject Type="Embed" ProgID="Equation.DSMT4" ShapeID="_x0000_i1071" DrawAspect="Content" ObjectID="_1846611431" r:id="rId122"/>
         </w:object>
       </w:r>
     </w:p>
@@ -13716,7 +14164,7 @@
                     <pic:cNvPicPr/>
                   </pic:nvPicPr>
                   <pic:blipFill>
-                    <a:blip r:embed="rId115"/>
+                    <a:blip r:embed="rId123"/>
                     <a:stretch>
                       <a:fillRect/>
                     </a:stretch>
@@ -13745,7 +14193,6 @@
         <w:rPr>
           <w:noProof/>
         </w:rPr>
-        <w:lastRenderedPageBreak/>
         <w:drawing>
           <wp:inline distT="0" distB="0" distL="0" distR="0" wp14:anchorId="0D051F83" wp14:editId="3B40891E">
             <wp:extent cx="2818155" cy="621652"/>
@@ -13762,7 +14209,7 @@
                     <pic:cNvPicPr/>
                   </pic:nvPicPr>
                   <pic:blipFill>
-                    <a:blip r:embed="rId116"/>
+                    <a:blip r:embed="rId124"/>
                     <a:stretch>
                       <a:fillRect/>
                     </a:stretch>
@@ -13801,10 +14248,10 @@
           <w:position w:val="-12"/>
         </w:rPr>
         <w:object w:dxaOrig="960" w:dyaOrig="360" w14:anchorId="15A4D1D6">
-          <v:shape id="_x0000_i1071" type="#_x0000_t75" style="width:48pt;height:18pt" o:ole="">
-            <v:imagedata r:id="rId117" o:title=""/>
+          <v:shape id="_x0000_i1072" type="#_x0000_t75" style="width:48pt;height:18.5pt" o:ole="">
+            <v:imagedata r:id="rId125" o:title=""/>
           </v:shape>
-          <o:OLEObject Type="Embed" ProgID="Equation.DSMT4" ShapeID="_x0000_i1071" DrawAspect="Content" ObjectID="_1844883323" r:id="rId118"/>
+          <o:OLEObject Type="Embed" ProgID="Equation.DSMT4" ShapeID="_x0000_i1072" DrawAspect="Content" ObjectID="_1846611432" r:id="rId126"/>
         </w:object>
       </w:r>
       <w:r>
@@ -13818,10 +14265,10 @@
           <w:position w:val="-14"/>
         </w:rPr>
         <w:object w:dxaOrig="1180" w:dyaOrig="380" w14:anchorId="62AB8581">
-          <v:shape id="_x0000_i1072" type="#_x0000_t75" style="width:59.25pt;height:18.75pt" o:ole="">
-            <v:imagedata r:id="rId119" o:title=""/>
+          <v:shape id="_x0000_i1073" type="#_x0000_t75" style="width:59pt;height:19pt" o:ole="">
+            <v:imagedata r:id="rId127" o:title=""/>
           </v:shape>
-          <o:OLEObject Type="Embed" ProgID="Equation.DSMT4" ShapeID="_x0000_i1072" DrawAspect="Content" ObjectID="_1844883324" r:id="rId120"/>
+          <o:OLEObject Type="Embed" ProgID="Equation.DSMT4" ShapeID="_x0000_i1073" DrawAspect="Content" ObjectID="_1846611433" r:id="rId128"/>
         </w:object>
       </w:r>
       <w:r>
@@ -13855,7 +14302,7 @@
                     <pic:cNvPicPr/>
                   </pic:nvPicPr>
                   <pic:blipFill>
-                    <a:blip r:embed="rId121"/>
+                    <a:blip r:embed="rId129"/>
                     <a:stretch>
                       <a:fillRect/>
                     </a:stretch>
@@ -13946,7 +14393,7 @@
                     <pic:cNvPicPr/>
                   </pic:nvPicPr>
                   <pic:blipFill>
-                    <a:blip r:embed="rId122"/>
+                    <a:blip r:embed="rId130"/>
                     <a:stretch>
                       <a:fillRect/>
                     </a:stretch>
@@ -14008,6 +14455,7 @@
         <w:rPr>
           <w:noProof/>
         </w:rPr>
+        <w:lastRenderedPageBreak/>
         <w:drawing>
           <wp:inline distT="0" distB="0" distL="0" distR="0" wp14:anchorId="627BE506" wp14:editId="01709DA2">
             <wp:extent cx="5274310" cy="551180"/>
@@ -14024,7 +14472,7 @@
                     <pic:cNvPicPr/>
                   </pic:nvPicPr>
                   <pic:blipFill>
-                    <a:blip r:embed="rId123"/>
+                    <a:blip r:embed="rId131"/>
                     <a:stretch>
                       <a:fillRect/>
                     </a:stretch>
@@ -14081,7 +14529,7 @@
                     <pic:cNvPicPr/>
                   </pic:nvPicPr>
                   <pic:blipFill>
-                    <a:blip r:embed="rId124"/>
+                    <a:blip r:embed="rId132"/>
                     <a:stretch>
                       <a:fillRect/>
                     </a:stretch>
@@ -14131,7 +14579,7 @@
                     <pic:cNvPicPr/>
                   </pic:nvPicPr>
                   <pic:blipFill>
-                    <a:blip r:embed="rId125"/>
+                    <a:blip r:embed="rId133"/>
                     <a:stretch>
                       <a:fillRect/>
                     </a:stretch>
@@ -14163,7 +14611,6 @@
           <w:rFonts w:hint="eastAsia"/>
           <w:lang w:val="en-CA"/>
         </w:rPr>
-        <w:lastRenderedPageBreak/>
         <w:t>自調節機構模型</w:t>
       </w:r>
       <w:bookmarkEnd w:id="42"/>
@@ -14293,7 +14740,7 @@
         <w:rPr>
           <w:noProof/>
         </w:rPr>
-        <w:t>5</w:t>
+        <w:t>9</w:t>
       </w:r>
       <w:r>
         <w:rPr>
@@ -14349,10 +14796,10 @@
                 <w:position w:val="-14"/>
               </w:rPr>
               <w:object w:dxaOrig="2260" w:dyaOrig="380" w14:anchorId="5C51C19D">
-                <v:shape id="_x0000_i1073" type="#_x0000_t75" style="width:112.5pt;height:18.75pt" o:ole="">
-                  <v:imagedata r:id="rId126" o:title=""/>
+                <v:shape id="_x0000_i1074" type="#_x0000_t75" style="width:112.5pt;height:19pt" o:ole="">
+                  <v:imagedata r:id="rId134" o:title=""/>
                 </v:shape>
-                <o:OLEObject Type="Embed" ProgID="Equation.DSMT4" ShapeID="_x0000_i1073" DrawAspect="Content" ObjectID="_1844883325" r:id="rId127"/>
+                <o:OLEObject Type="Embed" ProgID="Equation.DSMT4" ShapeID="_x0000_i1074" DrawAspect="Content" ObjectID="_1846611434" r:id="rId135"/>
               </w:object>
             </w:r>
           </w:p>
@@ -14392,7 +14839,7 @@
               <w:rPr>
                 <w:noProof/>
               </w:rPr>
-              <w:t>5</w:t>
+              <w:t>9</w:t>
             </w:r>
             <w:r>
               <w:fldChar w:fldCharType="end"/>
@@ -14427,10 +14874,10 @@
           <w:position w:val="-12"/>
         </w:rPr>
         <w:object w:dxaOrig="279" w:dyaOrig="360" w14:anchorId="013E093B">
-          <v:shape id="_x0000_i1074" type="#_x0000_t75" style="width:13.5pt;height:18pt" o:ole="">
-            <v:imagedata r:id="rId128" o:title=""/>
+          <v:shape id="_x0000_i1075" type="#_x0000_t75" style="width:13.5pt;height:18.5pt" o:ole="">
+            <v:imagedata r:id="rId136" o:title=""/>
           </v:shape>
-          <o:OLEObject Type="Embed" ProgID="Equation.DSMT4" ShapeID="_x0000_i1074" DrawAspect="Content" ObjectID="_1844883326" r:id="rId129"/>
+          <o:OLEObject Type="Embed" ProgID="Equation.DSMT4" ShapeID="_x0000_i1075" DrawAspect="Content" ObjectID="_1846611435" r:id="rId137"/>
         </w:object>
       </w:r>
       <w:r>
@@ -14444,10 +14891,10 @@
           <w:position w:val="-14"/>
         </w:rPr>
         <w:object w:dxaOrig="580" w:dyaOrig="380" w14:anchorId="560685A7">
-          <v:shape id="_x0000_i1075" type="#_x0000_t75" style="width:29.25pt;height:18.75pt" o:ole="">
-            <v:imagedata r:id="rId130" o:title=""/>
+          <v:shape id="_x0000_i1076" type="#_x0000_t75" style="width:29pt;height:19pt" o:ole="">
+            <v:imagedata r:id="rId138" o:title=""/>
           </v:shape>
-          <o:OLEObject Type="Embed" ProgID="Equation.DSMT4" ShapeID="_x0000_i1075" DrawAspect="Content" ObjectID="_1844883327" r:id="rId131"/>
+          <o:OLEObject Type="Embed" ProgID="Equation.DSMT4" ShapeID="_x0000_i1076" DrawAspect="Content" ObjectID="_1846611436" r:id="rId139"/>
         </w:object>
       </w:r>
       <w:r>
@@ -14461,10 +14908,10 @@
           <w:position w:val="-14"/>
         </w:rPr>
         <w:object w:dxaOrig="720" w:dyaOrig="380" w14:anchorId="4FA12021">
-          <v:shape id="_x0000_i1076" type="#_x0000_t75" style="width:36.75pt;height:18.75pt" o:ole="">
-            <v:imagedata r:id="rId132" o:title=""/>
+          <v:shape id="_x0000_i1077" type="#_x0000_t75" style="width:36.5pt;height:19pt" o:ole="">
+            <v:imagedata r:id="rId140" o:title=""/>
           </v:shape>
-          <o:OLEObject Type="Embed" ProgID="Equation.DSMT4" ShapeID="_x0000_i1076" DrawAspect="Content" ObjectID="_1844883328" r:id="rId133"/>
+          <o:OLEObject Type="Embed" ProgID="Equation.DSMT4" ShapeID="_x0000_i1077" DrawAspect="Content" ObjectID="_1846611437" r:id="rId141"/>
         </w:object>
       </w:r>
       <w:r>
@@ -14514,6 +14961,7 @@
                 <w:noProof/>
                 <w:lang w:val="en-CA"/>
               </w:rPr>
+              <w:lastRenderedPageBreak/>
               <w:drawing>
                 <wp:inline distT="0" distB="0" distL="0" distR="0" wp14:anchorId="4294AB1A" wp14:editId="57E0C2E7">
                   <wp:extent cx="1945694" cy="3625794"/>
@@ -14530,7 +14978,7 @@
                           <pic:cNvPicPr/>
                         </pic:nvPicPr>
                         <pic:blipFill>
-                          <a:blip r:embed="rId134" cstate="print">
+                          <a:blip r:embed="rId142" cstate="print">
                             <a:extLst>
                               <a:ext uri="{28A0092B-C50C-407E-A947-70E740481C1C}">
                                 <a14:useLocalDpi xmlns:a14="http://schemas.microsoft.com/office/drawing/2010/main" val="0"/>
@@ -14805,7 +15253,7 @@
         <w:rPr>
           <w:noProof/>
         </w:rPr>
-        <w:t>6</w:t>
+        <w:t>10</w:t>
       </w:r>
       <w:r>
         <w:rPr>
@@ -14886,7 +15334,7 @@
         <w:rPr>
           <w:noProof/>
         </w:rPr>
-        <w:t>7</w:t>
+        <w:t>11</w:t>
       </w:r>
       <w:r>
         <w:rPr>
@@ -14942,10 +15390,10 @@
                 <w:position w:val="-12"/>
               </w:rPr>
               <w:object w:dxaOrig="3460" w:dyaOrig="360" w14:anchorId="40C5A2C7">
-                <v:shape id="_x0000_i1077" type="#_x0000_t75" style="width:173.25pt;height:18pt" o:ole="">
-                  <v:imagedata r:id="rId135" o:title=""/>
+                <v:shape id="_x0000_i1078" type="#_x0000_t75" style="width:173pt;height:18.5pt" o:ole="">
+                  <v:imagedata r:id="rId143" o:title=""/>
                 </v:shape>
-                <o:OLEObject Type="Embed" ProgID="Equation.DSMT4" ShapeID="_x0000_i1077" DrawAspect="Content" ObjectID="_1844883329" r:id="rId136"/>
+                <o:OLEObject Type="Embed" ProgID="Equation.DSMT4" ShapeID="_x0000_i1078" DrawAspect="Content" ObjectID="_1846611438" r:id="rId144"/>
               </w:object>
             </w:r>
           </w:p>
@@ -14985,7 +15433,7 @@
               <w:rPr>
                 <w:noProof/>
               </w:rPr>
-              <w:t>6</w:t>
+              <w:t>10</w:t>
             </w:r>
             <w:r>
               <w:fldChar w:fldCharType="end"/>
@@ -15016,10 +15464,10 @@
                 <w:position w:val="-12"/>
               </w:rPr>
               <w:object w:dxaOrig="4540" w:dyaOrig="380" w14:anchorId="6FD1E4C6">
-                <v:shape id="_x0000_i1078" type="#_x0000_t75" style="width:227.25pt;height:18.75pt" o:ole="">
-                  <v:imagedata r:id="rId137" o:title=""/>
+                <v:shape id="_x0000_i1079" type="#_x0000_t75" style="width:227pt;height:19pt" o:ole="">
+                  <v:imagedata r:id="rId145" o:title=""/>
                 </v:shape>
-                <o:OLEObject Type="Embed" ProgID="Equation.DSMT4" ShapeID="_x0000_i1078" DrawAspect="Content" ObjectID="_1844883330" r:id="rId138"/>
+                <o:OLEObject Type="Embed" ProgID="Equation.DSMT4" ShapeID="_x0000_i1079" DrawAspect="Content" ObjectID="_1846611439" r:id="rId146"/>
               </w:object>
             </w:r>
           </w:p>
@@ -15059,7 +15507,7 @@
               <w:rPr>
                 <w:noProof/>
               </w:rPr>
-              <w:t>7</w:t>
+              <w:t>11</w:t>
             </w:r>
             <w:r>
               <w:fldChar w:fldCharType="end"/>
@@ -15136,7 +15584,7 @@
         <w:rPr>
           <w:noProof/>
         </w:rPr>
-        <w:t>6</w:t>
+        <w:t>10</w:t>
       </w:r>
       <w:r>
         <w:rPr>
@@ -15190,7 +15638,7 @@
         <w:rPr>
           <w:noProof/>
         </w:rPr>
-        <w:t>7</w:t>
+        <w:t>11</w:t>
       </w:r>
       <w:r>
         <w:rPr>
@@ -15271,7 +15719,7 @@
         <w:rPr>
           <w:noProof/>
         </w:rPr>
-        <w:t>8</w:t>
+        <w:t>12</w:t>
       </w:r>
       <w:r>
         <w:rPr>
@@ -15327,10 +15775,10 @@
                 <w:position w:val="-32"/>
               </w:rPr>
               <w:object w:dxaOrig="4980" w:dyaOrig="760" w14:anchorId="7AFD0E2E">
-                <v:shape id="_x0000_i1079" type="#_x0000_t75" style="width:249pt;height:38.25pt" o:ole="">
-                  <v:imagedata r:id="rId139" o:title=""/>
+                <v:shape id="_x0000_i1080" type="#_x0000_t75" style="width:249pt;height:38pt" o:ole="">
+                  <v:imagedata r:id="rId147" o:title=""/>
                 </v:shape>
-                <o:OLEObject Type="Embed" ProgID="Equation.DSMT4" ShapeID="_x0000_i1079" DrawAspect="Content" ObjectID="_1844883331" r:id="rId140"/>
+                <o:OLEObject Type="Embed" ProgID="Equation.DSMT4" ShapeID="_x0000_i1080" DrawAspect="Content" ObjectID="_1846611440" r:id="rId148"/>
               </w:object>
             </w:r>
           </w:p>
@@ -15370,7 +15818,7 @@
               <w:rPr>
                 <w:noProof/>
               </w:rPr>
-              <w:t>8</w:t>
+              <w:t>12</w:t>
             </w:r>
             <w:r>
               <w:fldChar w:fldCharType="end"/>
@@ -15398,10 +15846,10 @@
           <w:position w:val="-12"/>
         </w:rPr>
         <w:object w:dxaOrig="360" w:dyaOrig="360" w14:anchorId="5207E33A">
-          <v:shape id="_x0000_i1080" type="#_x0000_t75" style="width:18pt;height:18pt" o:ole="">
-            <v:imagedata r:id="rId141" o:title=""/>
+          <v:shape id="_x0000_i1081" type="#_x0000_t75" style="width:18.5pt;height:18.5pt" o:ole="">
+            <v:imagedata r:id="rId149" o:title=""/>
           </v:shape>
-          <o:OLEObject Type="Embed" ProgID="Equation.DSMT4" ShapeID="_x0000_i1080" DrawAspect="Content" ObjectID="_1844883332" r:id="rId142"/>
+          <o:OLEObject Type="Embed" ProgID="Equation.DSMT4" ShapeID="_x0000_i1081" DrawAspect="Content" ObjectID="_1846611441" r:id="rId150"/>
         </w:object>
       </w:r>
       <w:r>
@@ -15421,10 +15869,10 @@
           <w:position w:val="-14"/>
         </w:rPr>
         <w:object w:dxaOrig="580" w:dyaOrig="380" w14:anchorId="52980EA0">
-          <v:shape id="_x0000_i1081" type="#_x0000_t75" style="width:29.25pt;height:18.75pt" o:ole="">
-            <v:imagedata r:id="rId130" o:title=""/>
+          <v:shape id="_x0000_i1082" type="#_x0000_t75" style="width:29pt;height:19pt" o:ole="">
+            <v:imagedata r:id="rId138" o:title=""/>
           </v:shape>
-          <o:OLEObject Type="Embed" ProgID="Equation.DSMT4" ShapeID="_x0000_i1081" DrawAspect="Content" ObjectID="_1844883333" r:id="rId143"/>
+          <o:OLEObject Type="Embed" ProgID="Equation.DSMT4" ShapeID="_x0000_i1082" DrawAspect="Content" ObjectID="_1846611442" r:id="rId151"/>
         </w:object>
       </w:r>
       <w:r>
@@ -15438,10 +15886,10 @@
           <w:position w:val="-12"/>
         </w:rPr>
         <w:object w:dxaOrig="300" w:dyaOrig="360" w14:anchorId="290404AF">
-          <v:shape id="_x0000_i1082" type="#_x0000_t75" style="width:15pt;height:18pt" o:ole="">
-            <v:imagedata r:id="rId144" o:title=""/>
+          <v:shape id="_x0000_i1083" type="#_x0000_t75" style="width:15pt;height:18.5pt" o:ole="">
+            <v:imagedata r:id="rId152" o:title=""/>
           </v:shape>
-          <o:OLEObject Type="Embed" ProgID="Equation.DSMT4" ShapeID="_x0000_i1082" DrawAspect="Content" ObjectID="_1844883334" r:id="rId145"/>
+          <o:OLEObject Type="Embed" ProgID="Equation.DSMT4" ShapeID="_x0000_i1083" DrawAspect="Content" ObjectID="_1846611443" r:id="rId153"/>
         </w:object>
       </w:r>
       <w:r>
@@ -15455,10 +15903,10 @@
           <w:position w:val="-12"/>
         </w:rPr>
         <w:object w:dxaOrig="360" w:dyaOrig="360" w14:anchorId="725081E7">
-          <v:shape id="_x0000_i1083" type="#_x0000_t75" style="width:18pt;height:18pt" o:ole="">
-            <v:imagedata r:id="rId141" o:title=""/>
+          <v:shape id="_x0000_i1084" type="#_x0000_t75" style="width:18.5pt;height:18.5pt" o:ole="">
+            <v:imagedata r:id="rId149" o:title=""/>
           </v:shape>
-          <o:OLEObject Type="Embed" ProgID="Equation.DSMT4" ShapeID="_x0000_i1083" DrawAspect="Content" ObjectID="_1844883335" r:id="rId146"/>
+          <o:OLEObject Type="Embed" ProgID="Equation.DSMT4" ShapeID="_x0000_i1084" DrawAspect="Content" ObjectID="_1846611444" r:id="rId154"/>
         </w:object>
       </w:r>
       <w:r>
@@ -15495,7 +15943,7 @@
         <w:rPr>
           <w:noProof/>
         </w:rPr>
-        <w:t>9</w:t>
+        <w:t>13</w:t>
       </w:r>
       <w:r>
         <w:rPr>
@@ -15547,10 +15995,10 @@
                 <w:position w:val="-14"/>
               </w:rPr>
               <w:object w:dxaOrig="1340" w:dyaOrig="380" w14:anchorId="02FB0467">
-                <v:shape id="_x0000_i1084" type="#_x0000_t75" style="width:66.75pt;height:18.75pt" o:ole="">
-                  <v:imagedata r:id="rId147" o:title=""/>
+                <v:shape id="_x0000_i1085" type="#_x0000_t75" style="width:66.5pt;height:19pt" o:ole="">
+                  <v:imagedata r:id="rId155" o:title=""/>
                 </v:shape>
-                <o:OLEObject Type="Embed" ProgID="Equation.DSMT4" ShapeID="_x0000_i1084" DrawAspect="Content" ObjectID="_1844883336" r:id="rId148"/>
+                <o:OLEObject Type="Embed" ProgID="Equation.DSMT4" ShapeID="_x0000_i1085" DrawAspect="Content" ObjectID="_1846611445" r:id="rId156"/>
               </w:object>
             </w:r>
           </w:p>
@@ -15590,7 +16038,7 @@
               <w:rPr>
                 <w:noProof/>
               </w:rPr>
-              <w:t>9</w:t>
+              <w:t>13</w:t>
             </w:r>
             <w:r>
               <w:fldChar w:fldCharType="end"/>
@@ -15676,7 +16124,7 @@
                           </pic:cNvPicPr>
                         </pic:nvPicPr>
                         <pic:blipFill>
-                          <a:blip r:embed="rId149">
+                          <a:blip r:embed="rId157">
                             <a:extLst>
                               <a:ext uri="{28A0092B-C50C-407E-A947-70E740481C1C}">
                                 <a14:useLocalDpi xmlns:a14="http://schemas.microsoft.com/office/drawing/2010/main" val="0"/>
@@ -15838,10 +16286,10 @@
           <w:lang w:val="en-US"/>
         </w:rPr>
         <w:object w:dxaOrig="400" w:dyaOrig="380" w14:anchorId="03A4AA7B">
-          <v:shape id="_x0000_i1085" type="#_x0000_t75" style="width:20.25pt;height:18.75pt" o:ole="">
-            <v:imagedata r:id="rId150" o:title=""/>
+          <v:shape id="_x0000_i1086" type="#_x0000_t75" style="width:20.5pt;height:19pt" o:ole="">
+            <v:imagedata r:id="rId158" o:title=""/>
           </v:shape>
-          <o:OLEObject Type="Embed" ProgID="Equation.DSMT4" ShapeID="_x0000_i1085" DrawAspect="Content" ObjectID="_1844883337" r:id="rId151"/>
+          <o:OLEObject Type="Embed" ProgID="Equation.DSMT4" ShapeID="_x0000_i1086" DrawAspect="Content" ObjectID="_1846611446" r:id="rId159"/>
         </w:object>
       </w:r>
       <w:r>
@@ -15903,7 +16351,7 @@
         <w:rPr>
           <w:noProof/>
         </w:rPr>
-        <w:t>10</w:t>
+        <w:t>14</w:t>
       </w:r>
       <w:r>
         <w:rPr>
@@ -15959,10 +16407,10 @@
                 <w:position w:val="-38"/>
               </w:rPr>
               <w:object w:dxaOrig="3420" w:dyaOrig="880" w14:anchorId="04B30234">
-                <v:shape id="_x0000_i1086" type="#_x0000_t75" style="width:171pt;height:44.25pt" o:ole="">
-                  <v:imagedata r:id="rId152" o:title=""/>
+                <v:shape id="_x0000_i1087" type="#_x0000_t75" style="width:171pt;height:44pt" o:ole="">
+                  <v:imagedata r:id="rId160" o:title=""/>
                 </v:shape>
-                <o:OLEObject Type="Embed" ProgID="Equation.DSMT4" ShapeID="_x0000_i1086" DrawAspect="Content" ObjectID="_1844883338" r:id="rId153"/>
+                <o:OLEObject Type="Embed" ProgID="Equation.DSMT4" ShapeID="_x0000_i1087" DrawAspect="Content" ObjectID="_1846611447" r:id="rId161"/>
               </w:object>
             </w:r>
           </w:p>
@@ -16002,7 +16450,7 @@
               <w:rPr>
                 <w:noProof/>
               </w:rPr>
-              <w:t>10</w:t>
+              <w:t>14</w:t>
             </w:r>
             <w:r>
               <w:fldChar w:fldCharType="end"/>
@@ -16055,6 +16503,7 @@
           <w:rFonts w:hint="eastAsia"/>
           <w:lang w:val="en-CA"/>
         </w:rPr>
+        <w:lastRenderedPageBreak/>
         <w:t>設計參數範圍</w:t>
       </w:r>
       <w:bookmarkEnd w:id="51"/>
@@ -16125,7 +16574,7 @@
       </w:r>
     </w:p>
     <w:sectPr>
-      <w:footerReference w:type="default" r:id="rId154"/>
+      <w:footerReference w:type="default" r:id="rId162"/>
       <w:type w:val="continuous"/>
       <w:pgSz w:w="11906" w:h="16838"/>
       <w:pgMar w:top="1440" w:right="1800" w:bottom="1440" w:left="1800" w:header="851" w:footer="992" w:gutter="0"/>
@@ -18016,7 +18465,7 @@
     <w:lsdException w:name="Table Web 2" w:semiHidden="1" w:unhideWhenUsed="1"/>
     <w:lsdException w:name="Table Web 3" w:semiHidden="1" w:unhideWhenUsed="1"/>
     <w:lsdException w:name="Balloon Text" w:semiHidden="1" w:unhideWhenUsed="1"/>
-    <w:lsdException w:name="Table Grid" w:uiPriority="39"/>
+    <w:lsdException w:name="Table Grid" w:uiPriority="0"/>
     <w:lsdException w:name="Table Theme" w:semiHidden="1" w:unhideWhenUsed="1"/>
     <w:lsdException w:name="Placeholder Text" w:semiHidden="1"/>
     <w:lsdException w:name="No Spacing" w:uiPriority="1" w:qFormat="1"/>
@@ -18242,7 +18691,7 @@
   <w:style w:type="paragraph" w:default="1" w:styleId="a3">
     <w:name w:val="Normal"/>
     <w:qFormat/>
-    <w:rsid w:val="006E7563"/>
+    <w:rsid w:val="002F5116"/>
     <w:pPr>
       <w:widowControl w:val="0"/>
     </w:pPr>
@@ -18774,7 +19223,6 @@
   <w:style w:type="table" w:styleId="af2">
     <w:name w:val="Table Grid"/>
     <w:basedOn w:val="a5"/>
-    <w:uiPriority w:val="39"/>
     <w:rsid w:val="003C0AB7"/>
     <w:pPr>
       <w:spacing w:after="0" w:line="240" w:lineRule="auto"/>
